--- a/2 semestr/6 old/Практична робота 6.docx
+++ b/2 semestr/6 old/Практична робота 6.docx
@@ -1503,6 +1503,4425 @@
     <w:p/>
     <w:p>
       <w:r>
+        <w:t xml:space="preserve">Для запиту в </w:t>
+      </w:r>
+      <w:r>
+        <w:rPr>
+          <w:lang w:val="en-US"/>
+        </w:rPr>
+        <w:t>MySQL</w:t>
+      </w:r>
+      <w:r>
+        <w:t xml:space="preserve"> </w:t>
+      </w:r>
+      <w:r>
+        <w:t>переробимо їх під відповідну мовуЖ</w:t>
+      </w:r>
+    </w:p>
+    <w:p>
+      <w:pPr>
+        <w:tabs>
+          <w:tab w:val="left" w:pos="916"/>
+          <w:tab w:val="left" w:pos="1832"/>
+          <w:tab w:val="left" w:pos="2748"/>
+          <w:tab w:val="left" w:pos="3664"/>
+          <w:tab w:val="left" w:pos="4580"/>
+          <w:tab w:val="left" w:pos="5496"/>
+          <w:tab w:val="left" w:pos="6412"/>
+          <w:tab w:val="left" w:pos="7328"/>
+          <w:tab w:val="left" w:pos="8244"/>
+          <w:tab w:val="left" w:pos="9160"/>
+          <w:tab w:val="left" w:pos="10076"/>
+          <w:tab w:val="left" w:pos="10992"/>
+          <w:tab w:val="left" w:pos="11908"/>
+          <w:tab w:val="left" w:pos="12824"/>
+          <w:tab w:val="left" w:pos="13740"/>
+          <w:tab w:val="left" w:pos="14656"/>
+        </w:tabs>
+        <w:spacing w:after="0" w:line="300" w:lineRule="auto"/>
+        <w:rPr>
+          <w:rFonts w:ascii="Courier New" w:eastAsia="Times New Roman" w:hAnsi="Courier New" w:cs="Courier New"/>
+          <w:kern w:val="0"/>
+          <w:sz w:val="20"/>
+          <w:szCs w:val="20"/>
+          <w:lang w:eastAsia="uk-UA"/>
+          <w14:ligatures w14:val="none"/>
+        </w:rPr>
+      </w:pPr>
+      <w:r>
+        <w:rPr>
+          <w:rFonts w:ascii="Courier New" w:eastAsia="Times New Roman" w:hAnsi="Courier New" w:cs="Courier New"/>
+          <w:color w:val="888888"/>
+          <w:kern w:val="0"/>
+          <w:sz w:val="20"/>
+          <w:szCs w:val="20"/>
+          <w:lang w:eastAsia="uk-UA"/>
+          <w14:ligatures w14:val="none"/>
+        </w:rPr>
+        <w:t>-- 1. Повна інформація про всі проекти в Дніпрі</w:t>
+      </w:r>
+    </w:p>
+    <w:p>
+      <w:pPr>
+        <w:tabs>
+          <w:tab w:val="left" w:pos="916"/>
+          <w:tab w:val="left" w:pos="1832"/>
+          <w:tab w:val="left" w:pos="2748"/>
+          <w:tab w:val="left" w:pos="3664"/>
+          <w:tab w:val="left" w:pos="4580"/>
+          <w:tab w:val="left" w:pos="5496"/>
+          <w:tab w:val="left" w:pos="6412"/>
+          <w:tab w:val="left" w:pos="7328"/>
+          <w:tab w:val="left" w:pos="8244"/>
+          <w:tab w:val="left" w:pos="9160"/>
+          <w:tab w:val="left" w:pos="10076"/>
+          <w:tab w:val="left" w:pos="10992"/>
+          <w:tab w:val="left" w:pos="11908"/>
+          <w:tab w:val="left" w:pos="12824"/>
+          <w:tab w:val="left" w:pos="13740"/>
+          <w:tab w:val="left" w:pos="14656"/>
+        </w:tabs>
+        <w:spacing w:after="0" w:line="300" w:lineRule="auto"/>
+        <w:rPr>
+          <w:rFonts w:ascii="Courier New" w:eastAsia="Times New Roman" w:hAnsi="Courier New" w:cs="Courier New"/>
+          <w:kern w:val="0"/>
+          <w:sz w:val="20"/>
+          <w:szCs w:val="20"/>
+          <w:lang w:eastAsia="uk-UA"/>
+          <w14:ligatures w14:val="none"/>
+        </w:rPr>
+      </w:pPr>
+      <w:r>
+        <w:rPr>
+          <w:rFonts w:ascii="Courier New" w:eastAsia="Times New Roman" w:hAnsi="Courier New" w:cs="Courier New"/>
+          <w:b/>
+          <w:bCs/>
+          <w:color w:val="008800"/>
+          <w:kern w:val="0"/>
+          <w:sz w:val="20"/>
+          <w:szCs w:val="20"/>
+          <w:lang w:eastAsia="uk-UA"/>
+          <w14:ligatures w14:val="none"/>
+        </w:rPr>
+        <w:t>SELECT</w:t>
+      </w:r>
+      <w:r>
+        <w:rPr>
+          <w:rFonts w:ascii="Courier New" w:eastAsia="Times New Roman" w:hAnsi="Courier New" w:cs="Courier New"/>
+          <w:kern w:val="0"/>
+          <w:sz w:val="20"/>
+          <w:szCs w:val="20"/>
+          <w:lang w:eastAsia="uk-UA"/>
+          <w14:ligatures w14:val="none"/>
+        </w:rPr>
+        <w:t xml:space="preserve"> </w:t>
+      </w:r>
+      <w:r>
+        <w:rPr>
+          <w:rFonts w:ascii="Courier New" w:eastAsia="Times New Roman" w:hAnsi="Courier New" w:cs="Courier New"/>
+          <w:color w:val="333333"/>
+          <w:kern w:val="0"/>
+          <w:sz w:val="20"/>
+          <w:szCs w:val="20"/>
+          <w:lang w:eastAsia="uk-UA"/>
+          <w14:ligatures w14:val="none"/>
+        </w:rPr>
+        <w:t>*</w:t>
+      </w:r>
+      <w:r>
+        <w:rPr>
+          <w:rFonts w:ascii="Courier New" w:eastAsia="Times New Roman" w:hAnsi="Courier New" w:cs="Courier New"/>
+          <w:kern w:val="0"/>
+          <w:sz w:val="20"/>
+          <w:szCs w:val="20"/>
+          <w:lang w:eastAsia="uk-UA"/>
+          <w14:ligatures w14:val="none"/>
+        </w:rPr>
+        <w:t xml:space="preserve"> </w:t>
+      </w:r>
+      <w:r>
+        <w:rPr>
+          <w:rFonts w:ascii="Courier New" w:eastAsia="Times New Roman" w:hAnsi="Courier New" w:cs="Courier New"/>
+          <w:b/>
+          <w:bCs/>
+          <w:color w:val="008800"/>
+          <w:kern w:val="0"/>
+          <w:sz w:val="20"/>
+          <w:szCs w:val="20"/>
+          <w:lang w:eastAsia="uk-UA"/>
+          <w14:ligatures w14:val="none"/>
+        </w:rPr>
+        <w:t>FROM</w:t>
+      </w:r>
+      <w:r>
+        <w:rPr>
+          <w:rFonts w:ascii="Courier New" w:eastAsia="Times New Roman" w:hAnsi="Courier New" w:cs="Courier New"/>
+          <w:kern w:val="0"/>
+          <w:sz w:val="20"/>
+          <w:szCs w:val="20"/>
+          <w:lang w:eastAsia="uk-UA"/>
+          <w14:ligatures w14:val="none"/>
+        </w:rPr>
+        <w:t xml:space="preserve"> J </w:t>
+      </w:r>
+      <w:r>
+        <w:rPr>
+          <w:rFonts w:ascii="Courier New" w:eastAsia="Times New Roman" w:hAnsi="Courier New" w:cs="Courier New"/>
+          <w:b/>
+          <w:bCs/>
+          <w:color w:val="008800"/>
+          <w:kern w:val="0"/>
+          <w:sz w:val="20"/>
+          <w:szCs w:val="20"/>
+          <w:lang w:eastAsia="uk-UA"/>
+          <w14:ligatures w14:val="none"/>
+        </w:rPr>
+        <w:t>WHERE</w:t>
+      </w:r>
+      <w:r>
+        <w:rPr>
+          <w:rFonts w:ascii="Courier New" w:eastAsia="Times New Roman" w:hAnsi="Courier New" w:cs="Courier New"/>
+          <w:kern w:val="0"/>
+          <w:sz w:val="20"/>
+          <w:szCs w:val="20"/>
+          <w:lang w:eastAsia="uk-UA"/>
+          <w14:ligatures w14:val="none"/>
+        </w:rPr>
+        <w:t xml:space="preserve"> CITY </w:t>
+      </w:r>
+      <w:r>
+        <w:rPr>
+          <w:rFonts w:ascii="Courier New" w:eastAsia="Times New Roman" w:hAnsi="Courier New" w:cs="Courier New"/>
+          <w:color w:val="333333"/>
+          <w:kern w:val="0"/>
+          <w:sz w:val="20"/>
+          <w:szCs w:val="20"/>
+          <w:lang w:eastAsia="uk-UA"/>
+          <w14:ligatures w14:val="none"/>
+        </w:rPr>
+        <w:t>=</w:t>
+      </w:r>
+      <w:r>
+        <w:rPr>
+          <w:rFonts w:ascii="Courier New" w:eastAsia="Times New Roman" w:hAnsi="Courier New" w:cs="Courier New"/>
+          <w:kern w:val="0"/>
+          <w:sz w:val="20"/>
+          <w:szCs w:val="20"/>
+          <w:lang w:eastAsia="uk-UA"/>
+          <w14:ligatures w14:val="none"/>
+        </w:rPr>
+        <w:t xml:space="preserve"> </w:t>
+      </w:r>
+      <w:r>
+        <w:rPr>
+          <w:rFonts w:ascii="Courier New" w:eastAsia="Times New Roman" w:hAnsi="Courier New" w:cs="Courier New"/>
+          <w:kern w:val="0"/>
+          <w:sz w:val="20"/>
+          <w:szCs w:val="20"/>
+          <w:shd w:val="clear" w:color="auto" w:fill="FFF0F0"/>
+          <w:lang w:eastAsia="uk-UA"/>
+          <w14:ligatures w14:val="none"/>
+        </w:rPr>
+        <w:t>'Дніпро'</w:t>
+      </w:r>
+      <w:r>
+        <w:rPr>
+          <w:rFonts w:ascii="Courier New" w:eastAsia="Times New Roman" w:hAnsi="Courier New" w:cs="Courier New"/>
+          <w:kern w:val="0"/>
+          <w:sz w:val="20"/>
+          <w:szCs w:val="20"/>
+          <w:lang w:eastAsia="uk-UA"/>
+          <w14:ligatures w14:val="none"/>
+        </w:rPr>
+        <w:t>;</w:t>
+      </w:r>
+    </w:p>
+    <w:p>
+      <w:pPr>
+        <w:tabs>
+          <w:tab w:val="left" w:pos="916"/>
+          <w:tab w:val="left" w:pos="1832"/>
+          <w:tab w:val="left" w:pos="2748"/>
+          <w:tab w:val="left" w:pos="3664"/>
+          <w:tab w:val="left" w:pos="4580"/>
+          <w:tab w:val="left" w:pos="5496"/>
+          <w:tab w:val="left" w:pos="6412"/>
+          <w:tab w:val="left" w:pos="7328"/>
+          <w:tab w:val="left" w:pos="8244"/>
+          <w:tab w:val="left" w:pos="9160"/>
+          <w:tab w:val="left" w:pos="10076"/>
+          <w:tab w:val="left" w:pos="10992"/>
+          <w:tab w:val="left" w:pos="11908"/>
+          <w:tab w:val="left" w:pos="12824"/>
+          <w:tab w:val="left" w:pos="13740"/>
+          <w:tab w:val="left" w:pos="14656"/>
+        </w:tabs>
+        <w:spacing w:after="0" w:line="300" w:lineRule="auto"/>
+        <w:rPr>
+          <w:rFonts w:ascii="Courier New" w:eastAsia="Times New Roman" w:hAnsi="Courier New" w:cs="Courier New"/>
+          <w:kern w:val="0"/>
+          <w:sz w:val="20"/>
+          <w:szCs w:val="20"/>
+          <w:lang w:eastAsia="uk-UA"/>
+          <w14:ligatures w14:val="none"/>
+        </w:rPr>
+      </w:pPr>
+    </w:p>
+    <w:p>
+      <w:pPr>
+        <w:tabs>
+          <w:tab w:val="left" w:pos="916"/>
+          <w:tab w:val="left" w:pos="1832"/>
+          <w:tab w:val="left" w:pos="2748"/>
+          <w:tab w:val="left" w:pos="3664"/>
+          <w:tab w:val="left" w:pos="4580"/>
+          <w:tab w:val="left" w:pos="5496"/>
+          <w:tab w:val="left" w:pos="6412"/>
+          <w:tab w:val="left" w:pos="7328"/>
+          <w:tab w:val="left" w:pos="8244"/>
+          <w:tab w:val="left" w:pos="9160"/>
+          <w:tab w:val="left" w:pos="10076"/>
+          <w:tab w:val="left" w:pos="10992"/>
+          <w:tab w:val="left" w:pos="11908"/>
+          <w:tab w:val="left" w:pos="12824"/>
+          <w:tab w:val="left" w:pos="13740"/>
+          <w:tab w:val="left" w:pos="14656"/>
+        </w:tabs>
+        <w:spacing w:after="0" w:line="300" w:lineRule="auto"/>
+        <w:rPr>
+          <w:rFonts w:ascii="Courier New" w:eastAsia="Times New Roman" w:hAnsi="Courier New" w:cs="Courier New"/>
+          <w:kern w:val="0"/>
+          <w:sz w:val="20"/>
+          <w:szCs w:val="20"/>
+          <w:lang w:eastAsia="uk-UA"/>
+          <w14:ligatures w14:val="none"/>
+        </w:rPr>
+      </w:pPr>
+      <w:r>
+        <w:rPr>
+          <w:rFonts w:ascii="Courier New" w:eastAsia="Times New Roman" w:hAnsi="Courier New" w:cs="Courier New"/>
+          <w:color w:val="888888"/>
+          <w:kern w:val="0"/>
+          <w:sz w:val="20"/>
+          <w:szCs w:val="20"/>
+          <w:lang w:eastAsia="uk-UA"/>
+          <w14:ligatures w14:val="none"/>
+        </w:rPr>
+        <w:t>-- 2. Поєднання “ім'я проекту — місто проекту”</w:t>
+      </w:r>
+    </w:p>
+    <w:p>
+      <w:pPr>
+        <w:tabs>
+          <w:tab w:val="left" w:pos="916"/>
+          <w:tab w:val="left" w:pos="1832"/>
+          <w:tab w:val="left" w:pos="2748"/>
+          <w:tab w:val="left" w:pos="3664"/>
+          <w:tab w:val="left" w:pos="4580"/>
+          <w:tab w:val="left" w:pos="5496"/>
+          <w:tab w:val="left" w:pos="6412"/>
+          <w:tab w:val="left" w:pos="7328"/>
+          <w:tab w:val="left" w:pos="8244"/>
+          <w:tab w:val="left" w:pos="9160"/>
+          <w:tab w:val="left" w:pos="10076"/>
+          <w:tab w:val="left" w:pos="10992"/>
+          <w:tab w:val="left" w:pos="11908"/>
+          <w:tab w:val="left" w:pos="12824"/>
+          <w:tab w:val="left" w:pos="13740"/>
+          <w:tab w:val="left" w:pos="14656"/>
+        </w:tabs>
+        <w:spacing w:after="0" w:line="300" w:lineRule="auto"/>
+        <w:rPr>
+          <w:rFonts w:ascii="Courier New" w:eastAsia="Times New Roman" w:hAnsi="Courier New" w:cs="Courier New"/>
+          <w:kern w:val="0"/>
+          <w:sz w:val="20"/>
+          <w:szCs w:val="20"/>
+          <w:lang w:eastAsia="uk-UA"/>
+          <w14:ligatures w14:val="none"/>
+        </w:rPr>
+      </w:pPr>
+      <w:r>
+        <w:rPr>
+          <w:rFonts w:ascii="Courier New" w:eastAsia="Times New Roman" w:hAnsi="Courier New" w:cs="Courier New"/>
+          <w:b/>
+          <w:bCs/>
+          <w:color w:val="008800"/>
+          <w:kern w:val="0"/>
+          <w:sz w:val="20"/>
+          <w:szCs w:val="20"/>
+          <w:lang w:eastAsia="uk-UA"/>
+          <w14:ligatures w14:val="none"/>
+        </w:rPr>
+        <w:t>SELECT</w:t>
+      </w:r>
+      <w:r>
+        <w:rPr>
+          <w:rFonts w:ascii="Courier New" w:eastAsia="Times New Roman" w:hAnsi="Courier New" w:cs="Courier New"/>
+          <w:kern w:val="0"/>
+          <w:sz w:val="20"/>
+          <w:szCs w:val="20"/>
+          <w:lang w:eastAsia="uk-UA"/>
+          <w14:ligatures w14:val="none"/>
+        </w:rPr>
+        <w:t xml:space="preserve"> JNAME, CITY </w:t>
+      </w:r>
+      <w:r>
+        <w:rPr>
+          <w:rFonts w:ascii="Courier New" w:eastAsia="Times New Roman" w:hAnsi="Courier New" w:cs="Courier New"/>
+          <w:b/>
+          <w:bCs/>
+          <w:color w:val="008800"/>
+          <w:kern w:val="0"/>
+          <w:sz w:val="20"/>
+          <w:szCs w:val="20"/>
+          <w:lang w:eastAsia="uk-UA"/>
+          <w14:ligatures w14:val="none"/>
+        </w:rPr>
+        <w:t>FROM</w:t>
+      </w:r>
+      <w:r>
+        <w:rPr>
+          <w:rFonts w:ascii="Courier New" w:eastAsia="Times New Roman" w:hAnsi="Courier New" w:cs="Courier New"/>
+          <w:kern w:val="0"/>
+          <w:sz w:val="20"/>
+          <w:szCs w:val="20"/>
+          <w:lang w:eastAsia="uk-UA"/>
+          <w14:ligatures w14:val="none"/>
+        </w:rPr>
+        <w:t xml:space="preserve"> J;</w:t>
+      </w:r>
+    </w:p>
+    <w:p>
+      <w:pPr>
+        <w:tabs>
+          <w:tab w:val="left" w:pos="916"/>
+          <w:tab w:val="left" w:pos="1832"/>
+          <w:tab w:val="left" w:pos="2748"/>
+          <w:tab w:val="left" w:pos="3664"/>
+          <w:tab w:val="left" w:pos="4580"/>
+          <w:tab w:val="left" w:pos="5496"/>
+          <w:tab w:val="left" w:pos="6412"/>
+          <w:tab w:val="left" w:pos="7328"/>
+          <w:tab w:val="left" w:pos="8244"/>
+          <w:tab w:val="left" w:pos="9160"/>
+          <w:tab w:val="left" w:pos="10076"/>
+          <w:tab w:val="left" w:pos="10992"/>
+          <w:tab w:val="left" w:pos="11908"/>
+          <w:tab w:val="left" w:pos="12824"/>
+          <w:tab w:val="left" w:pos="13740"/>
+          <w:tab w:val="left" w:pos="14656"/>
+        </w:tabs>
+        <w:spacing w:after="0" w:line="300" w:lineRule="auto"/>
+        <w:rPr>
+          <w:rFonts w:ascii="Courier New" w:eastAsia="Times New Roman" w:hAnsi="Courier New" w:cs="Courier New"/>
+          <w:kern w:val="0"/>
+          <w:sz w:val="20"/>
+          <w:szCs w:val="20"/>
+          <w:lang w:eastAsia="uk-UA"/>
+          <w14:ligatures w14:val="none"/>
+        </w:rPr>
+      </w:pPr>
+    </w:p>
+    <w:p>
+      <w:pPr>
+        <w:tabs>
+          <w:tab w:val="left" w:pos="916"/>
+          <w:tab w:val="left" w:pos="1832"/>
+          <w:tab w:val="left" w:pos="2748"/>
+          <w:tab w:val="left" w:pos="3664"/>
+          <w:tab w:val="left" w:pos="4580"/>
+          <w:tab w:val="left" w:pos="5496"/>
+          <w:tab w:val="left" w:pos="6412"/>
+          <w:tab w:val="left" w:pos="7328"/>
+          <w:tab w:val="left" w:pos="8244"/>
+          <w:tab w:val="left" w:pos="9160"/>
+          <w:tab w:val="left" w:pos="10076"/>
+          <w:tab w:val="left" w:pos="10992"/>
+          <w:tab w:val="left" w:pos="11908"/>
+          <w:tab w:val="left" w:pos="12824"/>
+          <w:tab w:val="left" w:pos="13740"/>
+          <w:tab w:val="left" w:pos="14656"/>
+        </w:tabs>
+        <w:spacing w:after="0" w:line="300" w:lineRule="auto"/>
+        <w:rPr>
+          <w:rFonts w:ascii="Courier New" w:eastAsia="Times New Roman" w:hAnsi="Courier New" w:cs="Courier New"/>
+          <w:kern w:val="0"/>
+          <w:sz w:val="20"/>
+          <w:szCs w:val="20"/>
+          <w:lang w:eastAsia="uk-UA"/>
+          <w14:ligatures w14:val="none"/>
+        </w:rPr>
+      </w:pPr>
+      <w:r>
+        <w:rPr>
+          <w:rFonts w:ascii="Courier New" w:eastAsia="Times New Roman" w:hAnsi="Courier New" w:cs="Courier New"/>
+          <w:color w:val="888888"/>
+          <w:kern w:val="0"/>
+          <w:sz w:val="20"/>
+          <w:szCs w:val="20"/>
+          <w:lang w:eastAsia="uk-UA"/>
+          <w14:ligatures w14:val="none"/>
+        </w:rPr>
+        <w:t>-- 3. Імена товарів, ім'я яких складає 5 символів</w:t>
+      </w:r>
+    </w:p>
+    <w:p>
+      <w:pPr>
+        <w:tabs>
+          <w:tab w:val="left" w:pos="916"/>
+          <w:tab w:val="left" w:pos="1832"/>
+          <w:tab w:val="left" w:pos="2748"/>
+          <w:tab w:val="left" w:pos="3664"/>
+          <w:tab w:val="left" w:pos="4580"/>
+          <w:tab w:val="left" w:pos="5496"/>
+          <w:tab w:val="left" w:pos="6412"/>
+          <w:tab w:val="left" w:pos="7328"/>
+          <w:tab w:val="left" w:pos="8244"/>
+          <w:tab w:val="left" w:pos="9160"/>
+          <w:tab w:val="left" w:pos="10076"/>
+          <w:tab w:val="left" w:pos="10992"/>
+          <w:tab w:val="left" w:pos="11908"/>
+          <w:tab w:val="left" w:pos="12824"/>
+          <w:tab w:val="left" w:pos="13740"/>
+          <w:tab w:val="left" w:pos="14656"/>
+        </w:tabs>
+        <w:spacing w:after="0" w:line="300" w:lineRule="auto"/>
+        <w:rPr>
+          <w:rFonts w:ascii="Courier New" w:eastAsia="Times New Roman" w:hAnsi="Courier New" w:cs="Courier New"/>
+          <w:kern w:val="0"/>
+          <w:sz w:val="20"/>
+          <w:szCs w:val="20"/>
+          <w:lang w:eastAsia="uk-UA"/>
+          <w14:ligatures w14:val="none"/>
+        </w:rPr>
+      </w:pPr>
+      <w:r>
+        <w:rPr>
+          <w:rFonts w:ascii="Courier New" w:eastAsia="Times New Roman" w:hAnsi="Courier New" w:cs="Courier New"/>
+          <w:b/>
+          <w:bCs/>
+          <w:color w:val="008800"/>
+          <w:kern w:val="0"/>
+          <w:sz w:val="20"/>
+          <w:szCs w:val="20"/>
+          <w:lang w:eastAsia="uk-UA"/>
+          <w14:ligatures w14:val="none"/>
+        </w:rPr>
+        <w:t>SELECT</w:t>
+      </w:r>
+      <w:r>
+        <w:rPr>
+          <w:rFonts w:ascii="Courier New" w:eastAsia="Times New Roman" w:hAnsi="Courier New" w:cs="Courier New"/>
+          <w:kern w:val="0"/>
+          <w:sz w:val="20"/>
+          <w:szCs w:val="20"/>
+          <w:lang w:eastAsia="uk-UA"/>
+          <w14:ligatures w14:val="none"/>
+        </w:rPr>
+        <w:t xml:space="preserve"> PNAME </w:t>
+      </w:r>
+      <w:r>
+        <w:rPr>
+          <w:rFonts w:ascii="Courier New" w:eastAsia="Times New Roman" w:hAnsi="Courier New" w:cs="Courier New"/>
+          <w:b/>
+          <w:bCs/>
+          <w:color w:val="008800"/>
+          <w:kern w:val="0"/>
+          <w:sz w:val="20"/>
+          <w:szCs w:val="20"/>
+          <w:lang w:eastAsia="uk-UA"/>
+          <w14:ligatures w14:val="none"/>
+        </w:rPr>
+        <w:t>FROM</w:t>
+      </w:r>
+      <w:r>
+        <w:rPr>
+          <w:rFonts w:ascii="Courier New" w:eastAsia="Times New Roman" w:hAnsi="Courier New" w:cs="Courier New"/>
+          <w:kern w:val="0"/>
+          <w:sz w:val="20"/>
+          <w:szCs w:val="20"/>
+          <w:lang w:eastAsia="uk-UA"/>
+          <w14:ligatures w14:val="none"/>
+        </w:rPr>
+        <w:t xml:space="preserve"> P </w:t>
+      </w:r>
+      <w:r>
+        <w:rPr>
+          <w:rFonts w:ascii="Courier New" w:eastAsia="Times New Roman" w:hAnsi="Courier New" w:cs="Courier New"/>
+          <w:b/>
+          <w:bCs/>
+          <w:color w:val="008800"/>
+          <w:kern w:val="0"/>
+          <w:sz w:val="20"/>
+          <w:szCs w:val="20"/>
+          <w:lang w:eastAsia="uk-UA"/>
+          <w14:ligatures w14:val="none"/>
+        </w:rPr>
+        <w:t>WHERE</w:t>
+      </w:r>
+      <w:r>
+        <w:rPr>
+          <w:rFonts w:ascii="Courier New" w:eastAsia="Times New Roman" w:hAnsi="Courier New" w:cs="Courier New"/>
+          <w:kern w:val="0"/>
+          <w:sz w:val="20"/>
+          <w:szCs w:val="20"/>
+          <w:lang w:eastAsia="uk-UA"/>
+          <w14:ligatures w14:val="none"/>
+        </w:rPr>
+        <w:t xml:space="preserve"> </w:t>
+      </w:r>
+      <w:r>
+        <w:rPr>
+          <w:rFonts w:ascii="Courier New" w:eastAsia="Times New Roman" w:hAnsi="Courier New" w:cs="Courier New"/>
+          <w:b/>
+          <w:bCs/>
+          <w:color w:val="008800"/>
+          <w:kern w:val="0"/>
+          <w:sz w:val="20"/>
+          <w:szCs w:val="20"/>
+          <w:lang w:eastAsia="uk-UA"/>
+          <w14:ligatures w14:val="none"/>
+        </w:rPr>
+        <w:t>CHAR_LENGTH</w:t>
+      </w:r>
+      <w:r>
+        <w:rPr>
+          <w:rFonts w:ascii="Courier New" w:eastAsia="Times New Roman" w:hAnsi="Courier New" w:cs="Courier New"/>
+          <w:kern w:val="0"/>
+          <w:sz w:val="20"/>
+          <w:szCs w:val="20"/>
+          <w:lang w:eastAsia="uk-UA"/>
+          <w14:ligatures w14:val="none"/>
+        </w:rPr>
+        <w:t xml:space="preserve">(PNAME) </w:t>
+      </w:r>
+      <w:r>
+        <w:rPr>
+          <w:rFonts w:ascii="Courier New" w:eastAsia="Times New Roman" w:hAnsi="Courier New" w:cs="Courier New"/>
+          <w:color w:val="333333"/>
+          <w:kern w:val="0"/>
+          <w:sz w:val="20"/>
+          <w:szCs w:val="20"/>
+          <w:lang w:eastAsia="uk-UA"/>
+          <w14:ligatures w14:val="none"/>
+        </w:rPr>
+        <w:t>=</w:t>
+      </w:r>
+      <w:r>
+        <w:rPr>
+          <w:rFonts w:ascii="Courier New" w:eastAsia="Times New Roman" w:hAnsi="Courier New" w:cs="Courier New"/>
+          <w:kern w:val="0"/>
+          <w:sz w:val="20"/>
+          <w:szCs w:val="20"/>
+          <w:lang w:eastAsia="uk-UA"/>
+          <w14:ligatures w14:val="none"/>
+        </w:rPr>
+        <w:t xml:space="preserve"> </w:t>
+      </w:r>
+      <w:r>
+        <w:rPr>
+          <w:rFonts w:ascii="Courier New" w:eastAsia="Times New Roman" w:hAnsi="Courier New" w:cs="Courier New"/>
+          <w:b/>
+          <w:bCs/>
+          <w:color w:val="0000DD"/>
+          <w:kern w:val="0"/>
+          <w:sz w:val="20"/>
+          <w:szCs w:val="20"/>
+          <w:lang w:eastAsia="uk-UA"/>
+          <w14:ligatures w14:val="none"/>
+        </w:rPr>
+        <w:t>5</w:t>
+      </w:r>
+      <w:r>
+        <w:rPr>
+          <w:rFonts w:ascii="Courier New" w:eastAsia="Times New Roman" w:hAnsi="Courier New" w:cs="Courier New"/>
+          <w:kern w:val="0"/>
+          <w:sz w:val="20"/>
+          <w:szCs w:val="20"/>
+          <w:lang w:eastAsia="uk-UA"/>
+          <w14:ligatures w14:val="none"/>
+        </w:rPr>
+        <w:t>;</w:t>
+      </w:r>
+    </w:p>
+    <w:p>
+      <w:pPr>
+        <w:tabs>
+          <w:tab w:val="left" w:pos="916"/>
+          <w:tab w:val="left" w:pos="1832"/>
+          <w:tab w:val="left" w:pos="2748"/>
+          <w:tab w:val="left" w:pos="3664"/>
+          <w:tab w:val="left" w:pos="4580"/>
+          <w:tab w:val="left" w:pos="5496"/>
+          <w:tab w:val="left" w:pos="6412"/>
+          <w:tab w:val="left" w:pos="7328"/>
+          <w:tab w:val="left" w:pos="8244"/>
+          <w:tab w:val="left" w:pos="9160"/>
+          <w:tab w:val="left" w:pos="10076"/>
+          <w:tab w:val="left" w:pos="10992"/>
+          <w:tab w:val="left" w:pos="11908"/>
+          <w:tab w:val="left" w:pos="12824"/>
+          <w:tab w:val="left" w:pos="13740"/>
+          <w:tab w:val="left" w:pos="14656"/>
+        </w:tabs>
+        <w:spacing w:after="0" w:line="300" w:lineRule="auto"/>
+        <w:rPr>
+          <w:rFonts w:ascii="Courier New" w:eastAsia="Times New Roman" w:hAnsi="Courier New" w:cs="Courier New"/>
+          <w:kern w:val="0"/>
+          <w:sz w:val="20"/>
+          <w:szCs w:val="20"/>
+          <w:lang w:eastAsia="uk-UA"/>
+          <w14:ligatures w14:val="none"/>
+        </w:rPr>
+      </w:pPr>
+    </w:p>
+    <w:p>
+      <w:pPr>
+        <w:tabs>
+          <w:tab w:val="left" w:pos="916"/>
+          <w:tab w:val="left" w:pos="1832"/>
+          <w:tab w:val="left" w:pos="2748"/>
+          <w:tab w:val="left" w:pos="3664"/>
+          <w:tab w:val="left" w:pos="4580"/>
+          <w:tab w:val="left" w:pos="5496"/>
+          <w:tab w:val="left" w:pos="6412"/>
+          <w:tab w:val="left" w:pos="7328"/>
+          <w:tab w:val="left" w:pos="8244"/>
+          <w:tab w:val="left" w:pos="9160"/>
+          <w:tab w:val="left" w:pos="10076"/>
+          <w:tab w:val="left" w:pos="10992"/>
+          <w:tab w:val="left" w:pos="11908"/>
+          <w:tab w:val="left" w:pos="12824"/>
+          <w:tab w:val="left" w:pos="13740"/>
+          <w:tab w:val="left" w:pos="14656"/>
+        </w:tabs>
+        <w:spacing w:after="0" w:line="300" w:lineRule="auto"/>
+        <w:rPr>
+          <w:rFonts w:ascii="Courier New" w:eastAsia="Times New Roman" w:hAnsi="Courier New" w:cs="Courier New"/>
+          <w:kern w:val="0"/>
+          <w:sz w:val="20"/>
+          <w:szCs w:val="20"/>
+          <w:lang w:eastAsia="uk-UA"/>
+          <w14:ligatures w14:val="none"/>
+        </w:rPr>
+      </w:pPr>
+      <w:r>
+        <w:rPr>
+          <w:rFonts w:ascii="Courier New" w:eastAsia="Times New Roman" w:hAnsi="Courier New" w:cs="Courier New"/>
+          <w:color w:val="888888"/>
+          <w:kern w:val="0"/>
+          <w:sz w:val="20"/>
+          <w:szCs w:val="20"/>
+          <w:lang w:eastAsia="uk-UA"/>
+          <w14:ligatures w14:val="none"/>
+        </w:rPr>
+        <w:t>-- 4. Міста постачальників, статус яких дорівнює 20</w:t>
+      </w:r>
+    </w:p>
+    <w:p>
+      <w:pPr>
+        <w:tabs>
+          <w:tab w:val="left" w:pos="916"/>
+          <w:tab w:val="left" w:pos="1832"/>
+          <w:tab w:val="left" w:pos="2748"/>
+          <w:tab w:val="left" w:pos="3664"/>
+          <w:tab w:val="left" w:pos="4580"/>
+          <w:tab w:val="left" w:pos="5496"/>
+          <w:tab w:val="left" w:pos="6412"/>
+          <w:tab w:val="left" w:pos="7328"/>
+          <w:tab w:val="left" w:pos="8244"/>
+          <w:tab w:val="left" w:pos="9160"/>
+          <w:tab w:val="left" w:pos="10076"/>
+          <w:tab w:val="left" w:pos="10992"/>
+          <w:tab w:val="left" w:pos="11908"/>
+          <w:tab w:val="left" w:pos="12824"/>
+          <w:tab w:val="left" w:pos="13740"/>
+          <w:tab w:val="left" w:pos="14656"/>
+        </w:tabs>
+        <w:spacing w:after="0" w:line="300" w:lineRule="auto"/>
+        <w:rPr>
+          <w:rFonts w:ascii="Courier New" w:eastAsia="Times New Roman" w:hAnsi="Courier New" w:cs="Courier New"/>
+          <w:kern w:val="0"/>
+          <w:sz w:val="20"/>
+          <w:szCs w:val="20"/>
+          <w:lang w:eastAsia="uk-UA"/>
+          <w14:ligatures w14:val="none"/>
+        </w:rPr>
+      </w:pPr>
+      <w:r>
+        <w:rPr>
+          <w:rFonts w:ascii="Courier New" w:eastAsia="Times New Roman" w:hAnsi="Courier New" w:cs="Courier New"/>
+          <w:b/>
+          <w:bCs/>
+          <w:color w:val="008800"/>
+          <w:kern w:val="0"/>
+          <w:sz w:val="20"/>
+          <w:szCs w:val="20"/>
+          <w:lang w:eastAsia="uk-UA"/>
+          <w14:ligatures w14:val="none"/>
+        </w:rPr>
+        <w:t>SELECT</w:t>
+      </w:r>
+      <w:r>
+        <w:rPr>
+          <w:rFonts w:ascii="Courier New" w:eastAsia="Times New Roman" w:hAnsi="Courier New" w:cs="Courier New"/>
+          <w:kern w:val="0"/>
+          <w:sz w:val="20"/>
+          <w:szCs w:val="20"/>
+          <w:lang w:eastAsia="uk-UA"/>
+          <w14:ligatures w14:val="none"/>
+        </w:rPr>
+        <w:t xml:space="preserve"> CITY </w:t>
+      </w:r>
+      <w:r>
+        <w:rPr>
+          <w:rFonts w:ascii="Courier New" w:eastAsia="Times New Roman" w:hAnsi="Courier New" w:cs="Courier New"/>
+          <w:b/>
+          <w:bCs/>
+          <w:color w:val="008800"/>
+          <w:kern w:val="0"/>
+          <w:sz w:val="20"/>
+          <w:szCs w:val="20"/>
+          <w:lang w:eastAsia="uk-UA"/>
+          <w14:ligatures w14:val="none"/>
+        </w:rPr>
+        <w:t>FROM</w:t>
+      </w:r>
+      <w:r>
+        <w:rPr>
+          <w:rFonts w:ascii="Courier New" w:eastAsia="Times New Roman" w:hAnsi="Courier New" w:cs="Courier New"/>
+          <w:kern w:val="0"/>
+          <w:sz w:val="20"/>
+          <w:szCs w:val="20"/>
+          <w:lang w:eastAsia="uk-UA"/>
+          <w14:ligatures w14:val="none"/>
+        </w:rPr>
+        <w:t xml:space="preserve"> S </w:t>
+      </w:r>
+      <w:r>
+        <w:rPr>
+          <w:rFonts w:ascii="Courier New" w:eastAsia="Times New Roman" w:hAnsi="Courier New" w:cs="Courier New"/>
+          <w:b/>
+          <w:bCs/>
+          <w:color w:val="008800"/>
+          <w:kern w:val="0"/>
+          <w:sz w:val="20"/>
+          <w:szCs w:val="20"/>
+          <w:lang w:eastAsia="uk-UA"/>
+          <w14:ligatures w14:val="none"/>
+        </w:rPr>
+        <w:t>WHERE</w:t>
+      </w:r>
+      <w:r>
+        <w:rPr>
+          <w:rFonts w:ascii="Courier New" w:eastAsia="Times New Roman" w:hAnsi="Courier New" w:cs="Courier New"/>
+          <w:kern w:val="0"/>
+          <w:sz w:val="20"/>
+          <w:szCs w:val="20"/>
+          <w:lang w:eastAsia="uk-UA"/>
+          <w14:ligatures w14:val="none"/>
+        </w:rPr>
+        <w:t xml:space="preserve"> STATUS </w:t>
+      </w:r>
+      <w:r>
+        <w:rPr>
+          <w:rFonts w:ascii="Courier New" w:eastAsia="Times New Roman" w:hAnsi="Courier New" w:cs="Courier New"/>
+          <w:color w:val="333333"/>
+          <w:kern w:val="0"/>
+          <w:sz w:val="20"/>
+          <w:szCs w:val="20"/>
+          <w:lang w:eastAsia="uk-UA"/>
+          <w14:ligatures w14:val="none"/>
+        </w:rPr>
+        <w:t>=</w:t>
+      </w:r>
+      <w:r>
+        <w:rPr>
+          <w:rFonts w:ascii="Courier New" w:eastAsia="Times New Roman" w:hAnsi="Courier New" w:cs="Courier New"/>
+          <w:kern w:val="0"/>
+          <w:sz w:val="20"/>
+          <w:szCs w:val="20"/>
+          <w:lang w:eastAsia="uk-UA"/>
+          <w14:ligatures w14:val="none"/>
+        </w:rPr>
+        <w:t xml:space="preserve"> </w:t>
+      </w:r>
+      <w:r>
+        <w:rPr>
+          <w:rFonts w:ascii="Courier New" w:eastAsia="Times New Roman" w:hAnsi="Courier New" w:cs="Courier New"/>
+          <w:b/>
+          <w:bCs/>
+          <w:color w:val="0000DD"/>
+          <w:kern w:val="0"/>
+          <w:sz w:val="20"/>
+          <w:szCs w:val="20"/>
+          <w:lang w:eastAsia="uk-UA"/>
+          <w14:ligatures w14:val="none"/>
+        </w:rPr>
+        <w:t>20</w:t>
+      </w:r>
+      <w:r>
+        <w:rPr>
+          <w:rFonts w:ascii="Courier New" w:eastAsia="Times New Roman" w:hAnsi="Courier New" w:cs="Courier New"/>
+          <w:kern w:val="0"/>
+          <w:sz w:val="20"/>
+          <w:szCs w:val="20"/>
+          <w:lang w:eastAsia="uk-UA"/>
+          <w14:ligatures w14:val="none"/>
+        </w:rPr>
+        <w:t>;</w:t>
+      </w:r>
+    </w:p>
+    <w:p>
+      <w:pPr>
+        <w:tabs>
+          <w:tab w:val="left" w:pos="916"/>
+          <w:tab w:val="left" w:pos="1832"/>
+          <w:tab w:val="left" w:pos="2748"/>
+          <w:tab w:val="left" w:pos="3664"/>
+          <w:tab w:val="left" w:pos="4580"/>
+          <w:tab w:val="left" w:pos="5496"/>
+          <w:tab w:val="left" w:pos="6412"/>
+          <w:tab w:val="left" w:pos="7328"/>
+          <w:tab w:val="left" w:pos="8244"/>
+          <w:tab w:val="left" w:pos="9160"/>
+          <w:tab w:val="left" w:pos="10076"/>
+          <w:tab w:val="left" w:pos="10992"/>
+          <w:tab w:val="left" w:pos="11908"/>
+          <w:tab w:val="left" w:pos="12824"/>
+          <w:tab w:val="left" w:pos="13740"/>
+          <w:tab w:val="left" w:pos="14656"/>
+        </w:tabs>
+        <w:spacing w:after="0" w:line="300" w:lineRule="auto"/>
+        <w:rPr>
+          <w:rFonts w:ascii="Courier New" w:eastAsia="Times New Roman" w:hAnsi="Courier New" w:cs="Courier New"/>
+          <w:kern w:val="0"/>
+          <w:sz w:val="20"/>
+          <w:szCs w:val="20"/>
+          <w:lang w:eastAsia="uk-UA"/>
+          <w14:ligatures w14:val="none"/>
+        </w:rPr>
+      </w:pPr>
+    </w:p>
+    <w:p>
+      <w:pPr>
+        <w:tabs>
+          <w:tab w:val="left" w:pos="916"/>
+          <w:tab w:val="left" w:pos="1832"/>
+          <w:tab w:val="left" w:pos="2748"/>
+          <w:tab w:val="left" w:pos="3664"/>
+          <w:tab w:val="left" w:pos="4580"/>
+          <w:tab w:val="left" w:pos="5496"/>
+          <w:tab w:val="left" w:pos="6412"/>
+          <w:tab w:val="left" w:pos="7328"/>
+          <w:tab w:val="left" w:pos="8244"/>
+          <w:tab w:val="left" w:pos="9160"/>
+          <w:tab w:val="left" w:pos="10076"/>
+          <w:tab w:val="left" w:pos="10992"/>
+          <w:tab w:val="left" w:pos="11908"/>
+          <w:tab w:val="left" w:pos="12824"/>
+          <w:tab w:val="left" w:pos="13740"/>
+          <w:tab w:val="left" w:pos="14656"/>
+        </w:tabs>
+        <w:spacing w:after="0" w:line="300" w:lineRule="auto"/>
+        <w:rPr>
+          <w:rFonts w:ascii="Courier New" w:eastAsia="Times New Roman" w:hAnsi="Courier New" w:cs="Courier New"/>
+          <w:kern w:val="0"/>
+          <w:sz w:val="20"/>
+          <w:szCs w:val="20"/>
+          <w:lang w:eastAsia="uk-UA"/>
+          <w14:ligatures w14:val="none"/>
+        </w:rPr>
+      </w:pPr>
+      <w:r>
+        <w:rPr>
+          <w:rFonts w:ascii="Courier New" w:eastAsia="Times New Roman" w:hAnsi="Courier New" w:cs="Courier New"/>
+          <w:color w:val="888888"/>
+          <w:kern w:val="0"/>
+          <w:sz w:val="20"/>
+          <w:szCs w:val="20"/>
+          <w:lang w:eastAsia="uk-UA"/>
+          <w14:ligatures w14:val="none"/>
+        </w:rPr>
+        <w:t>-- 5. Імена постачальників з Харкова</w:t>
+      </w:r>
+    </w:p>
+    <w:p>
+      <w:pPr>
+        <w:tabs>
+          <w:tab w:val="left" w:pos="916"/>
+          <w:tab w:val="left" w:pos="1832"/>
+          <w:tab w:val="left" w:pos="2748"/>
+          <w:tab w:val="left" w:pos="3664"/>
+          <w:tab w:val="left" w:pos="4580"/>
+          <w:tab w:val="left" w:pos="5496"/>
+          <w:tab w:val="left" w:pos="6412"/>
+          <w:tab w:val="left" w:pos="7328"/>
+          <w:tab w:val="left" w:pos="8244"/>
+          <w:tab w:val="left" w:pos="9160"/>
+          <w:tab w:val="left" w:pos="10076"/>
+          <w:tab w:val="left" w:pos="10992"/>
+          <w:tab w:val="left" w:pos="11908"/>
+          <w:tab w:val="left" w:pos="12824"/>
+          <w:tab w:val="left" w:pos="13740"/>
+          <w:tab w:val="left" w:pos="14656"/>
+        </w:tabs>
+        <w:spacing w:after="0" w:line="300" w:lineRule="auto"/>
+        <w:rPr>
+          <w:rFonts w:ascii="Courier New" w:eastAsia="Times New Roman" w:hAnsi="Courier New" w:cs="Courier New"/>
+          <w:kern w:val="0"/>
+          <w:sz w:val="20"/>
+          <w:szCs w:val="20"/>
+          <w:lang w:eastAsia="uk-UA"/>
+          <w14:ligatures w14:val="none"/>
+        </w:rPr>
+      </w:pPr>
+      <w:r>
+        <w:rPr>
+          <w:rFonts w:ascii="Courier New" w:eastAsia="Times New Roman" w:hAnsi="Courier New" w:cs="Courier New"/>
+          <w:b/>
+          <w:bCs/>
+          <w:color w:val="008800"/>
+          <w:kern w:val="0"/>
+          <w:sz w:val="20"/>
+          <w:szCs w:val="20"/>
+          <w:lang w:eastAsia="uk-UA"/>
+          <w14:ligatures w14:val="none"/>
+        </w:rPr>
+        <w:t>SELECT</w:t>
+      </w:r>
+      <w:r>
+        <w:rPr>
+          <w:rFonts w:ascii="Courier New" w:eastAsia="Times New Roman" w:hAnsi="Courier New" w:cs="Courier New"/>
+          <w:kern w:val="0"/>
+          <w:sz w:val="20"/>
+          <w:szCs w:val="20"/>
+          <w:lang w:eastAsia="uk-UA"/>
+          <w14:ligatures w14:val="none"/>
+        </w:rPr>
+        <w:t xml:space="preserve"> SNAME </w:t>
+      </w:r>
+      <w:r>
+        <w:rPr>
+          <w:rFonts w:ascii="Courier New" w:eastAsia="Times New Roman" w:hAnsi="Courier New" w:cs="Courier New"/>
+          <w:b/>
+          <w:bCs/>
+          <w:color w:val="008800"/>
+          <w:kern w:val="0"/>
+          <w:sz w:val="20"/>
+          <w:szCs w:val="20"/>
+          <w:lang w:eastAsia="uk-UA"/>
+          <w14:ligatures w14:val="none"/>
+        </w:rPr>
+        <w:t>FROM</w:t>
+      </w:r>
+      <w:r>
+        <w:rPr>
+          <w:rFonts w:ascii="Courier New" w:eastAsia="Times New Roman" w:hAnsi="Courier New" w:cs="Courier New"/>
+          <w:kern w:val="0"/>
+          <w:sz w:val="20"/>
+          <w:szCs w:val="20"/>
+          <w:lang w:eastAsia="uk-UA"/>
+          <w14:ligatures w14:val="none"/>
+        </w:rPr>
+        <w:t xml:space="preserve"> S </w:t>
+      </w:r>
+      <w:r>
+        <w:rPr>
+          <w:rFonts w:ascii="Courier New" w:eastAsia="Times New Roman" w:hAnsi="Courier New" w:cs="Courier New"/>
+          <w:b/>
+          <w:bCs/>
+          <w:color w:val="008800"/>
+          <w:kern w:val="0"/>
+          <w:sz w:val="20"/>
+          <w:szCs w:val="20"/>
+          <w:lang w:eastAsia="uk-UA"/>
+          <w14:ligatures w14:val="none"/>
+        </w:rPr>
+        <w:t>WHERE</w:t>
+      </w:r>
+      <w:r>
+        <w:rPr>
+          <w:rFonts w:ascii="Courier New" w:eastAsia="Times New Roman" w:hAnsi="Courier New" w:cs="Courier New"/>
+          <w:kern w:val="0"/>
+          <w:sz w:val="20"/>
+          <w:szCs w:val="20"/>
+          <w:lang w:eastAsia="uk-UA"/>
+          <w14:ligatures w14:val="none"/>
+        </w:rPr>
+        <w:t xml:space="preserve"> CITY </w:t>
+      </w:r>
+      <w:r>
+        <w:rPr>
+          <w:rFonts w:ascii="Courier New" w:eastAsia="Times New Roman" w:hAnsi="Courier New" w:cs="Courier New"/>
+          <w:color w:val="333333"/>
+          <w:kern w:val="0"/>
+          <w:sz w:val="20"/>
+          <w:szCs w:val="20"/>
+          <w:lang w:eastAsia="uk-UA"/>
+          <w14:ligatures w14:val="none"/>
+        </w:rPr>
+        <w:t>=</w:t>
+      </w:r>
+      <w:r>
+        <w:rPr>
+          <w:rFonts w:ascii="Courier New" w:eastAsia="Times New Roman" w:hAnsi="Courier New" w:cs="Courier New"/>
+          <w:kern w:val="0"/>
+          <w:sz w:val="20"/>
+          <w:szCs w:val="20"/>
+          <w:lang w:eastAsia="uk-UA"/>
+          <w14:ligatures w14:val="none"/>
+        </w:rPr>
+        <w:t xml:space="preserve"> </w:t>
+      </w:r>
+      <w:r>
+        <w:rPr>
+          <w:rFonts w:ascii="Courier New" w:eastAsia="Times New Roman" w:hAnsi="Courier New" w:cs="Courier New"/>
+          <w:kern w:val="0"/>
+          <w:sz w:val="20"/>
+          <w:szCs w:val="20"/>
+          <w:shd w:val="clear" w:color="auto" w:fill="FFF0F0"/>
+          <w:lang w:eastAsia="uk-UA"/>
+          <w14:ligatures w14:val="none"/>
+        </w:rPr>
+        <w:t>'Харків'</w:t>
+      </w:r>
+      <w:r>
+        <w:rPr>
+          <w:rFonts w:ascii="Courier New" w:eastAsia="Times New Roman" w:hAnsi="Courier New" w:cs="Courier New"/>
+          <w:kern w:val="0"/>
+          <w:sz w:val="20"/>
+          <w:szCs w:val="20"/>
+          <w:lang w:eastAsia="uk-UA"/>
+          <w14:ligatures w14:val="none"/>
+        </w:rPr>
+        <w:t>;</w:t>
+      </w:r>
+    </w:p>
+    <w:p>
+      <w:pPr>
+        <w:tabs>
+          <w:tab w:val="left" w:pos="916"/>
+          <w:tab w:val="left" w:pos="1832"/>
+          <w:tab w:val="left" w:pos="2748"/>
+          <w:tab w:val="left" w:pos="3664"/>
+          <w:tab w:val="left" w:pos="4580"/>
+          <w:tab w:val="left" w:pos="5496"/>
+          <w:tab w:val="left" w:pos="6412"/>
+          <w:tab w:val="left" w:pos="7328"/>
+          <w:tab w:val="left" w:pos="8244"/>
+          <w:tab w:val="left" w:pos="9160"/>
+          <w:tab w:val="left" w:pos="10076"/>
+          <w:tab w:val="left" w:pos="10992"/>
+          <w:tab w:val="left" w:pos="11908"/>
+          <w:tab w:val="left" w:pos="12824"/>
+          <w:tab w:val="left" w:pos="13740"/>
+          <w:tab w:val="left" w:pos="14656"/>
+        </w:tabs>
+        <w:spacing w:after="0" w:line="300" w:lineRule="auto"/>
+        <w:rPr>
+          <w:rFonts w:ascii="Courier New" w:eastAsia="Times New Roman" w:hAnsi="Courier New" w:cs="Courier New"/>
+          <w:kern w:val="0"/>
+          <w:sz w:val="20"/>
+          <w:szCs w:val="20"/>
+          <w:lang w:eastAsia="uk-UA"/>
+          <w14:ligatures w14:val="none"/>
+        </w:rPr>
+      </w:pPr>
+    </w:p>
+    <w:p>
+      <w:pPr>
+        <w:tabs>
+          <w:tab w:val="left" w:pos="916"/>
+          <w:tab w:val="left" w:pos="1832"/>
+          <w:tab w:val="left" w:pos="2748"/>
+          <w:tab w:val="left" w:pos="3664"/>
+          <w:tab w:val="left" w:pos="4580"/>
+          <w:tab w:val="left" w:pos="5496"/>
+          <w:tab w:val="left" w:pos="6412"/>
+          <w:tab w:val="left" w:pos="7328"/>
+          <w:tab w:val="left" w:pos="8244"/>
+          <w:tab w:val="left" w:pos="9160"/>
+          <w:tab w:val="left" w:pos="10076"/>
+          <w:tab w:val="left" w:pos="10992"/>
+          <w:tab w:val="left" w:pos="11908"/>
+          <w:tab w:val="left" w:pos="12824"/>
+          <w:tab w:val="left" w:pos="13740"/>
+          <w:tab w:val="left" w:pos="14656"/>
+        </w:tabs>
+        <w:spacing w:after="0" w:line="300" w:lineRule="auto"/>
+        <w:rPr>
+          <w:rFonts w:ascii="Courier New" w:eastAsia="Times New Roman" w:hAnsi="Courier New" w:cs="Courier New"/>
+          <w:kern w:val="0"/>
+          <w:sz w:val="20"/>
+          <w:szCs w:val="20"/>
+          <w:lang w:eastAsia="uk-UA"/>
+          <w14:ligatures w14:val="none"/>
+        </w:rPr>
+      </w:pPr>
+      <w:r>
+        <w:rPr>
+          <w:rFonts w:ascii="Courier New" w:eastAsia="Times New Roman" w:hAnsi="Courier New" w:cs="Courier New"/>
+          <w:color w:val="888888"/>
+          <w:kern w:val="0"/>
+          <w:sz w:val="20"/>
+          <w:szCs w:val="20"/>
+          <w:lang w:eastAsia="uk-UA"/>
+          <w14:ligatures w14:val="none"/>
+        </w:rPr>
+        <w:t>-- 6. Імена товарів та їх вага, які постачаються постачальниками S2 та Шевченко</w:t>
+      </w:r>
+    </w:p>
+    <w:p>
+      <w:pPr>
+        <w:tabs>
+          <w:tab w:val="left" w:pos="916"/>
+          <w:tab w:val="left" w:pos="1832"/>
+          <w:tab w:val="left" w:pos="2748"/>
+          <w:tab w:val="left" w:pos="3664"/>
+          <w:tab w:val="left" w:pos="4580"/>
+          <w:tab w:val="left" w:pos="5496"/>
+          <w:tab w:val="left" w:pos="6412"/>
+          <w:tab w:val="left" w:pos="7328"/>
+          <w:tab w:val="left" w:pos="8244"/>
+          <w:tab w:val="left" w:pos="9160"/>
+          <w:tab w:val="left" w:pos="10076"/>
+          <w:tab w:val="left" w:pos="10992"/>
+          <w:tab w:val="left" w:pos="11908"/>
+          <w:tab w:val="left" w:pos="12824"/>
+          <w:tab w:val="left" w:pos="13740"/>
+          <w:tab w:val="left" w:pos="14656"/>
+        </w:tabs>
+        <w:spacing w:after="0" w:line="300" w:lineRule="auto"/>
+        <w:rPr>
+          <w:rFonts w:ascii="Courier New" w:eastAsia="Times New Roman" w:hAnsi="Courier New" w:cs="Courier New"/>
+          <w:kern w:val="0"/>
+          <w:sz w:val="20"/>
+          <w:szCs w:val="20"/>
+          <w:lang w:eastAsia="uk-UA"/>
+          <w14:ligatures w14:val="none"/>
+        </w:rPr>
+      </w:pPr>
+      <w:r>
+        <w:rPr>
+          <w:rFonts w:ascii="Courier New" w:eastAsia="Times New Roman" w:hAnsi="Courier New" w:cs="Courier New"/>
+          <w:b/>
+          <w:bCs/>
+          <w:color w:val="008800"/>
+          <w:kern w:val="0"/>
+          <w:sz w:val="20"/>
+          <w:szCs w:val="20"/>
+          <w:lang w:eastAsia="uk-UA"/>
+          <w14:ligatures w14:val="none"/>
+        </w:rPr>
+        <w:t>SELECT</w:t>
+      </w:r>
+      <w:r>
+        <w:rPr>
+          <w:rFonts w:ascii="Courier New" w:eastAsia="Times New Roman" w:hAnsi="Courier New" w:cs="Courier New"/>
+          <w:kern w:val="0"/>
+          <w:sz w:val="20"/>
+          <w:szCs w:val="20"/>
+          <w:lang w:eastAsia="uk-UA"/>
+          <w14:ligatures w14:val="none"/>
+        </w:rPr>
+        <w:t xml:space="preserve"> </w:t>
+      </w:r>
+      <w:r>
+        <w:rPr>
+          <w:rFonts w:ascii="Courier New" w:eastAsia="Times New Roman" w:hAnsi="Courier New" w:cs="Courier New"/>
+          <w:b/>
+          <w:bCs/>
+          <w:color w:val="008800"/>
+          <w:kern w:val="0"/>
+          <w:sz w:val="20"/>
+          <w:szCs w:val="20"/>
+          <w:lang w:eastAsia="uk-UA"/>
+          <w14:ligatures w14:val="none"/>
+        </w:rPr>
+        <w:t>DISTINCT</w:t>
+      </w:r>
+      <w:r>
+        <w:rPr>
+          <w:rFonts w:ascii="Courier New" w:eastAsia="Times New Roman" w:hAnsi="Courier New" w:cs="Courier New"/>
+          <w:kern w:val="0"/>
+          <w:sz w:val="20"/>
+          <w:szCs w:val="20"/>
+          <w:lang w:eastAsia="uk-UA"/>
+          <w14:ligatures w14:val="none"/>
+        </w:rPr>
+        <w:t xml:space="preserve"> P.PNAME, P.WEIGHT</w:t>
+      </w:r>
+    </w:p>
+    <w:p>
+      <w:pPr>
+        <w:tabs>
+          <w:tab w:val="left" w:pos="916"/>
+          <w:tab w:val="left" w:pos="1832"/>
+          <w:tab w:val="left" w:pos="2748"/>
+          <w:tab w:val="left" w:pos="3664"/>
+          <w:tab w:val="left" w:pos="4580"/>
+          <w:tab w:val="left" w:pos="5496"/>
+          <w:tab w:val="left" w:pos="6412"/>
+          <w:tab w:val="left" w:pos="7328"/>
+          <w:tab w:val="left" w:pos="8244"/>
+          <w:tab w:val="left" w:pos="9160"/>
+          <w:tab w:val="left" w:pos="10076"/>
+          <w:tab w:val="left" w:pos="10992"/>
+          <w:tab w:val="left" w:pos="11908"/>
+          <w:tab w:val="left" w:pos="12824"/>
+          <w:tab w:val="left" w:pos="13740"/>
+          <w:tab w:val="left" w:pos="14656"/>
+        </w:tabs>
+        <w:spacing w:after="0" w:line="300" w:lineRule="auto"/>
+        <w:rPr>
+          <w:rFonts w:ascii="Courier New" w:eastAsia="Times New Roman" w:hAnsi="Courier New" w:cs="Courier New"/>
+          <w:kern w:val="0"/>
+          <w:sz w:val="20"/>
+          <w:szCs w:val="20"/>
+          <w:lang w:eastAsia="uk-UA"/>
+          <w14:ligatures w14:val="none"/>
+        </w:rPr>
+      </w:pPr>
+      <w:r>
+        <w:rPr>
+          <w:rFonts w:ascii="Courier New" w:eastAsia="Times New Roman" w:hAnsi="Courier New" w:cs="Courier New"/>
+          <w:b/>
+          <w:bCs/>
+          <w:color w:val="008800"/>
+          <w:kern w:val="0"/>
+          <w:sz w:val="20"/>
+          <w:szCs w:val="20"/>
+          <w:lang w:eastAsia="uk-UA"/>
+          <w14:ligatures w14:val="none"/>
+        </w:rPr>
+        <w:t>FROM</w:t>
+      </w:r>
+      <w:r>
+        <w:rPr>
+          <w:rFonts w:ascii="Courier New" w:eastAsia="Times New Roman" w:hAnsi="Courier New" w:cs="Courier New"/>
+          <w:kern w:val="0"/>
+          <w:sz w:val="20"/>
+          <w:szCs w:val="20"/>
+          <w:lang w:eastAsia="uk-UA"/>
+          <w14:ligatures w14:val="none"/>
+        </w:rPr>
+        <w:t xml:space="preserve"> S</w:t>
+      </w:r>
+    </w:p>
+    <w:p>
+      <w:pPr>
+        <w:tabs>
+          <w:tab w:val="left" w:pos="916"/>
+          <w:tab w:val="left" w:pos="1832"/>
+          <w:tab w:val="left" w:pos="2748"/>
+          <w:tab w:val="left" w:pos="3664"/>
+          <w:tab w:val="left" w:pos="4580"/>
+          <w:tab w:val="left" w:pos="5496"/>
+          <w:tab w:val="left" w:pos="6412"/>
+          <w:tab w:val="left" w:pos="7328"/>
+          <w:tab w:val="left" w:pos="8244"/>
+          <w:tab w:val="left" w:pos="9160"/>
+          <w:tab w:val="left" w:pos="10076"/>
+          <w:tab w:val="left" w:pos="10992"/>
+          <w:tab w:val="left" w:pos="11908"/>
+          <w:tab w:val="left" w:pos="12824"/>
+          <w:tab w:val="left" w:pos="13740"/>
+          <w:tab w:val="left" w:pos="14656"/>
+        </w:tabs>
+        <w:spacing w:after="0" w:line="300" w:lineRule="auto"/>
+        <w:rPr>
+          <w:rFonts w:ascii="Courier New" w:eastAsia="Times New Roman" w:hAnsi="Courier New" w:cs="Courier New"/>
+          <w:kern w:val="0"/>
+          <w:sz w:val="20"/>
+          <w:szCs w:val="20"/>
+          <w:lang w:eastAsia="uk-UA"/>
+          <w14:ligatures w14:val="none"/>
+        </w:rPr>
+      </w:pPr>
+      <w:r>
+        <w:rPr>
+          <w:rFonts w:ascii="Courier New" w:eastAsia="Times New Roman" w:hAnsi="Courier New" w:cs="Courier New"/>
+          <w:b/>
+          <w:bCs/>
+          <w:color w:val="008800"/>
+          <w:kern w:val="0"/>
+          <w:sz w:val="20"/>
+          <w:szCs w:val="20"/>
+          <w:lang w:eastAsia="uk-UA"/>
+          <w14:ligatures w14:val="none"/>
+        </w:rPr>
+        <w:t>JOIN</w:t>
+      </w:r>
+      <w:r>
+        <w:rPr>
+          <w:rFonts w:ascii="Courier New" w:eastAsia="Times New Roman" w:hAnsi="Courier New" w:cs="Courier New"/>
+          <w:kern w:val="0"/>
+          <w:sz w:val="20"/>
+          <w:szCs w:val="20"/>
+          <w:lang w:eastAsia="uk-UA"/>
+          <w14:ligatures w14:val="none"/>
+        </w:rPr>
+        <w:t xml:space="preserve"> SPJ </w:t>
+      </w:r>
+      <w:r>
+        <w:rPr>
+          <w:rFonts w:ascii="Courier New" w:eastAsia="Times New Roman" w:hAnsi="Courier New" w:cs="Courier New"/>
+          <w:b/>
+          <w:bCs/>
+          <w:color w:val="008800"/>
+          <w:kern w:val="0"/>
+          <w:sz w:val="20"/>
+          <w:szCs w:val="20"/>
+          <w:lang w:eastAsia="uk-UA"/>
+          <w14:ligatures w14:val="none"/>
+        </w:rPr>
+        <w:t>ON</w:t>
+      </w:r>
+      <w:r>
+        <w:rPr>
+          <w:rFonts w:ascii="Courier New" w:eastAsia="Times New Roman" w:hAnsi="Courier New" w:cs="Courier New"/>
+          <w:kern w:val="0"/>
+          <w:sz w:val="20"/>
+          <w:szCs w:val="20"/>
+          <w:lang w:eastAsia="uk-UA"/>
+          <w14:ligatures w14:val="none"/>
+        </w:rPr>
+        <w:t xml:space="preserve"> S.S_id </w:t>
+      </w:r>
+      <w:r>
+        <w:rPr>
+          <w:rFonts w:ascii="Courier New" w:eastAsia="Times New Roman" w:hAnsi="Courier New" w:cs="Courier New"/>
+          <w:color w:val="333333"/>
+          <w:kern w:val="0"/>
+          <w:sz w:val="20"/>
+          <w:szCs w:val="20"/>
+          <w:lang w:eastAsia="uk-UA"/>
+          <w14:ligatures w14:val="none"/>
+        </w:rPr>
+        <w:t>=</w:t>
+      </w:r>
+      <w:r>
+        <w:rPr>
+          <w:rFonts w:ascii="Courier New" w:eastAsia="Times New Roman" w:hAnsi="Courier New" w:cs="Courier New"/>
+          <w:kern w:val="0"/>
+          <w:sz w:val="20"/>
+          <w:szCs w:val="20"/>
+          <w:lang w:eastAsia="uk-UA"/>
+          <w14:ligatures w14:val="none"/>
+        </w:rPr>
+        <w:t xml:space="preserve"> SPJ.S_id</w:t>
+      </w:r>
+    </w:p>
+    <w:p>
+      <w:pPr>
+        <w:tabs>
+          <w:tab w:val="left" w:pos="916"/>
+          <w:tab w:val="left" w:pos="1832"/>
+          <w:tab w:val="left" w:pos="2748"/>
+          <w:tab w:val="left" w:pos="3664"/>
+          <w:tab w:val="left" w:pos="4580"/>
+          <w:tab w:val="left" w:pos="5496"/>
+          <w:tab w:val="left" w:pos="6412"/>
+          <w:tab w:val="left" w:pos="7328"/>
+          <w:tab w:val="left" w:pos="8244"/>
+          <w:tab w:val="left" w:pos="9160"/>
+          <w:tab w:val="left" w:pos="10076"/>
+          <w:tab w:val="left" w:pos="10992"/>
+          <w:tab w:val="left" w:pos="11908"/>
+          <w:tab w:val="left" w:pos="12824"/>
+          <w:tab w:val="left" w:pos="13740"/>
+          <w:tab w:val="left" w:pos="14656"/>
+        </w:tabs>
+        <w:spacing w:after="0" w:line="300" w:lineRule="auto"/>
+        <w:rPr>
+          <w:rFonts w:ascii="Courier New" w:eastAsia="Times New Roman" w:hAnsi="Courier New" w:cs="Courier New"/>
+          <w:kern w:val="0"/>
+          <w:sz w:val="20"/>
+          <w:szCs w:val="20"/>
+          <w:lang w:eastAsia="uk-UA"/>
+          <w14:ligatures w14:val="none"/>
+        </w:rPr>
+      </w:pPr>
+      <w:r>
+        <w:rPr>
+          <w:rFonts w:ascii="Courier New" w:eastAsia="Times New Roman" w:hAnsi="Courier New" w:cs="Courier New"/>
+          <w:b/>
+          <w:bCs/>
+          <w:color w:val="008800"/>
+          <w:kern w:val="0"/>
+          <w:sz w:val="20"/>
+          <w:szCs w:val="20"/>
+          <w:lang w:eastAsia="uk-UA"/>
+          <w14:ligatures w14:val="none"/>
+        </w:rPr>
+        <w:t>JOIN</w:t>
+      </w:r>
+      <w:r>
+        <w:rPr>
+          <w:rFonts w:ascii="Courier New" w:eastAsia="Times New Roman" w:hAnsi="Courier New" w:cs="Courier New"/>
+          <w:kern w:val="0"/>
+          <w:sz w:val="20"/>
+          <w:szCs w:val="20"/>
+          <w:lang w:eastAsia="uk-UA"/>
+          <w14:ligatures w14:val="none"/>
+        </w:rPr>
+        <w:t xml:space="preserve"> P </w:t>
+      </w:r>
+      <w:r>
+        <w:rPr>
+          <w:rFonts w:ascii="Courier New" w:eastAsia="Times New Roman" w:hAnsi="Courier New" w:cs="Courier New"/>
+          <w:b/>
+          <w:bCs/>
+          <w:color w:val="008800"/>
+          <w:kern w:val="0"/>
+          <w:sz w:val="20"/>
+          <w:szCs w:val="20"/>
+          <w:lang w:eastAsia="uk-UA"/>
+          <w14:ligatures w14:val="none"/>
+        </w:rPr>
+        <w:t>ON</w:t>
+      </w:r>
+      <w:r>
+        <w:rPr>
+          <w:rFonts w:ascii="Courier New" w:eastAsia="Times New Roman" w:hAnsi="Courier New" w:cs="Courier New"/>
+          <w:kern w:val="0"/>
+          <w:sz w:val="20"/>
+          <w:szCs w:val="20"/>
+          <w:lang w:eastAsia="uk-UA"/>
+          <w14:ligatures w14:val="none"/>
+        </w:rPr>
+        <w:t xml:space="preserve"> SPJ.P_id </w:t>
+      </w:r>
+      <w:r>
+        <w:rPr>
+          <w:rFonts w:ascii="Courier New" w:eastAsia="Times New Roman" w:hAnsi="Courier New" w:cs="Courier New"/>
+          <w:color w:val="333333"/>
+          <w:kern w:val="0"/>
+          <w:sz w:val="20"/>
+          <w:szCs w:val="20"/>
+          <w:lang w:eastAsia="uk-UA"/>
+          <w14:ligatures w14:val="none"/>
+        </w:rPr>
+        <w:t>=</w:t>
+      </w:r>
+      <w:r>
+        <w:rPr>
+          <w:rFonts w:ascii="Courier New" w:eastAsia="Times New Roman" w:hAnsi="Courier New" w:cs="Courier New"/>
+          <w:kern w:val="0"/>
+          <w:sz w:val="20"/>
+          <w:szCs w:val="20"/>
+          <w:lang w:eastAsia="uk-UA"/>
+          <w14:ligatures w14:val="none"/>
+        </w:rPr>
+        <w:t xml:space="preserve"> P.P_id</w:t>
+      </w:r>
+    </w:p>
+    <w:p>
+      <w:pPr>
+        <w:tabs>
+          <w:tab w:val="left" w:pos="916"/>
+          <w:tab w:val="left" w:pos="1832"/>
+          <w:tab w:val="left" w:pos="2748"/>
+          <w:tab w:val="left" w:pos="3664"/>
+          <w:tab w:val="left" w:pos="4580"/>
+          <w:tab w:val="left" w:pos="5496"/>
+          <w:tab w:val="left" w:pos="6412"/>
+          <w:tab w:val="left" w:pos="7328"/>
+          <w:tab w:val="left" w:pos="8244"/>
+          <w:tab w:val="left" w:pos="9160"/>
+          <w:tab w:val="left" w:pos="10076"/>
+          <w:tab w:val="left" w:pos="10992"/>
+          <w:tab w:val="left" w:pos="11908"/>
+          <w:tab w:val="left" w:pos="12824"/>
+          <w:tab w:val="left" w:pos="13740"/>
+          <w:tab w:val="left" w:pos="14656"/>
+        </w:tabs>
+        <w:spacing w:after="0" w:line="300" w:lineRule="auto"/>
+        <w:rPr>
+          <w:rFonts w:ascii="Courier New" w:eastAsia="Times New Roman" w:hAnsi="Courier New" w:cs="Courier New"/>
+          <w:kern w:val="0"/>
+          <w:sz w:val="20"/>
+          <w:szCs w:val="20"/>
+          <w:lang w:eastAsia="uk-UA"/>
+          <w14:ligatures w14:val="none"/>
+        </w:rPr>
+      </w:pPr>
+      <w:r>
+        <w:rPr>
+          <w:rFonts w:ascii="Courier New" w:eastAsia="Times New Roman" w:hAnsi="Courier New" w:cs="Courier New"/>
+          <w:b/>
+          <w:bCs/>
+          <w:color w:val="008800"/>
+          <w:kern w:val="0"/>
+          <w:sz w:val="20"/>
+          <w:szCs w:val="20"/>
+          <w:lang w:eastAsia="uk-UA"/>
+          <w14:ligatures w14:val="none"/>
+        </w:rPr>
+        <w:t>WHERE</w:t>
+      </w:r>
+      <w:r>
+        <w:rPr>
+          <w:rFonts w:ascii="Courier New" w:eastAsia="Times New Roman" w:hAnsi="Courier New" w:cs="Courier New"/>
+          <w:kern w:val="0"/>
+          <w:sz w:val="20"/>
+          <w:szCs w:val="20"/>
+          <w:lang w:eastAsia="uk-UA"/>
+          <w14:ligatures w14:val="none"/>
+        </w:rPr>
+        <w:t xml:space="preserve"> S.S_id </w:t>
+      </w:r>
+      <w:r>
+        <w:rPr>
+          <w:rFonts w:ascii="Courier New" w:eastAsia="Times New Roman" w:hAnsi="Courier New" w:cs="Courier New"/>
+          <w:color w:val="333333"/>
+          <w:kern w:val="0"/>
+          <w:sz w:val="20"/>
+          <w:szCs w:val="20"/>
+          <w:lang w:eastAsia="uk-UA"/>
+          <w14:ligatures w14:val="none"/>
+        </w:rPr>
+        <w:t>=</w:t>
+      </w:r>
+      <w:r>
+        <w:rPr>
+          <w:rFonts w:ascii="Courier New" w:eastAsia="Times New Roman" w:hAnsi="Courier New" w:cs="Courier New"/>
+          <w:kern w:val="0"/>
+          <w:sz w:val="20"/>
+          <w:szCs w:val="20"/>
+          <w:lang w:eastAsia="uk-UA"/>
+          <w14:ligatures w14:val="none"/>
+        </w:rPr>
+        <w:t xml:space="preserve"> </w:t>
+      </w:r>
+      <w:r>
+        <w:rPr>
+          <w:rFonts w:ascii="Courier New" w:eastAsia="Times New Roman" w:hAnsi="Courier New" w:cs="Courier New"/>
+          <w:kern w:val="0"/>
+          <w:sz w:val="20"/>
+          <w:szCs w:val="20"/>
+          <w:shd w:val="clear" w:color="auto" w:fill="FFF0F0"/>
+          <w:lang w:eastAsia="uk-UA"/>
+          <w14:ligatures w14:val="none"/>
+        </w:rPr>
+        <w:t>'S2'</w:t>
+      </w:r>
+      <w:r>
+        <w:rPr>
+          <w:rFonts w:ascii="Courier New" w:eastAsia="Times New Roman" w:hAnsi="Courier New" w:cs="Courier New"/>
+          <w:kern w:val="0"/>
+          <w:sz w:val="20"/>
+          <w:szCs w:val="20"/>
+          <w:lang w:eastAsia="uk-UA"/>
+          <w14:ligatures w14:val="none"/>
+        </w:rPr>
+        <w:t xml:space="preserve"> </w:t>
+      </w:r>
+      <w:r>
+        <w:rPr>
+          <w:rFonts w:ascii="Courier New" w:eastAsia="Times New Roman" w:hAnsi="Courier New" w:cs="Courier New"/>
+          <w:b/>
+          <w:bCs/>
+          <w:color w:val="008800"/>
+          <w:kern w:val="0"/>
+          <w:sz w:val="20"/>
+          <w:szCs w:val="20"/>
+          <w:lang w:eastAsia="uk-UA"/>
+          <w14:ligatures w14:val="none"/>
+        </w:rPr>
+        <w:t>OR</w:t>
+      </w:r>
+      <w:r>
+        <w:rPr>
+          <w:rFonts w:ascii="Courier New" w:eastAsia="Times New Roman" w:hAnsi="Courier New" w:cs="Courier New"/>
+          <w:kern w:val="0"/>
+          <w:sz w:val="20"/>
+          <w:szCs w:val="20"/>
+          <w:lang w:eastAsia="uk-UA"/>
+          <w14:ligatures w14:val="none"/>
+        </w:rPr>
+        <w:t xml:space="preserve"> S.SNAME </w:t>
+      </w:r>
+      <w:r>
+        <w:rPr>
+          <w:rFonts w:ascii="Courier New" w:eastAsia="Times New Roman" w:hAnsi="Courier New" w:cs="Courier New"/>
+          <w:color w:val="333333"/>
+          <w:kern w:val="0"/>
+          <w:sz w:val="20"/>
+          <w:szCs w:val="20"/>
+          <w:lang w:eastAsia="uk-UA"/>
+          <w14:ligatures w14:val="none"/>
+        </w:rPr>
+        <w:t>=</w:t>
+      </w:r>
+      <w:r>
+        <w:rPr>
+          <w:rFonts w:ascii="Courier New" w:eastAsia="Times New Roman" w:hAnsi="Courier New" w:cs="Courier New"/>
+          <w:kern w:val="0"/>
+          <w:sz w:val="20"/>
+          <w:szCs w:val="20"/>
+          <w:lang w:eastAsia="uk-UA"/>
+          <w14:ligatures w14:val="none"/>
+        </w:rPr>
+        <w:t xml:space="preserve"> </w:t>
+      </w:r>
+      <w:r>
+        <w:rPr>
+          <w:rFonts w:ascii="Courier New" w:eastAsia="Times New Roman" w:hAnsi="Courier New" w:cs="Courier New"/>
+          <w:kern w:val="0"/>
+          <w:sz w:val="20"/>
+          <w:szCs w:val="20"/>
+          <w:shd w:val="clear" w:color="auto" w:fill="FFF0F0"/>
+          <w:lang w:eastAsia="uk-UA"/>
+          <w14:ligatures w14:val="none"/>
+        </w:rPr>
+        <w:t>'Шевченко'</w:t>
+      </w:r>
+      <w:r>
+        <w:rPr>
+          <w:rFonts w:ascii="Courier New" w:eastAsia="Times New Roman" w:hAnsi="Courier New" w:cs="Courier New"/>
+          <w:kern w:val="0"/>
+          <w:sz w:val="20"/>
+          <w:szCs w:val="20"/>
+          <w:lang w:eastAsia="uk-UA"/>
+          <w14:ligatures w14:val="none"/>
+        </w:rPr>
+        <w:t>;</w:t>
+      </w:r>
+    </w:p>
+    <w:p>
+      <w:pPr>
+        <w:tabs>
+          <w:tab w:val="left" w:pos="916"/>
+          <w:tab w:val="left" w:pos="1832"/>
+          <w:tab w:val="left" w:pos="2748"/>
+          <w:tab w:val="left" w:pos="3664"/>
+          <w:tab w:val="left" w:pos="4580"/>
+          <w:tab w:val="left" w:pos="5496"/>
+          <w:tab w:val="left" w:pos="6412"/>
+          <w:tab w:val="left" w:pos="7328"/>
+          <w:tab w:val="left" w:pos="8244"/>
+          <w:tab w:val="left" w:pos="9160"/>
+          <w:tab w:val="left" w:pos="10076"/>
+          <w:tab w:val="left" w:pos="10992"/>
+          <w:tab w:val="left" w:pos="11908"/>
+          <w:tab w:val="left" w:pos="12824"/>
+          <w:tab w:val="left" w:pos="13740"/>
+          <w:tab w:val="left" w:pos="14656"/>
+        </w:tabs>
+        <w:spacing w:after="0" w:line="300" w:lineRule="auto"/>
+        <w:rPr>
+          <w:rFonts w:ascii="Courier New" w:eastAsia="Times New Roman" w:hAnsi="Courier New" w:cs="Courier New"/>
+          <w:kern w:val="0"/>
+          <w:sz w:val="20"/>
+          <w:szCs w:val="20"/>
+          <w:lang w:eastAsia="uk-UA"/>
+          <w14:ligatures w14:val="none"/>
+        </w:rPr>
+      </w:pPr>
+    </w:p>
+    <w:p>
+      <w:pPr>
+        <w:tabs>
+          <w:tab w:val="left" w:pos="916"/>
+          <w:tab w:val="left" w:pos="1832"/>
+          <w:tab w:val="left" w:pos="2748"/>
+          <w:tab w:val="left" w:pos="3664"/>
+          <w:tab w:val="left" w:pos="4580"/>
+          <w:tab w:val="left" w:pos="5496"/>
+          <w:tab w:val="left" w:pos="6412"/>
+          <w:tab w:val="left" w:pos="7328"/>
+          <w:tab w:val="left" w:pos="8244"/>
+          <w:tab w:val="left" w:pos="9160"/>
+          <w:tab w:val="left" w:pos="10076"/>
+          <w:tab w:val="left" w:pos="10992"/>
+          <w:tab w:val="left" w:pos="11908"/>
+          <w:tab w:val="left" w:pos="12824"/>
+          <w:tab w:val="left" w:pos="13740"/>
+          <w:tab w:val="left" w:pos="14656"/>
+        </w:tabs>
+        <w:spacing w:after="0" w:line="300" w:lineRule="auto"/>
+        <w:rPr>
+          <w:rFonts w:ascii="Courier New" w:eastAsia="Times New Roman" w:hAnsi="Courier New" w:cs="Courier New"/>
+          <w:kern w:val="0"/>
+          <w:sz w:val="20"/>
+          <w:szCs w:val="20"/>
+          <w:lang w:eastAsia="uk-UA"/>
+          <w14:ligatures w14:val="none"/>
+        </w:rPr>
+      </w:pPr>
+      <w:r>
+        <w:rPr>
+          <w:rFonts w:ascii="Courier New" w:eastAsia="Times New Roman" w:hAnsi="Courier New" w:cs="Courier New"/>
+          <w:color w:val="888888"/>
+          <w:kern w:val="0"/>
+          <w:sz w:val="20"/>
+          <w:szCs w:val="20"/>
+          <w:lang w:eastAsia="uk-UA"/>
+          <w14:ligatures w14:val="none"/>
+        </w:rPr>
+        <w:t>-- 7. Імена товарів, що постачаються постачальником зі статусом &gt;15 та ім'ям, що починається на 'С'</w:t>
+      </w:r>
+    </w:p>
+    <w:p>
+      <w:pPr>
+        <w:tabs>
+          <w:tab w:val="left" w:pos="916"/>
+          <w:tab w:val="left" w:pos="1832"/>
+          <w:tab w:val="left" w:pos="2748"/>
+          <w:tab w:val="left" w:pos="3664"/>
+          <w:tab w:val="left" w:pos="4580"/>
+          <w:tab w:val="left" w:pos="5496"/>
+          <w:tab w:val="left" w:pos="6412"/>
+          <w:tab w:val="left" w:pos="7328"/>
+          <w:tab w:val="left" w:pos="8244"/>
+          <w:tab w:val="left" w:pos="9160"/>
+          <w:tab w:val="left" w:pos="10076"/>
+          <w:tab w:val="left" w:pos="10992"/>
+          <w:tab w:val="left" w:pos="11908"/>
+          <w:tab w:val="left" w:pos="12824"/>
+          <w:tab w:val="left" w:pos="13740"/>
+          <w:tab w:val="left" w:pos="14656"/>
+        </w:tabs>
+        <w:spacing w:after="0" w:line="300" w:lineRule="auto"/>
+        <w:rPr>
+          <w:rFonts w:ascii="Courier New" w:eastAsia="Times New Roman" w:hAnsi="Courier New" w:cs="Courier New"/>
+          <w:kern w:val="0"/>
+          <w:sz w:val="20"/>
+          <w:szCs w:val="20"/>
+          <w:lang w:eastAsia="uk-UA"/>
+          <w14:ligatures w14:val="none"/>
+        </w:rPr>
+      </w:pPr>
+      <w:r>
+        <w:rPr>
+          <w:rFonts w:ascii="Courier New" w:eastAsia="Times New Roman" w:hAnsi="Courier New" w:cs="Courier New"/>
+          <w:b/>
+          <w:bCs/>
+          <w:color w:val="008800"/>
+          <w:kern w:val="0"/>
+          <w:sz w:val="20"/>
+          <w:szCs w:val="20"/>
+          <w:lang w:eastAsia="uk-UA"/>
+          <w14:ligatures w14:val="none"/>
+        </w:rPr>
+        <w:lastRenderedPageBreak/>
+        <w:t>SELECT</w:t>
+      </w:r>
+      <w:r>
+        <w:rPr>
+          <w:rFonts w:ascii="Courier New" w:eastAsia="Times New Roman" w:hAnsi="Courier New" w:cs="Courier New"/>
+          <w:kern w:val="0"/>
+          <w:sz w:val="20"/>
+          <w:szCs w:val="20"/>
+          <w:lang w:eastAsia="uk-UA"/>
+          <w14:ligatures w14:val="none"/>
+        </w:rPr>
+        <w:t xml:space="preserve"> </w:t>
+      </w:r>
+      <w:r>
+        <w:rPr>
+          <w:rFonts w:ascii="Courier New" w:eastAsia="Times New Roman" w:hAnsi="Courier New" w:cs="Courier New"/>
+          <w:b/>
+          <w:bCs/>
+          <w:color w:val="008800"/>
+          <w:kern w:val="0"/>
+          <w:sz w:val="20"/>
+          <w:szCs w:val="20"/>
+          <w:lang w:eastAsia="uk-UA"/>
+          <w14:ligatures w14:val="none"/>
+        </w:rPr>
+        <w:t>DISTINCT</w:t>
+      </w:r>
+      <w:r>
+        <w:rPr>
+          <w:rFonts w:ascii="Courier New" w:eastAsia="Times New Roman" w:hAnsi="Courier New" w:cs="Courier New"/>
+          <w:kern w:val="0"/>
+          <w:sz w:val="20"/>
+          <w:szCs w:val="20"/>
+          <w:lang w:eastAsia="uk-UA"/>
+          <w14:ligatures w14:val="none"/>
+        </w:rPr>
+        <w:t xml:space="preserve"> P.PNAME</w:t>
+      </w:r>
+    </w:p>
+    <w:p>
+      <w:pPr>
+        <w:tabs>
+          <w:tab w:val="left" w:pos="916"/>
+          <w:tab w:val="left" w:pos="1832"/>
+          <w:tab w:val="left" w:pos="2748"/>
+          <w:tab w:val="left" w:pos="3664"/>
+          <w:tab w:val="left" w:pos="4580"/>
+          <w:tab w:val="left" w:pos="5496"/>
+          <w:tab w:val="left" w:pos="6412"/>
+          <w:tab w:val="left" w:pos="7328"/>
+          <w:tab w:val="left" w:pos="8244"/>
+          <w:tab w:val="left" w:pos="9160"/>
+          <w:tab w:val="left" w:pos="10076"/>
+          <w:tab w:val="left" w:pos="10992"/>
+          <w:tab w:val="left" w:pos="11908"/>
+          <w:tab w:val="left" w:pos="12824"/>
+          <w:tab w:val="left" w:pos="13740"/>
+          <w:tab w:val="left" w:pos="14656"/>
+        </w:tabs>
+        <w:spacing w:after="0" w:line="300" w:lineRule="auto"/>
+        <w:rPr>
+          <w:rFonts w:ascii="Courier New" w:eastAsia="Times New Roman" w:hAnsi="Courier New" w:cs="Courier New"/>
+          <w:kern w:val="0"/>
+          <w:sz w:val="20"/>
+          <w:szCs w:val="20"/>
+          <w:lang w:eastAsia="uk-UA"/>
+          <w14:ligatures w14:val="none"/>
+        </w:rPr>
+      </w:pPr>
+      <w:r>
+        <w:rPr>
+          <w:rFonts w:ascii="Courier New" w:eastAsia="Times New Roman" w:hAnsi="Courier New" w:cs="Courier New"/>
+          <w:b/>
+          <w:bCs/>
+          <w:color w:val="008800"/>
+          <w:kern w:val="0"/>
+          <w:sz w:val="20"/>
+          <w:szCs w:val="20"/>
+          <w:lang w:eastAsia="uk-UA"/>
+          <w14:ligatures w14:val="none"/>
+        </w:rPr>
+        <w:t>FROM</w:t>
+      </w:r>
+      <w:r>
+        <w:rPr>
+          <w:rFonts w:ascii="Courier New" w:eastAsia="Times New Roman" w:hAnsi="Courier New" w:cs="Courier New"/>
+          <w:kern w:val="0"/>
+          <w:sz w:val="20"/>
+          <w:szCs w:val="20"/>
+          <w:lang w:eastAsia="uk-UA"/>
+          <w14:ligatures w14:val="none"/>
+        </w:rPr>
+        <w:t xml:space="preserve"> S</w:t>
+      </w:r>
+    </w:p>
+    <w:p>
+      <w:pPr>
+        <w:tabs>
+          <w:tab w:val="left" w:pos="916"/>
+          <w:tab w:val="left" w:pos="1832"/>
+          <w:tab w:val="left" w:pos="2748"/>
+          <w:tab w:val="left" w:pos="3664"/>
+          <w:tab w:val="left" w:pos="4580"/>
+          <w:tab w:val="left" w:pos="5496"/>
+          <w:tab w:val="left" w:pos="6412"/>
+          <w:tab w:val="left" w:pos="7328"/>
+          <w:tab w:val="left" w:pos="8244"/>
+          <w:tab w:val="left" w:pos="9160"/>
+          <w:tab w:val="left" w:pos="10076"/>
+          <w:tab w:val="left" w:pos="10992"/>
+          <w:tab w:val="left" w:pos="11908"/>
+          <w:tab w:val="left" w:pos="12824"/>
+          <w:tab w:val="left" w:pos="13740"/>
+          <w:tab w:val="left" w:pos="14656"/>
+        </w:tabs>
+        <w:spacing w:after="0" w:line="300" w:lineRule="auto"/>
+        <w:rPr>
+          <w:rFonts w:ascii="Courier New" w:eastAsia="Times New Roman" w:hAnsi="Courier New" w:cs="Courier New"/>
+          <w:kern w:val="0"/>
+          <w:sz w:val="20"/>
+          <w:szCs w:val="20"/>
+          <w:lang w:eastAsia="uk-UA"/>
+          <w14:ligatures w14:val="none"/>
+        </w:rPr>
+      </w:pPr>
+      <w:r>
+        <w:rPr>
+          <w:rFonts w:ascii="Courier New" w:eastAsia="Times New Roman" w:hAnsi="Courier New" w:cs="Courier New"/>
+          <w:b/>
+          <w:bCs/>
+          <w:color w:val="008800"/>
+          <w:kern w:val="0"/>
+          <w:sz w:val="20"/>
+          <w:szCs w:val="20"/>
+          <w:lang w:eastAsia="uk-UA"/>
+          <w14:ligatures w14:val="none"/>
+        </w:rPr>
+        <w:t>JOIN</w:t>
+      </w:r>
+      <w:r>
+        <w:rPr>
+          <w:rFonts w:ascii="Courier New" w:eastAsia="Times New Roman" w:hAnsi="Courier New" w:cs="Courier New"/>
+          <w:kern w:val="0"/>
+          <w:sz w:val="20"/>
+          <w:szCs w:val="20"/>
+          <w:lang w:eastAsia="uk-UA"/>
+          <w14:ligatures w14:val="none"/>
+        </w:rPr>
+        <w:t xml:space="preserve"> SPJ </w:t>
+      </w:r>
+      <w:r>
+        <w:rPr>
+          <w:rFonts w:ascii="Courier New" w:eastAsia="Times New Roman" w:hAnsi="Courier New" w:cs="Courier New"/>
+          <w:b/>
+          <w:bCs/>
+          <w:color w:val="008800"/>
+          <w:kern w:val="0"/>
+          <w:sz w:val="20"/>
+          <w:szCs w:val="20"/>
+          <w:lang w:eastAsia="uk-UA"/>
+          <w14:ligatures w14:val="none"/>
+        </w:rPr>
+        <w:t>ON</w:t>
+      </w:r>
+      <w:r>
+        <w:rPr>
+          <w:rFonts w:ascii="Courier New" w:eastAsia="Times New Roman" w:hAnsi="Courier New" w:cs="Courier New"/>
+          <w:kern w:val="0"/>
+          <w:sz w:val="20"/>
+          <w:szCs w:val="20"/>
+          <w:lang w:eastAsia="uk-UA"/>
+          <w14:ligatures w14:val="none"/>
+        </w:rPr>
+        <w:t xml:space="preserve"> S.S_id </w:t>
+      </w:r>
+      <w:r>
+        <w:rPr>
+          <w:rFonts w:ascii="Courier New" w:eastAsia="Times New Roman" w:hAnsi="Courier New" w:cs="Courier New"/>
+          <w:color w:val="333333"/>
+          <w:kern w:val="0"/>
+          <w:sz w:val="20"/>
+          <w:szCs w:val="20"/>
+          <w:lang w:eastAsia="uk-UA"/>
+          <w14:ligatures w14:val="none"/>
+        </w:rPr>
+        <w:t>=</w:t>
+      </w:r>
+      <w:r>
+        <w:rPr>
+          <w:rFonts w:ascii="Courier New" w:eastAsia="Times New Roman" w:hAnsi="Courier New" w:cs="Courier New"/>
+          <w:kern w:val="0"/>
+          <w:sz w:val="20"/>
+          <w:szCs w:val="20"/>
+          <w:lang w:eastAsia="uk-UA"/>
+          <w14:ligatures w14:val="none"/>
+        </w:rPr>
+        <w:t xml:space="preserve"> SPJ.S_id</w:t>
+      </w:r>
+    </w:p>
+    <w:p>
+      <w:pPr>
+        <w:tabs>
+          <w:tab w:val="left" w:pos="916"/>
+          <w:tab w:val="left" w:pos="1832"/>
+          <w:tab w:val="left" w:pos="2748"/>
+          <w:tab w:val="left" w:pos="3664"/>
+          <w:tab w:val="left" w:pos="4580"/>
+          <w:tab w:val="left" w:pos="5496"/>
+          <w:tab w:val="left" w:pos="6412"/>
+          <w:tab w:val="left" w:pos="7328"/>
+          <w:tab w:val="left" w:pos="8244"/>
+          <w:tab w:val="left" w:pos="9160"/>
+          <w:tab w:val="left" w:pos="10076"/>
+          <w:tab w:val="left" w:pos="10992"/>
+          <w:tab w:val="left" w:pos="11908"/>
+          <w:tab w:val="left" w:pos="12824"/>
+          <w:tab w:val="left" w:pos="13740"/>
+          <w:tab w:val="left" w:pos="14656"/>
+        </w:tabs>
+        <w:spacing w:after="0" w:line="300" w:lineRule="auto"/>
+        <w:rPr>
+          <w:rFonts w:ascii="Courier New" w:eastAsia="Times New Roman" w:hAnsi="Courier New" w:cs="Courier New"/>
+          <w:kern w:val="0"/>
+          <w:sz w:val="20"/>
+          <w:szCs w:val="20"/>
+          <w:lang w:eastAsia="uk-UA"/>
+          <w14:ligatures w14:val="none"/>
+        </w:rPr>
+      </w:pPr>
+      <w:r>
+        <w:rPr>
+          <w:rFonts w:ascii="Courier New" w:eastAsia="Times New Roman" w:hAnsi="Courier New" w:cs="Courier New"/>
+          <w:b/>
+          <w:bCs/>
+          <w:color w:val="008800"/>
+          <w:kern w:val="0"/>
+          <w:sz w:val="20"/>
+          <w:szCs w:val="20"/>
+          <w:lang w:eastAsia="uk-UA"/>
+          <w14:ligatures w14:val="none"/>
+        </w:rPr>
+        <w:t>JOIN</w:t>
+      </w:r>
+      <w:r>
+        <w:rPr>
+          <w:rFonts w:ascii="Courier New" w:eastAsia="Times New Roman" w:hAnsi="Courier New" w:cs="Courier New"/>
+          <w:kern w:val="0"/>
+          <w:sz w:val="20"/>
+          <w:szCs w:val="20"/>
+          <w:lang w:eastAsia="uk-UA"/>
+          <w14:ligatures w14:val="none"/>
+        </w:rPr>
+        <w:t xml:space="preserve"> P </w:t>
+      </w:r>
+      <w:r>
+        <w:rPr>
+          <w:rFonts w:ascii="Courier New" w:eastAsia="Times New Roman" w:hAnsi="Courier New" w:cs="Courier New"/>
+          <w:b/>
+          <w:bCs/>
+          <w:color w:val="008800"/>
+          <w:kern w:val="0"/>
+          <w:sz w:val="20"/>
+          <w:szCs w:val="20"/>
+          <w:lang w:eastAsia="uk-UA"/>
+          <w14:ligatures w14:val="none"/>
+        </w:rPr>
+        <w:t>ON</w:t>
+      </w:r>
+      <w:r>
+        <w:rPr>
+          <w:rFonts w:ascii="Courier New" w:eastAsia="Times New Roman" w:hAnsi="Courier New" w:cs="Courier New"/>
+          <w:kern w:val="0"/>
+          <w:sz w:val="20"/>
+          <w:szCs w:val="20"/>
+          <w:lang w:eastAsia="uk-UA"/>
+          <w14:ligatures w14:val="none"/>
+        </w:rPr>
+        <w:t xml:space="preserve"> SPJ.P_id </w:t>
+      </w:r>
+      <w:r>
+        <w:rPr>
+          <w:rFonts w:ascii="Courier New" w:eastAsia="Times New Roman" w:hAnsi="Courier New" w:cs="Courier New"/>
+          <w:color w:val="333333"/>
+          <w:kern w:val="0"/>
+          <w:sz w:val="20"/>
+          <w:szCs w:val="20"/>
+          <w:lang w:eastAsia="uk-UA"/>
+          <w14:ligatures w14:val="none"/>
+        </w:rPr>
+        <w:t>=</w:t>
+      </w:r>
+      <w:r>
+        <w:rPr>
+          <w:rFonts w:ascii="Courier New" w:eastAsia="Times New Roman" w:hAnsi="Courier New" w:cs="Courier New"/>
+          <w:kern w:val="0"/>
+          <w:sz w:val="20"/>
+          <w:szCs w:val="20"/>
+          <w:lang w:eastAsia="uk-UA"/>
+          <w14:ligatures w14:val="none"/>
+        </w:rPr>
+        <w:t xml:space="preserve"> P.P_id</w:t>
+      </w:r>
+    </w:p>
+    <w:p>
+      <w:pPr>
+        <w:tabs>
+          <w:tab w:val="left" w:pos="916"/>
+          <w:tab w:val="left" w:pos="1832"/>
+          <w:tab w:val="left" w:pos="2748"/>
+          <w:tab w:val="left" w:pos="3664"/>
+          <w:tab w:val="left" w:pos="4580"/>
+          <w:tab w:val="left" w:pos="5496"/>
+          <w:tab w:val="left" w:pos="6412"/>
+          <w:tab w:val="left" w:pos="7328"/>
+          <w:tab w:val="left" w:pos="8244"/>
+          <w:tab w:val="left" w:pos="9160"/>
+          <w:tab w:val="left" w:pos="10076"/>
+          <w:tab w:val="left" w:pos="10992"/>
+          <w:tab w:val="left" w:pos="11908"/>
+          <w:tab w:val="left" w:pos="12824"/>
+          <w:tab w:val="left" w:pos="13740"/>
+          <w:tab w:val="left" w:pos="14656"/>
+        </w:tabs>
+        <w:spacing w:after="0" w:line="300" w:lineRule="auto"/>
+        <w:rPr>
+          <w:rFonts w:ascii="Courier New" w:eastAsia="Times New Roman" w:hAnsi="Courier New" w:cs="Courier New"/>
+          <w:kern w:val="0"/>
+          <w:sz w:val="20"/>
+          <w:szCs w:val="20"/>
+          <w:lang w:eastAsia="uk-UA"/>
+          <w14:ligatures w14:val="none"/>
+        </w:rPr>
+      </w:pPr>
+      <w:r>
+        <w:rPr>
+          <w:rFonts w:ascii="Courier New" w:eastAsia="Times New Roman" w:hAnsi="Courier New" w:cs="Courier New"/>
+          <w:b/>
+          <w:bCs/>
+          <w:color w:val="008800"/>
+          <w:kern w:val="0"/>
+          <w:sz w:val="20"/>
+          <w:szCs w:val="20"/>
+          <w:lang w:eastAsia="uk-UA"/>
+          <w14:ligatures w14:val="none"/>
+        </w:rPr>
+        <w:t>WHERE</w:t>
+      </w:r>
+      <w:r>
+        <w:rPr>
+          <w:rFonts w:ascii="Courier New" w:eastAsia="Times New Roman" w:hAnsi="Courier New" w:cs="Courier New"/>
+          <w:kern w:val="0"/>
+          <w:sz w:val="20"/>
+          <w:szCs w:val="20"/>
+          <w:lang w:eastAsia="uk-UA"/>
+          <w14:ligatures w14:val="none"/>
+        </w:rPr>
+        <w:t xml:space="preserve"> S.STATUS </w:t>
+      </w:r>
+      <w:r>
+        <w:rPr>
+          <w:rFonts w:ascii="Courier New" w:eastAsia="Times New Roman" w:hAnsi="Courier New" w:cs="Courier New"/>
+          <w:color w:val="333333"/>
+          <w:kern w:val="0"/>
+          <w:sz w:val="20"/>
+          <w:szCs w:val="20"/>
+          <w:lang w:eastAsia="uk-UA"/>
+          <w14:ligatures w14:val="none"/>
+        </w:rPr>
+        <w:t>&gt;</w:t>
+      </w:r>
+      <w:r>
+        <w:rPr>
+          <w:rFonts w:ascii="Courier New" w:eastAsia="Times New Roman" w:hAnsi="Courier New" w:cs="Courier New"/>
+          <w:kern w:val="0"/>
+          <w:sz w:val="20"/>
+          <w:szCs w:val="20"/>
+          <w:lang w:eastAsia="uk-UA"/>
+          <w14:ligatures w14:val="none"/>
+        </w:rPr>
+        <w:t xml:space="preserve"> </w:t>
+      </w:r>
+      <w:r>
+        <w:rPr>
+          <w:rFonts w:ascii="Courier New" w:eastAsia="Times New Roman" w:hAnsi="Courier New" w:cs="Courier New"/>
+          <w:b/>
+          <w:bCs/>
+          <w:color w:val="0000DD"/>
+          <w:kern w:val="0"/>
+          <w:sz w:val="20"/>
+          <w:szCs w:val="20"/>
+          <w:lang w:eastAsia="uk-UA"/>
+          <w14:ligatures w14:val="none"/>
+        </w:rPr>
+        <w:t>15</w:t>
+      </w:r>
+      <w:r>
+        <w:rPr>
+          <w:rFonts w:ascii="Courier New" w:eastAsia="Times New Roman" w:hAnsi="Courier New" w:cs="Courier New"/>
+          <w:kern w:val="0"/>
+          <w:sz w:val="20"/>
+          <w:szCs w:val="20"/>
+          <w:lang w:eastAsia="uk-UA"/>
+          <w14:ligatures w14:val="none"/>
+        </w:rPr>
+        <w:t xml:space="preserve"> </w:t>
+      </w:r>
+      <w:r>
+        <w:rPr>
+          <w:rFonts w:ascii="Courier New" w:eastAsia="Times New Roman" w:hAnsi="Courier New" w:cs="Courier New"/>
+          <w:b/>
+          <w:bCs/>
+          <w:color w:val="008800"/>
+          <w:kern w:val="0"/>
+          <w:sz w:val="20"/>
+          <w:szCs w:val="20"/>
+          <w:lang w:eastAsia="uk-UA"/>
+          <w14:ligatures w14:val="none"/>
+        </w:rPr>
+        <w:t>AND</w:t>
+      </w:r>
+      <w:r>
+        <w:rPr>
+          <w:rFonts w:ascii="Courier New" w:eastAsia="Times New Roman" w:hAnsi="Courier New" w:cs="Courier New"/>
+          <w:kern w:val="0"/>
+          <w:sz w:val="20"/>
+          <w:szCs w:val="20"/>
+          <w:lang w:eastAsia="uk-UA"/>
+          <w14:ligatures w14:val="none"/>
+        </w:rPr>
+        <w:t xml:space="preserve"> S.SNAME </w:t>
+      </w:r>
+      <w:r>
+        <w:rPr>
+          <w:rFonts w:ascii="Courier New" w:eastAsia="Times New Roman" w:hAnsi="Courier New" w:cs="Courier New"/>
+          <w:b/>
+          <w:bCs/>
+          <w:color w:val="008800"/>
+          <w:kern w:val="0"/>
+          <w:sz w:val="20"/>
+          <w:szCs w:val="20"/>
+          <w:lang w:eastAsia="uk-UA"/>
+          <w14:ligatures w14:val="none"/>
+        </w:rPr>
+        <w:t>LIKE</w:t>
+      </w:r>
+      <w:r>
+        <w:rPr>
+          <w:rFonts w:ascii="Courier New" w:eastAsia="Times New Roman" w:hAnsi="Courier New" w:cs="Courier New"/>
+          <w:kern w:val="0"/>
+          <w:sz w:val="20"/>
+          <w:szCs w:val="20"/>
+          <w:lang w:eastAsia="uk-UA"/>
+          <w14:ligatures w14:val="none"/>
+        </w:rPr>
+        <w:t xml:space="preserve"> </w:t>
+      </w:r>
+      <w:r>
+        <w:rPr>
+          <w:rFonts w:ascii="Courier New" w:eastAsia="Times New Roman" w:hAnsi="Courier New" w:cs="Courier New"/>
+          <w:kern w:val="0"/>
+          <w:sz w:val="20"/>
+          <w:szCs w:val="20"/>
+          <w:shd w:val="clear" w:color="auto" w:fill="FFF0F0"/>
+          <w:lang w:eastAsia="uk-UA"/>
+          <w14:ligatures w14:val="none"/>
+        </w:rPr>
+        <w:t>'С%'</w:t>
+      </w:r>
+      <w:r>
+        <w:rPr>
+          <w:rFonts w:ascii="Courier New" w:eastAsia="Times New Roman" w:hAnsi="Courier New" w:cs="Courier New"/>
+          <w:kern w:val="0"/>
+          <w:sz w:val="20"/>
+          <w:szCs w:val="20"/>
+          <w:lang w:eastAsia="uk-UA"/>
+          <w14:ligatures w14:val="none"/>
+        </w:rPr>
+        <w:t>;</w:t>
+      </w:r>
+    </w:p>
+    <w:p>
+      <w:pPr>
+        <w:tabs>
+          <w:tab w:val="left" w:pos="916"/>
+          <w:tab w:val="left" w:pos="1832"/>
+          <w:tab w:val="left" w:pos="2748"/>
+          <w:tab w:val="left" w:pos="3664"/>
+          <w:tab w:val="left" w:pos="4580"/>
+          <w:tab w:val="left" w:pos="5496"/>
+          <w:tab w:val="left" w:pos="6412"/>
+          <w:tab w:val="left" w:pos="7328"/>
+          <w:tab w:val="left" w:pos="8244"/>
+          <w:tab w:val="left" w:pos="9160"/>
+          <w:tab w:val="left" w:pos="10076"/>
+          <w:tab w:val="left" w:pos="10992"/>
+          <w:tab w:val="left" w:pos="11908"/>
+          <w:tab w:val="left" w:pos="12824"/>
+          <w:tab w:val="left" w:pos="13740"/>
+          <w:tab w:val="left" w:pos="14656"/>
+        </w:tabs>
+        <w:spacing w:after="0" w:line="300" w:lineRule="auto"/>
+        <w:rPr>
+          <w:rFonts w:ascii="Courier New" w:eastAsia="Times New Roman" w:hAnsi="Courier New" w:cs="Courier New"/>
+          <w:kern w:val="0"/>
+          <w:sz w:val="20"/>
+          <w:szCs w:val="20"/>
+          <w:lang w:eastAsia="uk-UA"/>
+          <w14:ligatures w14:val="none"/>
+        </w:rPr>
+      </w:pPr>
+    </w:p>
+    <w:p>
+      <w:pPr>
+        <w:tabs>
+          <w:tab w:val="left" w:pos="916"/>
+          <w:tab w:val="left" w:pos="1832"/>
+          <w:tab w:val="left" w:pos="2748"/>
+          <w:tab w:val="left" w:pos="3664"/>
+          <w:tab w:val="left" w:pos="4580"/>
+          <w:tab w:val="left" w:pos="5496"/>
+          <w:tab w:val="left" w:pos="6412"/>
+          <w:tab w:val="left" w:pos="7328"/>
+          <w:tab w:val="left" w:pos="8244"/>
+          <w:tab w:val="left" w:pos="9160"/>
+          <w:tab w:val="left" w:pos="10076"/>
+          <w:tab w:val="left" w:pos="10992"/>
+          <w:tab w:val="left" w:pos="11908"/>
+          <w:tab w:val="left" w:pos="12824"/>
+          <w:tab w:val="left" w:pos="13740"/>
+          <w:tab w:val="left" w:pos="14656"/>
+        </w:tabs>
+        <w:spacing w:after="0" w:line="300" w:lineRule="auto"/>
+        <w:rPr>
+          <w:rFonts w:ascii="Courier New" w:eastAsia="Times New Roman" w:hAnsi="Courier New" w:cs="Courier New"/>
+          <w:kern w:val="0"/>
+          <w:sz w:val="20"/>
+          <w:szCs w:val="20"/>
+          <w:lang w:eastAsia="uk-UA"/>
+          <w14:ligatures w14:val="none"/>
+        </w:rPr>
+      </w:pPr>
+      <w:r>
+        <w:rPr>
+          <w:rFonts w:ascii="Courier New" w:eastAsia="Times New Roman" w:hAnsi="Courier New" w:cs="Courier New"/>
+          <w:color w:val="888888"/>
+          <w:kern w:val="0"/>
+          <w:sz w:val="20"/>
+          <w:szCs w:val="20"/>
+          <w:lang w:eastAsia="uk-UA"/>
+          <w14:ligatures w14:val="none"/>
+        </w:rPr>
+        <w:t>-- 8. Номери проектів, в які постачаються товари з Харкова або постачальником з Харкова</w:t>
+      </w:r>
+    </w:p>
+    <w:p>
+      <w:pPr>
+        <w:tabs>
+          <w:tab w:val="left" w:pos="916"/>
+          <w:tab w:val="left" w:pos="1832"/>
+          <w:tab w:val="left" w:pos="2748"/>
+          <w:tab w:val="left" w:pos="3664"/>
+          <w:tab w:val="left" w:pos="4580"/>
+          <w:tab w:val="left" w:pos="5496"/>
+          <w:tab w:val="left" w:pos="6412"/>
+          <w:tab w:val="left" w:pos="7328"/>
+          <w:tab w:val="left" w:pos="8244"/>
+          <w:tab w:val="left" w:pos="9160"/>
+          <w:tab w:val="left" w:pos="10076"/>
+          <w:tab w:val="left" w:pos="10992"/>
+          <w:tab w:val="left" w:pos="11908"/>
+          <w:tab w:val="left" w:pos="12824"/>
+          <w:tab w:val="left" w:pos="13740"/>
+          <w:tab w:val="left" w:pos="14656"/>
+        </w:tabs>
+        <w:spacing w:after="0" w:line="300" w:lineRule="auto"/>
+        <w:rPr>
+          <w:rFonts w:ascii="Courier New" w:eastAsia="Times New Roman" w:hAnsi="Courier New" w:cs="Courier New"/>
+          <w:kern w:val="0"/>
+          <w:sz w:val="20"/>
+          <w:szCs w:val="20"/>
+          <w:lang w:eastAsia="uk-UA"/>
+          <w14:ligatures w14:val="none"/>
+        </w:rPr>
+      </w:pPr>
+      <w:r>
+        <w:rPr>
+          <w:rFonts w:ascii="Courier New" w:eastAsia="Times New Roman" w:hAnsi="Courier New" w:cs="Courier New"/>
+          <w:b/>
+          <w:bCs/>
+          <w:color w:val="008800"/>
+          <w:kern w:val="0"/>
+          <w:sz w:val="20"/>
+          <w:szCs w:val="20"/>
+          <w:lang w:eastAsia="uk-UA"/>
+          <w14:ligatures w14:val="none"/>
+        </w:rPr>
+        <w:t>SELECT</w:t>
+      </w:r>
+      <w:r>
+        <w:rPr>
+          <w:rFonts w:ascii="Courier New" w:eastAsia="Times New Roman" w:hAnsi="Courier New" w:cs="Courier New"/>
+          <w:kern w:val="0"/>
+          <w:sz w:val="20"/>
+          <w:szCs w:val="20"/>
+          <w:lang w:eastAsia="uk-UA"/>
+          <w14:ligatures w14:val="none"/>
+        </w:rPr>
+        <w:t xml:space="preserve"> </w:t>
+      </w:r>
+      <w:r>
+        <w:rPr>
+          <w:rFonts w:ascii="Courier New" w:eastAsia="Times New Roman" w:hAnsi="Courier New" w:cs="Courier New"/>
+          <w:b/>
+          <w:bCs/>
+          <w:color w:val="008800"/>
+          <w:kern w:val="0"/>
+          <w:sz w:val="20"/>
+          <w:szCs w:val="20"/>
+          <w:lang w:eastAsia="uk-UA"/>
+          <w14:ligatures w14:val="none"/>
+        </w:rPr>
+        <w:t>DISTINCT</w:t>
+      </w:r>
+      <w:r>
+        <w:rPr>
+          <w:rFonts w:ascii="Courier New" w:eastAsia="Times New Roman" w:hAnsi="Courier New" w:cs="Courier New"/>
+          <w:kern w:val="0"/>
+          <w:sz w:val="20"/>
+          <w:szCs w:val="20"/>
+          <w:lang w:eastAsia="uk-UA"/>
+          <w14:ligatures w14:val="none"/>
+        </w:rPr>
+        <w:t xml:space="preserve"> SPJ.J_id</w:t>
+      </w:r>
+    </w:p>
+    <w:p>
+      <w:pPr>
+        <w:tabs>
+          <w:tab w:val="left" w:pos="916"/>
+          <w:tab w:val="left" w:pos="1832"/>
+          <w:tab w:val="left" w:pos="2748"/>
+          <w:tab w:val="left" w:pos="3664"/>
+          <w:tab w:val="left" w:pos="4580"/>
+          <w:tab w:val="left" w:pos="5496"/>
+          <w:tab w:val="left" w:pos="6412"/>
+          <w:tab w:val="left" w:pos="7328"/>
+          <w:tab w:val="left" w:pos="8244"/>
+          <w:tab w:val="left" w:pos="9160"/>
+          <w:tab w:val="left" w:pos="10076"/>
+          <w:tab w:val="left" w:pos="10992"/>
+          <w:tab w:val="left" w:pos="11908"/>
+          <w:tab w:val="left" w:pos="12824"/>
+          <w:tab w:val="left" w:pos="13740"/>
+          <w:tab w:val="left" w:pos="14656"/>
+        </w:tabs>
+        <w:spacing w:after="0" w:line="300" w:lineRule="auto"/>
+        <w:rPr>
+          <w:rFonts w:ascii="Courier New" w:eastAsia="Times New Roman" w:hAnsi="Courier New" w:cs="Courier New"/>
+          <w:kern w:val="0"/>
+          <w:sz w:val="20"/>
+          <w:szCs w:val="20"/>
+          <w:lang w:eastAsia="uk-UA"/>
+          <w14:ligatures w14:val="none"/>
+        </w:rPr>
+      </w:pPr>
+      <w:r>
+        <w:rPr>
+          <w:rFonts w:ascii="Courier New" w:eastAsia="Times New Roman" w:hAnsi="Courier New" w:cs="Courier New"/>
+          <w:b/>
+          <w:bCs/>
+          <w:color w:val="008800"/>
+          <w:kern w:val="0"/>
+          <w:sz w:val="20"/>
+          <w:szCs w:val="20"/>
+          <w:lang w:eastAsia="uk-UA"/>
+          <w14:ligatures w14:val="none"/>
+        </w:rPr>
+        <w:t>FROM</w:t>
+      </w:r>
+      <w:r>
+        <w:rPr>
+          <w:rFonts w:ascii="Courier New" w:eastAsia="Times New Roman" w:hAnsi="Courier New" w:cs="Courier New"/>
+          <w:kern w:val="0"/>
+          <w:sz w:val="20"/>
+          <w:szCs w:val="20"/>
+          <w:lang w:eastAsia="uk-UA"/>
+          <w14:ligatures w14:val="none"/>
+        </w:rPr>
+        <w:t xml:space="preserve"> SPJ</w:t>
+      </w:r>
+    </w:p>
+    <w:p>
+      <w:pPr>
+        <w:tabs>
+          <w:tab w:val="left" w:pos="916"/>
+          <w:tab w:val="left" w:pos="1832"/>
+          <w:tab w:val="left" w:pos="2748"/>
+          <w:tab w:val="left" w:pos="3664"/>
+          <w:tab w:val="left" w:pos="4580"/>
+          <w:tab w:val="left" w:pos="5496"/>
+          <w:tab w:val="left" w:pos="6412"/>
+          <w:tab w:val="left" w:pos="7328"/>
+          <w:tab w:val="left" w:pos="8244"/>
+          <w:tab w:val="left" w:pos="9160"/>
+          <w:tab w:val="left" w:pos="10076"/>
+          <w:tab w:val="left" w:pos="10992"/>
+          <w:tab w:val="left" w:pos="11908"/>
+          <w:tab w:val="left" w:pos="12824"/>
+          <w:tab w:val="left" w:pos="13740"/>
+          <w:tab w:val="left" w:pos="14656"/>
+        </w:tabs>
+        <w:spacing w:after="0" w:line="300" w:lineRule="auto"/>
+        <w:rPr>
+          <w:rFonts w:ascii="Courier New" w:eastAsia="Times New Roman" w:hAnsi="Courier New" w:cs="Courier New"/>
+          <w:kern w:val="0"/>
+          <w:sz w:val="20"/>
+          <w:szCs w:val="20"/>
+          <w:lang w:eastAsia="uk-UA"/>
+          <w14:ligatures w14:val="none"/>
+        </w:rPr>
+      </w:pPr>
+      <w:r>
+        <w:rPr>
+          <w:rFonts w:ascii="Courier New" w:eastAsia="Times New Roman" w:hAnsi="Courier New" w:cs="Courier New"/>
+          <w:b/>
+          <w:bCs/>
+          <w:color w:val="008800"/>
+          <w:kern w:val="0"/>
+          <w:sz w:val="20"/>
+          <w:szCs w:val="20"/>
+          <w:lang w:eastAsia="uk-UA"/>
+          <w14:ligatures w14:val="none"/>
+        </w:rPr>
+        <w:t>JOIN</w:t>
+      </w:r>
+      <w:r>
+        <w:rPr>
+          <w:rFonts w:ascii="Courier New" w:eastAsia="Times New Roman" w:hAnsi="Courier New" w:cs="Courier New"/>
+          <w:kern w:val="0"/>
+          <w:sz w:val="20"/>
+          <w:szCs w:val="20"/>
+          <w:lang w:eastAsia="uk-UA"/>
+          <w14:ligatures w14:val="none"/>
+        </w:rPr>
+        <w:t xml:space="preserve"> P </w:t>
+      </w:r>
+      <w:r>
+        <w:rPr>
+          <w:rFonts w:ascii="Courier New" w:eastAsia="Times New Roman" w:hAnsi="Courier New" w:cs="Courier New"/>
+          <w:b/>
+          <w:bCs/>
+          <w:color w:val="008800"/>
+          <w:kern w:val="0"/>
+          <w:sz w:val="20"/>
+          <w:szCs w:val="20"/>
+          <w:lang w:eastAsia="uk-UA"/>
+          <w14:ligatures w14:val="none"/>
+        </w:rPr>
+        <w:t>ON</w:t>
+      </w:r>
+      <w:r>
+        <w:rPr>
+          <w:rFonts w:ascii="Courier New" w:eastAsia="Times New Roman" w:hAnsi="Courier New" w:cs="Courier New"/>
+          <w:kern w:val="0"/>
+          <w:sz w:val="20"/>
+          <w:szCs w:val="20"/>
+          <w:lang w:eastAsia="uk-UA"/>
+          <w14:ligatures w14:val="none"/>
+        </w:rPr>
+        <w:t xml:space="preserve"> SPJ.P_id </w:t>
+      </w:r>
+      <w:r>
+        <w:rPr>
+          <w:rFonts w:ascii="Courier New" w:eastAsia="Times New Roman" w:hAnsi="Courier New" w:cs="Courier New"/>
+          <w:color w:val="333333"/>
+          <w:kern w:val="0"/>
+          <w:sz w:val="20"/>
+          <w:szCs w:val="20"/>
+          <w:lang w:eastAsia="uk-UA"/>
+          <w14:ligatures w14:val="none"/>
+        </w:rPr>
+        <w:t>=</w:t>
+      </w:r>
+      <w:r>
+        <w:rPr>
+          <w:rFonts w:ascii="Courier New" w:eastAsia="Times New Roman" w:hAnsi="Courier New" w:cs="Courier New"/>
+          <w:kern w:val="0"/>
+          <w:sz w:val="20"/>
+          <w:szCs w:val="20"/>
+          <w:lang w:eastAsia="uk-UA"/>
+          <w14:ligatures w14:val="none"/>
+        </w:rPr>
+        <w:t xml:space="preserve"> P.P_id</w:t>
+      </w:r>
+    </w:p>
+    <w:p>
+      <w:pPr>
+        <w:tabs>
+          <w:tab w:val="left" w:pos="916"/>
+          <w:tab w:val="left" w:pos="1832"/>
+          <w:tab w:val="left" w:pos="2748"/>
+          <w:tab w:val="left" w:pos="3664"/>
+          <w:tab w:val="left" w:pos="4580"/>
+          <w:tab w:val="left" w:pos="5496"/>
+          <w:tab w:val="left" w:pos="6412"/>
+          <w:tab w:val="left" w:pos="7328"/>
+          <w:tab w:val="left" w:pos="8244"/>
+          <w:tab w:val="left" w:pos="9160"/>
+          <w:tab w:val="left" w:pos="10076"/>
+          <w:tab w:val="left" w:pos="10992"/>
+          <w:tab w:val="left" w:pos="11908"/>
+          <w:tab w:val="left" w:pos="12824"/>
+          <w:tab w:val="left" w:pos="13740"/>
+          <w:tab w:val="left" w:pos="14656"/>
+        </w:tabs>
+        <w:spacing w:after="0" w:line="300" w:lineRule="auto"/>
+        <w:rPr>
+          <w:rFonts w:ascii="Courier New" w:eastAsia="Times New Roman" w:hAnsi="Courier New" w:cs="Courier New"/>
+          <w:kern w:val="0"/>
+          <w:sz w:val="20"/>
+          <w:szCs w:val="20"/>
+          <w:lang w:eastAsia="uk-UA"/>
+          <w14:ligatures w14:val="none"/>
+        </w:rPr>
+      </w:pPr>
+      <w:r>
+        <w:rPr>
+          <w:rFonts w:ascii="Courier New" w:eastAsia="Times New Roman" w:hAnsi="Courier New" w:cs="Courier New"/>
+          <w:b/>
+          <w:bCs/>
+          <w:color w:val="008800"/>
+          <w:kern w:val="0"/>
+          <w:sz w:val="20"/>
+          <w:szCs w:val="20"/>
+          <w:lang w:eastAsia="uk-UA"/>
+          <w14:ligatures w14:val="none"/>
+        </w:rPr>
+        <w:t>WHERE</w:t>
+      </w:r>
+      <w:r>
+        <w:rPr>
+          <w:rFonts w:ascii="Courier New" w:eastAsia="Times New Roman" w:hAnsi="Courier New" w:cs="Courier New"/>
+          <w:kern w:val="0"/>
+          <w:sz w:val="20"/>
+          <w:szCs w:val="20"/>
+          <w:lang w:eastAsia="uk-UA"/>
+          <w14:ligatures w14:val="none"/>
+        </w:rPr>
+        <w:t xml:space="preserve"> P.CITY </w:t>
+      </w:r>
+      <w:r>
+        <w:rPr>
+          <w:rFonts w:ascii="Courier New" w:eastAsia="Times New Roman" w:hAnsi="Courier New" w:cs="Courier New"/>
+          <w:color w:val="333333"/>
+          <w:kern w:val="0"/>
+          <w:sz w:val="20"/>
+          <w:szCs w:val="20"/>
+          <w:lang w:eastAsia="uk-UA"/>
+          <w14:ligatures w14:val="none"/>
+        </w:rPr>
+        <w:t>=</w:t>
+      </w:r>
+      <w:r>
+        <w:rPr>
+          <w:rFonts w:ascii="Courier New" w:eastAsia="Times New Roman" w:hAnsi="Courier New" w:cs="Courier New"/>
+          <w:kern w:val="0"/>
+          <w:sz w:val="20"/>
+          <w:szCs w:val="20"/>
+          <w:lang w:eastAsia="uk-UA"/>
+          <w14:ligatures w14:val="none"/>
+        </w:rPr>
+        <w:t xml:space="preserve"> </w:t>
+      </w:r>
+      <w:r>
+        <w:rPr>
+          <w:rFonts w:ascii="Courier New" w:eastAsia="Times New Roman" w:hAnsi="Courier New" w:cs="Courier New"/>
+          <w:kern w:val="0"/>
+          <w:sz w:val="20"/>
+          <w:szCs w:val="20"/>
+          <w:shd w:val="clear" w:color="auto" w:fill="FFF0F0"/>
+          <w:lang w:eastAsia="uk-UA"/>
+          <w14:ligatures w14:val="none"/>
+        </w:rPr>
+        <w:t>'Харків'</w:t>
+      </w:r>
+    </w:p>
+    <w:p>
+      <w:pPr>
+        <w:tabs>
+          <w:tab w:val="left" w:pos="916"/>
+          <w:tab w:val="left" w:pos="1832"/>
+          <w:tab w:val="left" w:pos="2748"/>
+          <w:tab w:val="left" w:pos="3664"/>
+          <w:tab w:val="left" w:pos="4580"/>
+          <w:tab w:val="left" w:pos="5496"/>
+          <w:tab w:val="left" w:pos="6412"/>
+          <w:tab w:val="left" w:pos="7328"/>
+          <w:tab w:val="left" w:pos="8244"/>
+          <w:tab w:val="left" w:pos="9160"/>
+          <w:tab w:val="left" w:pos="10076"/>
+          <w:tab w:val="left" w:pos="10992"/>
+          <w:tab w:val="left" w:pos="11908"/>
+          <w:tab w:val="left" w:pos="12824"/>
+          <w:tab w:val="left" w:pos="13740"/>
+          <w:tab w:val="left" w:pos="14656"/>
+        </w:tabs>
+        <w:spacing w:after="0" w:line="300" w:lineRule="auto"/>
+        <w:rPr>
+          <w:rFonts w:ascii="Courier New" w:eastAsia="Times New Roman" w:hAnsi="Courier New" w:cs="Courier New"/>
+          <w:kern w:val="0"/>
+          <w:sz w:val="20"/>
+          <w:szCs w:val="20"/>
+          <w:lang w:eastAsia="uk-UA"/>
+          <w14:ligatures w14:val="none"/>
+        </w:rPr>
+      </w:pPr>
+      <w:r>
+        <w:rPr>
+          <w:rFonts w:ascii="Courier New" w:eastAsia="Times New Roman" w:hAnsi="Courier New" w:cs="Courier New"/>
+          <w:b/>
+          <w:bCs/>
+          <w:color w:val="008800"/>
+          <w:kern w:val="0"/>
+          <w:sz w:val="20"/>
+          <w:szCs w:val="20"/>
+          <w:lang w:eastAsia="uk-UA"/>
+          <w14:ligatures w14:val="none"/>
+        </w:rPr>
+        <w:t>UNION</w:t>
+      </w:r>
+    </w:p>
+    <w:p>
+      <w:pPr>
+        <w:tabs>
+          <w:tab w:val="left" w:pos="916"/>
+          <w:tab w:val="left" w:pos="1832"/>
+          <w:tab w:val="left" w:pos="2748"/>
+          <w:tab w:val="left" w:pos="3664"/>
+          <w:tab w:val="left" w:pos="4580"/>
+          <w:tab w:val="left" w:pos="5496"/>
+          <w:tab w:val="left" w:pos="6412"/>
+          <w:tab w:val="left" w:pos="7328"/>
+          <w:tab w:val="left" w:pos="8244"/>
+          <w:tab w:val="left" w:pos="9160"/>
+          <w:tab w:val="left" w:pos="10076"/>
+          <w:tab w:val="left" w:pos="10992"/>
+          <w:tab w:val="left" w:pos="11908"/>
+          <w:tab w:val="left" w:pos="12824"/>
+          <w:tab w:val="left" w:pos="13740"/>
+          <w:tab w:val="left" w:pos="14656"/>
+        </w:tabs>
+        <w:spacing w:after="0" w:line="300" w:lineRule="auto"/>
+        <w:rPr>
+          <w:rFonts w:ascii="Courier New" w:eastAsia="Times New Roman" w:hAnsi="Courier New" w:cs="Courier New"/>
+          <w:kern w:val="0"/>
+          <w:sz w:val="20"/>
+          <w:szCs w:val="20"/>
+          <w:lang w:eastAsia="uk-UA"/>
+          <w14:ligatures w14:val="none"/>
+        </w:rPr>
+      </w:pPr>
+      <w:r>
+        <w:rPr>
+          <w:rFonts w:ascii="Courier New" w:eastAsia="Times New Roman" w:hAnsi="Courier New" w:cs="Courier New"/>
+          <w:b/>
+          <w:bCs/>
+          <w:color w:val="008800"/>
+          <w:kern w:val="0"/>
+          <w:sz w:val="20"/>
+          <w:szCs w:val="20"/>
+          <w:lang w:eastAsia="uk-UA"/>
+          <w14:ligatures w14:val="none"/>
+        </w:rPr>
+        <w:t>SELECT</w:t>
+      </w:r>
+      <w:r>
+        <w:rPr>
+          <w:rFonts w:ascii="Courier New" w:eastAsia="Times New Roman" w:hAnsi="Courier New" w:cs="Courier New"/>
+          <w:kern w:val="0"/>
+          <w:sz w:val="20"/>
+          <w:szCs w:val="20"/>
+          <w:lang w:eastAsia="uk-UA"/>
+          <w14:ligatures w14:val="none"/>
+        </w:rPr>
+        <w:t xml:space="preserve"> </w:t>
+      </w:r>
+      <w:r>
+        <w:rPr>
+          <w:rFonts w:ascii="Courier New" w:eastAsia="Times New Roman" w:hAnsi="Courier New" w:cs="Courier New"/>
+          <w:b/>
+          <w:bCs/>
+          <w:color w:val="008800"/>
+          <w:kern w:val="0"/>
+          <w:sz w:val="20"/>
+          <w:szCs w:val="20"/>
+          <w:lang w:eastAsia="uk-UA"/>
+          <w14:ligatures w14:val="none"/>
+        </w:rPr>
+        <w:t>DISTINCT</w:t>
+      </w:r>
+      <w:r>
+        <w:rPr>
+          <w:rFonts w:ascii="Courier New" w:eastAsia="Times New Roman" w:hAnsi="Courier New" w:cs="Courier New"/>
+          <w:kern w:val="0"/>
+          <w:sz w:val="20"/>
+          <w:szCs w:val="20"/>
+          <w:lang w:eastAsia="uk-UA"/>
+          <w14:ligatures w14:val="none"/>
+        </w:rPr>
+        <w:t xml:space="preserve"> SPJ.J_id</w:t>
+      </w:r>
+    </w:p>
+    <w:p>
+      <w:pPr>
+        <w:tabs>
+          <w:tab w:val="left" w:pos="916"/>
+          <w:tab w:val="left" w:pos="1832"/>
+          <w:tab w:val="left" w:pos="2748"/>
+          <w:tab w:val="left" w:pos="3664"/>
+          <w:tab w:val="left" w:pos="4580"/>
+          <w:tab w:val="left" w:pos="5496"/>
+          <w:tab w:val="left" w:pos="6412"/>
+          <w:tab w:val="left" w:pos="7328"/>
+          <w:tab w:val="left" w:pos="8244"/>
+          <w:tab w:val="left" w:pos="9160"/>
+          <w:tab w:val="left" w:pos="10076"/>
+          <w:tab w:val="left" w:pos="10992"/>
+          <w:tab w:val="left" w:pos="11908"/>
+          <w:tab w:val="left" w:pos="12824"/>
+          <w:tab w:val="left" w:pos="13740"/>
+          <w:tab w:val="left" w:pos="14656"/>
+        </w:tabs>
+        <w:spacing w:after="0" w:line="300" w:lineRule="auto"/>
+        <w:rPr>
+          <w:rFonts w:ascii="Courier New" w:eastAsia="Times New Roman" w:hAnsi="Courier New" w:cs="Courier New"/>
+          <w:kern w:val="0"/>
+          <w:sz w:val="20"/>
+          <w:szCs w:val="20"/>
+          <w:lang w:eastAsia="uk-UA"/>
+          <w14:ligatures w14:val="none"/>
+        </w:rPr>
+      </w:pPr>
+      <w:r>
+        <w:rPr>
+          <w:rFonts w:ascii="Courier New" w:eastAsia="Times New Roman" w:hAnsi="Courier New" w:cs="Courier New"/>
+          <w:b/>
+          <w:bCs/>
+          <w:color w:val="008800"/>
+          <w:kern w:val="0"/>
+          <w:sz w:val="20"/>
+          <w:szCs w:val="20"/>
+          <w:lang w:eastAsia="uk-UA"/>
+          <w14:ligatures w14:val="none"/>
+        </w:rPr>
+        <w:t>FROM</w:t>
+      </w:r>
+      <w:r>
+        <w:rPr>
+          <w:rFonts w:ascii="Courier New" w:eastAsia="Times New Roman" w:hAnsi="Courier New" w:cs="Courier New"/>
+          <w:kern w:val="0"/>
+          <w:sz w:val="20"/>
+          <w:szCs w:val="20"/>
+          <w:lang w:eastAsia="uk-UA"/>
+          <w14:ligatures w14:val="none"/>
+        </w:rPr>
+        <w:t xml:space="preserve"> SPJ</w:t>
+      </w:r>
+    </w:p>
+    <w:p>
+      <w:pPr>
+        <w:tabs>
+          <w:tab w:val="left" w:pos="916"/>
+          <w:tab w:val="left" w:pos="1832"/>
+          <w:tab w:val="left" w:pos="2748"/>
+          <w:tab w:val="left" w:pos="3664"/>
+          <w:tab w:val="left" w:pos="4580"/>
+          <w:tab w:val="left" w:pos="5496"/>
+          <w:tab w:val="left" w:pos="6412"/>
+          <w:tab w:val="left" w:pos="7328"/>
+          <w:tab w:val="left" w:pos="8244"/>
+          <w:tab w:val="left" w:pos="9160"/>
+          <w:tab w:val="left" w:pos="10076"/>
+          <w:tab w:val="left" w:pos="10992"/>
+          <w:tab w:val="left" w:pos="11908"/>
+          <w:tab w:val="left" w:pos="12824"/>
+          <w:tab w:val="left" w:pos="13740"/>
+          <w:tab w:val="left" w:pos="14656"/>
+        </w:tabs>
+        <w:spacing w:after="0" w:line="300" w:lineRule="auto"/>
+        <w:rPr>
+          <w:rFonts w:ascii="Courier New" w:eastAsia="Times New Roman" w:hAnsi="Courier New" w:cs="Courier New"/>
+          <w:kern w:val="0"/>
+          <w:sz w:val="20"/>
+          <w:szCs w:val="20"/>
+          <w:lang w:eastAsia="uk-UA"/>
+          <w14:ligatures w14:val="none"/>
+        </w:rPr>
+      </w:pPr>
+      <w:r>
+        <w:rPr>
+          <w:rFonts w:ascii="Courier New" w:eastAsia="Times New Roman" w:hAnsi="Courier New" w:cs="Courier New"/>
+          <w:b/>
+          <w:bCs/>
+          <w:color w:val="008800"/>
+          <w:kern w:val="0"/>
+          <w:sz w:val="20"/>
+          <w:szCs w:val="20"/>
+          <w:lang w:eastAsia="uk-UA"/>
+          <w14:ligatures w14:val="none"/>
+        </w:rPr>
+        <w:t>JOIN</w:t>
+      </w:r>
+      <w:r>
+        <w:rPr>
+          <w:rFonts w:ascii="Courier New" w:eastAsia="Times New Roman" w:hAnsi="Courier New" w:cs="Courier New"/>
+          <w:kern w:val="0"/>
+          <w:sz w:val="20"/>
+          <w:szCs w:val="20"/>
+          <w:lang w:eastAsia="uk-UA"/>
+          <w14:ligatures w14:val="none"/>
+        </w:rPr>
+        <w:t xml:space="preserve"> S </w:t>
+      </w:r>
+      <w:r>
+        <w:rPr>
+          <w:rFonts w:ascii="Courier New" w:eastAsia="Times New Roman" w:hAnsi="Courier New" w:cs="Courier New"/>
+          <w:b/>
+          <w:bCs/>
+          <w:color w:val="008800"/>
+          <w:kern w:val="0"/>
+          <w:sz w:val="20"/>
+          <w:szCs w:val="20"/>
+          <w:lang w:eastAsia="uk-UA"/>
+          <w14:ligatures w14:val="none"/>
+        </w:rPr>
+        <w:t>ON</w:t>
+      </w:r>
+      <w:r>
+        <w:rPr>
+          <w:rFonts w:ascii="Courier New" w:eastAsia="Times New Roman" w:hAnsi="Courier New" w:cs="Courier New"/>
+          <w:kern w:val="0"/>
+          <w:sz w:val="20"/>
+          <w:szCs w:val="20"/>
+          <w:lang w:eastAsia="uk-UA"/>
+          <w14:ligatures w14:val="none"/>
+        </w:rPr>
+        <w:t xml:space="preserve"> SPJ.S_id </w:t>
+      </w:r>
+      <w:r>
+        <w:rPr>
+          <w:rFonts w:ascii="Courier New" w:eastAsia="Times New Roman" w:hAnsi="Courier New" w:cs="Courier New"/>
+          <w:color w:val="333333"/>
+          <w:kern w:val="0"/>
+          <w:sz w:val="20"/>
+          <w:szCs w:val="20"/>
+          <w:lang w:eastAsia="uk-UA"/>
+          <w14:ligatures w14:val="none"/>
+        </w:rPr>
+        <w:t>=</w:t>
+      </w:r>
+      <w:r>
+        <w:rPr>
+          <w:rFonts w:ascii="Courier New" w:eastAsia="Times New Roman" w:hAnsi="Courier New" w:cs="Courier New"/>
+          <w:kern w:val="0"/>
+          <w:sz w:val="20"/>
+          <w:szCs w:val="20"/>
+          <w:lang w:eastAsia="uk-UA"/>
+          <w14:ligatures w14:val="none"/>
+        </w:rPr>
+        <w:t xml:space="preserve"> S.S_id</w:t>
+      </w:r>
+    </w:p>
+    <w:p>
+      <w:pPr>
+        <w:tabs>
+          <w:tab w:val="left" w:pos="916"/>
+          <w:tab w:val="left" w:pos="1832"/>
+          <w:tab w:val="left" w:pos="2748"/>
+          <w:tab w:val="left" w:pos="3664"/>
+          <w:tab w:val="left" w:pos="4580"/>
+          <w:tab w:val="left" w:pos="5496"/>
+          <w:tab w:val="left" w:pos="6412"/>
+          <w:tab w:val="left" w:pos="7328"/>
+          <w:tab w:val="left" w:pos="8244"/>
+          <w:tab w:val="left" w:pos="9160"/>
+          <w:tab w:val="left" w:pos="10076"/>
+          <w:tab w:val="left" w:pos="10992"/>
+          <w:tab w:val="left" w:pos="11908"/>
+          <w:tab w:val="left" w:pos="12824"/>
+          <w:tab w:val="left" w:pos="13740"/>
+          <w:tab w:val="left" w:pos="14656"/>
+        </w:tabs>
+        <w:spacing w:after="0" w:line="300" w:lineRule="auto"/>
+        <w:rPr>
+          <w:rFonts w:ascii="Courier New" w:eastAsia="Times New Roman" w:hAnsi="Courier New" w:cs="Courier New"/>
+          <w:kern w:val="0"/>
+          <w:sz w:val="20"/>
+          <w:szCs w:val="20"/>
+          <w:lang w:eastAsia="uk-UA"/>
+          <w14:ligatures w14:val="none"/>
+        </w:rPr>
+      </w:pPr>
+      <w:r>
+        <w:rPr>
+          <w:rFonts w:ascii="Courier New" w:eastAsia="Times New Roman" w:hAnsi="Courier New" w:cs="Courier New"/>
+          <w:b/>
+          <w:bCs/>
+          <w:color w:val="008800"/>
+          <w:kern w:val="0"/>
+          <w:sz w:val="20"/>
+          <w:szCs w:val="20"/>
+          <w:lang w:eastAsia="uk-UA"/>
+          <w14:ligatures w14:val="none"/>
+        </w:rPr>
+        <w:t>WHERE</w:t>
+      </w:r>
+      <w:r>
+        <w:rPr>
+          <w:rFonts w:ascii="Courier New" w:eastAsia="Times New Roman" w:hAnsi="Courier New" w:cs="Courier New"/>
+          <w:kern w:val="0"/>
+          <w:sz w:val="20"/>
+          <w:szCs w:val="20"/>
+          <w:lang w:eastAsia="uk-UA"/>
+          <w14:ligatures w14:val="none"/>
+        </w:rPr>
+        <w:t xml:space="preserve"> S.CITY </w:t>
+      </w:r>
+      <w:r>
+        <w:rPr>
+          <w:rFonts w:ascii="Courier New" w:eastAsia="Times New Roman" w:hAnsi="Courier New" w:cs="Courier New"/>
+          <w:color w:val="333333"/>
+          <w:kern w:val="0"/>
+          <w:sz w:val="20"/>
+          <w:szCs w:val="20"/>
+          <w:lang w:eastAsia="uk-UA"/>
+          <w14:ligatures w14:val="none"/>
+        </w:rPr>
+        <w:t>=</w:t>
+      </w:r>
+      <w:r>
+        <w:rPr>
+          <w:rFonts w:ascii="Courier New" w:eastAsia="Times New Roman" w:hAnsi="Courier New" w:cs="Courier New"/>
+          <w:kern w:val="0"/>
+          <w:sz w:val="20"/>
+          <w:szCs w:val="20"/>
+          <w:lang w:eastAsia="uk-UA"/>
+          <w14:ligatures w14:val="none"/>
+        </w:rPr>
+        <w:t xml:space="preserve"> </w:t>
+      </w:r>
+      <w:r>
+        <w:rPr>
+          <w:rFonts w:ascii="Courier New" w:eastAsia="Times New Roman" w:hAnsi="Courier New" w:cs="Courier New"/>
+          <w:kern w:val="0"/>
+          <w:sz w:val="20"/>
+          <w:szCs w:val="20"/>
+          <w:shd w:val="clear" w:color="auto" w:fill="FFF0F0"/>
+          <w:lang w:eastAsia="uk-UA"/>
+          <w14:ligatures w14:val="none"/>
+        </w:rPr>
+        <w:t>'Харків'</w:t>
+      </w:r>
+      <w:r>
+        <w:rPr>
+          <w:rFonts w:ascii="Courier New" w:eastAsia="Times New Roman" w:hAnsi="Courier New" w:cs="Courier New"/>
+          <w:kern w:val="0"/>
+          <w:sz w:val="20"/>
+          <w:szCs w:val="20"/>
+          <w:lang w:eastAsia="uk-UA"/>
+          <w14:ligatures w14:val="none"/>
+        </w:rPr>
+        <w:t>;</w:t>
+      </w:r>
+    </w:p>
+    <w:p>
+      <w:pPr>
+        <w:tabs>
+          <w:tab w:val="left" w:pos="916"/>
+          <w:tab w:val="left" w:pos="1832"/>
+          <w:tab w:val="left" w:pos="2748"/>
+          <w:tab w:val="left" w:pos="3664"/>
+          <w:tab w:val="left" w:pos="4580"/>
+          <w:tab w:val="left" w:pos="5496"/>
+          <w:tab w:val="left" w:pos="6412"/>
+          <w:tab w:val="left" w:pos="7328"/>
+          <w:tab w:val="left" w:pos="8244"/>
+          <w:tab w:val="left" w:pos="9160"/>
+          <w:tab w:val="left" w:pos="10076"/>
+          <w:tab w:val="left" w:pos="10992"/>
+          <w:tab w:val="left" w:pos="11908"/>
+          <w:tab w:val="left" w:pos="12824"/>
+          <w:tab w:val="left" w:pos="13740"/>
+          <w:tab w:val="left" w:pos="14656"/>
+        </w:tabs>
+        <w:spacing w:after="0" w:line="300" w:lineRule="auto"/>
+        <w:rPr>
+          <w:rFonts w:ascii="Courier New" w:eastAsia="Times New Roman" w:hAnsi="Courier New" w:cs="Courier New"/>
+          <w:kern w:val="0"/>
+          <w:sz w:val="20"/>
+          <w:szCs w:val="20"/>
+          <w:lang w:eastAsia="uk-UA"/>
+          <w14:ligatures w14:val="none"/>
+        </w:rPr>
+      </w:pPr>
+    </w:p>
+    <w:p>
+      <w:pPr>
+        <w:tabs>
+          <w:tab w:val="left" w:pos="916"/>
+          <w:tab w:val="left" w:pos="1832"/>
+          <w:tab w:val="left" w:pos="2748"/>
+          <w:tab w:val="left" w:pos="3664"/>
+          <w:tab w:val="left" w:pos="4580"/>
+          <w:tab w:val="left" w:pos="5496"/>
+          <w:tab w:val="left" w:pos="6412"/>
+          <w:tab w:val="left" w:pos="7328"/>
+          <w:tab w:val="left" w:pos="8244"/>
+          <w:tab w:val="left" w:pos="9160"/>
+          <w:tab w:val="left" w:pos="10076"/>
+          <w:tab w:val="left" w:pos="10992"/>
+          <w:tab w:val="left" w:pos="11908"/>
+          <w:tab w:val="left" w:pos="12824"/>
+          <w:tab w:val="left" w:pos="13740"/>
+          <w:tab w:val="left" w:pos="14656"/>
+        </w:tabs>
+        <w:spacing w:after="0" w:line="300" w:lineRule="auto"/>
+        <w:rPr>
+          <w:rFonts w:ascii="Courier New" w:eastAsia="Times New Roman" w:hAnsi="Courier New" w:cs="Courier New"/>
+          <w:kern w:val="0"/>
+          <w:sz w:val="20"/>
+          <w:szCs w:val="20"/>
+          <w:lang w:eastAsia="uk-UA"/>
+          <w14:ligatures w14:val="none"/>
+        </w:rPr>
+      </w:pPr>
+      <w:r>
+        <w:rPr>
+          <w:rFonts w:ascii="Courier New" w:eastAsia="Times New Roman" w:hAnsi="Courier New" w:cs="Courier New"/>
+          <w:color w:val="888888"/>
+          <w:kern w:val="0"/>
+          <w:sz w:val="20"/>
+          <w:szCs w:val="20"/>
+          <w:lang w:eastAsia="uk-UA"/>
+          <w14:ligatures w14:val="none"/>
+        </w:rPr>
+        <w:t>-- 9. Імена товарів, які поставляються Шевченком у кількості більше 200</w:t>
+      </w:r>
+    </w:p>
+    <w:p>
+      <w:pPr>
+        <w:tabs>
+          <w:tab w:val="left" w:pos="916"/>
+          <w:tab w:val="left" w:pos="1832"/>
+          <w:tab w:val="left" w:pos="2748"/>
+          <w:tab w:val="left" w:pos="3664"/>
+          <w:tab w:val="left" w:pos="4580"/>
+          <w:tab w:val="left" w:pos="5496"/>
+          <w:tab w:val="left" w:pos="6412"/>
+          <w:tab w:val="left" w:pos="7328"/>
+          <w:tab w:val="left" w:pos="8244"/>
+          <w:tab w:val="left" w:pos="9160"/>
+          <w:tab w:val="left" w:pos="10076"/>
+          <w:tab w:val="left" w:pos="10992"/>
+          <w:tab w:val="left" w:pos="11908"/>
+          <w:tab w:val="left" w:pos="12824"/>
+          <w:tab w:val="left" w:pos="13740"/>
+          <w:tab w:val="left" w:pos="14656"/>
+        </w:tabs>
+        <w:spacing w:after="0" w:line="300" w:lineRule="auto"/>
+        <w:rPr>
+          <w:rFonts w:ascii="Courier New" w:eastAsia="Times New Roman" w:hAnsi="Courier New" w:cs="Courier New"/>
+          <w:kern w:val="0"/>
+          <w:sz w:val="20"/>
+          <w:szCs w:val="20"/>
+          <w:lang w:eastAsia="uk-UA"/>
+          <w14:ligatures w14:val="none"/>
+        </w:rPr>
+      </w:pPr>
+      <w:r>
+        <w:rPr>
+          <w:rFonts w:ascii="Courier New" w:eastAsia="Times New Roman" w:hAnsi="Courier New" w:cs="Courier New"/>
+          <w:b/>
+          <w:bCs/>
+          <w:color w:val="008800"/>
+          <w:kern w:val="0"/>
+          <w:sz w:val="20"/>
+          <w:szCs w:val="20"/>
+          <w:lang w:eastAsia="uk-UA"/>
+          <w14:ligatures w14:val="none"/>
+        </w:rPr>
+        <w:t>SELECT</w:t>
+      </w:r>
+      <w:r>
+        <w:rPr>
+          <w:rFonts w:ascii="Courier New" w:eastAsia="Times New Roman" w:hAnsi="Courier New" w:cs="Courier New"/>
+          <w:kern w:val="0"/>
+          <w:sz w:val="20"/>
+          <w:szCs w:val="20"/>
+          <w:lang w:eastAsia="uk-UA"/>
+          <w14:ligatures w14:val="none"/>
+        </w:rPr>
+        <w:t xml:space="preserve"> </w:t>
+      </w:r>
+      <w:r>
+        <w:rPr>
+          <w:rFonts w:ascii="Courier New" w:eastAsia="Times New Roman" w:hAnsi="Courier New" w:cs="Courier New"/>
+          <w:b/>
+          <w:bCs/>
+          <w:color w:val="008800"/>
+          <w:kern w:val="0"/>
+          <w:sz w:val="20"/>
+          <w:szCs w:val="20"/>
+          <w:lang w:eastAsia="uk-UA"/>
+          <w14:ligatures w14:val="none"/>
+        </w:rPr>
+        <w:t>DISTINCT</w:t>
+      </w:r>
+      <w:r>
+        <w:rPr>
+          <w:rFonts w:ascii="Courier New" w:eastAsia="Times New Roman" w:hAnsi="Courier New" w:cs="Courier New"/>
+          <w:kern w:val="0"/>
+          <w:sz w:val="20"/>
+          <w:szCs w:val="20"/>
+          <w:lang w:eastAsia="uk-UA"/>
+          <w14:ligatures w14:val="none"/>
+        </w:rPr>
+        <w:t xml:space="preserve"> P.PNAME</w:t>
+      </w:r>
+    </w:p>
+    <w:p>
+      <w:pPr>
+        <w:tabs>
+          <w:tab w:val="left" w:pos="916"/>
+          <w:tab w:val="left" w:pos="1832"/>
+          <w:tab w:val="left" w:pos="2748"/>
+          <w:tab w:val="left" w:pos="3664"/>
+          <w:tab w:val="left" w:pos="4580"/>
+          <w:tab w:val="left" w:pos="5496"/>
+          <w:tab w:val="left" w:pos="6412"/>
+          <w:tab w:val="left" w:pos="7328"/>
+          <w:tab w:val="left" w:pos="8244"/>
+          <w:tab w:val="left" w:pos="9160"/>
+          <w:tab w:val="left" w:pos="10076"/>
+          <w:tab w:val="left" w:pos="10992"/>
+          <w:tab w:val="left" w:pos="11908"/>
+          <w:tab w:val="left" w:pos="12824"/>
+          <w:tab w:val="left" w:pos="13740"/>
+          <w:tab w:val="left" w:pos="14656"/>
+        </w:tabs>
+        <w:spacing w:after="0" w:line="300" w:lineRule="auto"/>
+        <w:rPr>
+          <w:rFonts w:ascii="Courier New" w:eastAsia="Times New Roman" w:hAnsi="Courier New" w:cs="Courier New"/>
+          <w:kern w:val="0"/>
+          <w:sz w:val="20"/>
+          <w:szCs w:val="20"/>
+          <w:lang w:eastAsia="uk-UA"/>
+          <w14:ligatures w14:val="none"/>
+        </w:rPr>
+      </w:pPr>
+      <w:r>
+        <w:rPr>
+          <w:rFonts w:ascii="Courier New" w:eastAsia="Times New Roman" w:hAnsi="Courier New" w:cs="Courier New"/>
+          <w:b/>
+          <w:bCs/>
+          <w:color w:val="008800"/>
+          <w:kern w:val="0"/>
+          <w:sz w:val="20"/>
+          <w:szCs w:val="20"/>
+          <w:lang w:eastAsia="uk-UA"/>
+          <w14:ligatures w14:val="none"/>
+        </w:rPr>
+        <w:t>FROM</w:t>
+      </w:r>
+      <w:r>
+        <w:rPr>
+          <w:rFonts w:ascii="Courier New" w:eastAsia="Times New Roman" w:hAnsi="Courier New" w:cs="Courier New"/>
+          <w:kern w:val="0"/>
+          <w:sz w:val="20"/>
+          <w:szCs w:val="20"/>
+          <w:lang w:eastAsia="uk-UA"/>
+          <w14:ligatures w14:val="none"/>
+        </w:rPr>
+        <w:t xml:space="preserve"> S</w:t>
+      </w:r>
+    </w:p>
+    <w:p>
+      <w:pPr>
+        <w:tabs>
+          <w:tab w:val="left" w:pos="916"/>
+          <w:tab w:val="left" w:pos="1832"/>
+          <w:tab w:val="left" w:pos="2748"/>
+          <w:tab w:val="left" w:pos="3664"/>
+          <w:tab w:val="left" w:pos="4580"/>
+          <w:tab w:val="left" w:pos="5496"/>
+          <w:tab w:val="left" w:pos="6412"/>
+          <w:tab w:val="left" w:pos="7328"/>
+          <w:tab w:val="left" w:pos="8244"/>
+          <w:tab w:val="left" w:pos="9160"/>
+          <w:tab w:val="left" w:pos="10076"/>
+          <w:tab w:val="left" w:pos="10992"/>
+          <w:tab w:val="left" w:pos="11908"/>
+          <w:tab w:val="left" w:pos="12824"/>
+          <w:tab w:val="left" w:pos="13740"/>
+          <w:tab w:val="left" w:pos="14656"/>
+        </w:tabs>
+        <w:spacing w:after="0" w:line="300" w:lineRule="auto"/>
+        <w:rPr>
+          <w:rFonts w:ascii="Courier New" w:eastAsia="Times New Roman" w:hAnsi="Courier New" w:cs="Courier New"/>
+          <w:kern w:val="0"/>
+          <w:sz w:val="20"/>
+          <w:szCs w:val="20"/>
+          <w:lang w:eastAsia="uk-UA"/>
+          <w14:ligatures w14:val="none"/>
+        </w:rPr>
+      </w:pPr>
+      <w:r>
+        <w:rPr>
+          <w:rFonts w:ascii="Courier New" w:eastAsia="Times New Roman" w:hAnsi="Courier New" w:cs="Courier New"/>
+          <w:b/>
+          <w:bCs/>
+          <w:color w:val="008800"/>
+          <w:kern w:val="0"/>
+          <w:sz w:val="20"/>
+          <w:szCs w:val="20"/>
+          <w:lang w:eastAsia="uk-UA"/>
+          <w14:ligatures w14:val="none"/>
+        </w:rPr>
+        <w:t>JOIN</w:t>
+      </w:r>
+      <w:r>
+        <w:rPr>
+          <w:rFonts w:ascii="Courier New" w:eastAsia="Times New Roman" w:hAnsi="Courier New" w:cs="Courier New"/>
+          <w:kern w:val="0"/>
+          <w:sz w:val="20"/>
+          <w:szCs w:val="20"/>
+          <w:lang w:eastAsia="uk-UA"/>
+          <w14:ligatures w14:val="none"/>
+        </w:rPr>
+        <w:t xml:space="preserve"> SPJ </w:t>
+      </w:r>
+      <w:r>
+        <w:rPr>
+          <w:rFonts w:ascii="Courier New" w:eastAsia="Times New Roman" w:hAnsi="Courier New" w:cs="Courier New"/>
+          <w:b/>
+          <w:bCs/>
+          <w:color w:val="008800"/>
+          <w:kern w:val="0"/>
+          <w:sz w:val="20"/>
+          <w:szCs w:val="20"/>
+          <w:lang w:eastAsia="uk-UA"/>
+          <w14:ligatures w14:val="none"/>
+        </w:rPr>
+        <w:t>ON</w:t>
+      </w:r>
+      <w:r>
+        <w:rPr>
+          <w:rFonts w:ascii="Courier New" w:eastAsia="Times New Roman" w:hAnsi="Courier New" w:cs="Courier New"/>
+          <w:kern w:val="0"/>
+          <w:sz w:val="20"/>
+          <w:szCs w:val="20"/>
+          <w:lang w:eastAsia="uk-UA"/>
+          <w14:ligatures w14:val="none"/>
+        </w:rPr>
+        <w:t xml:space="preserve"> S.S_id </w:t>
+      </w:r>
+      <w:r>
+        <w:rPr>
+          <w:rFonts w:ascii="Courier New" w:eastAsia="Times New Roman" w:hAnsi="Courier New" w:cs="Courier New"/>
+          <w:color w:val="333333"/>
+          <w:kern w:val="0"/>
+          <w:sz w:val="20"/>
+          <w:szCs w:val="20"/>
+          <w:lang w:eastAsia="uk-UA"/>
+          <w14:ligatures w14:val="none"/>
+        </w:rPr>
+        <w:t>=</w:t>
+      </w:r>
+      <w:r>
+        <w:rPr>
+          <w:rFonts w:ascii="Courier New" w:eastAsia="Times New Roman" w:hAnsi="Courier New" w:cs="Courier New"/>
+          <w:kern w:val="0"/>
+          <w:sz w:val="20"/>
+          <w:szCs w:val="20"/>
+          <w:lang w:eastAsia="uk-UA"/>
+          <w14:ligatures w14:val="none"/>
+        </w:rPr>
+        <w:t xml:space="preserve"> SPJ.S_id</w:t>
+      </w:r>
+    </w:p>
+    <w:p>
+      <w:pPr>
+        <w:tabs>
+          <w:tab w:val="left" w:pos="916"/>
+          <w:tab w:val="left" w:pos="1832"/>
+          <w:tab w:val="left" w:pos="2748"/>
+          <w:tab w:val="left" w:pos="3664"/>
+          <w:tab w:val="left" w:pos="4580"/>
+          <w:tab w:val="left" w:pos="5496"/>
+          <w:tab w:val="left" w:pos="6412"/>
+          <w:tab w:val="left" w:pos="7328"/>
+          <w:tab w:val="left" w:pos="8244"/>
+          <w:tab w:val="left" w:pos="9160"/>
+          <w:tab w:val="left" w:pos="10076"/>
+          <w:tab w:val="left" w:pos="10992"/>
+          <w:tab w:val="left" w:pos="11908"/>
+          <w:tab w:val="left" w:pos="12824"/>
+          <w:tab w:val="left" w:pos="13740"/>
+          <w:tab w:val="left" w:pos="14656"/>
+        </w:tabs>
+        <w:spacing w:after="0" w:line="300" w:lineRule="auto"/>
+        <w:rPr>
+          <w:rFonts w:ascii="Courier New" w:eastAsia="Times New Roman" w:hAnsi="Courier New" w:cs="Courier New"/>
+          <w:kern w:val="0"/>
+          <w:sz w:val="20"/>
+          <w:szCs w:val="20"/>
+          <w:lang w:eastAsia="uk-UA"/>
+          <w14:ligatures w14:val="none"/>
+        </w:rPr>
+      </w:pPr>
+      <w:r>
+        <w:rPr>
+          <w:rFonts w:ascii="Courier New" w:eastAsia="Times New Roman" w:hAnsi="Courier New" w:cs="Courier New"/>
+          <w:b/>
+          <w:bCs/>
+          <w:color w:val="008800"/>
+          <w:kern w:val="0"/>
+          <w:sz w:val="20"/>
+          <w:szCs w:val="20"/>
+          <w:lang w:eastAsia="uk-UA"/>
+          <w14:ligatures w14:val="none"/>
+        </w:rPr>
+        <w:t>JOIN</w:t>
+      </w:r>
+      <w:r>
+        <w:rPr>
+          <w:rFonts w:ascii="Courier New" w:eastAsia="Times New Roman" w:hAnsi="Courier New" w:cs="Courier New"/>
+          <w:kern w:val="0"/>
+          <w:sz w:val="20"/>
+          <w:szCs w:val="20"/>
+          <w:lang w:eastAsia="uk-UA"/>
+          <w14:ligatures w14:val="none"/>
+        </w:rPr>
+        <w:t xml:space="preserve"> P </w:t>
+      </w:r>
+      <w:r>
+        <w:rPr>
+          <w:rFonts w:ascii="Courier New" w:eastAsia="Times New Roman" w:hAnsi="Courier New" w:cs="Courier New"/>
+          <w:b/>
+          <w:bCs/>
+          <w:color w:val="008800"/>
+          <w:kern w:val="0"/>
+          <w:sz w:val="20"/>
+          <w:szCs w:val="20"/>
+          <w:lang w:eastAsia="uk-UA"/>
+          <w14:ligatures w14:val="none"/>
+        </w:rPr>
+        <w:t>ON</w:t>
+      </w:r>
+      <w:r>
+        <w:rPr>
+          <w:rFonts w:ascii="Courier New" w:eastAsia="Times New Roman" w:hAnsi="Courier New" w:cs="Courier New"/>
+          <w:kern w:val="0"/>
+          <w:sz w:val="20"/>
+          <w:szCs w:val="20"/>
+          <w:lang w:eastAsia="uk-UA"/>
+          <w14:ligatures w14:val="none"/>
+        </w:rPr>
+        <w:t xml:space="preserve"> SPJ.P_id </w:t>
+      </w:r>
+      <w:r>
+        <w:rPr>
+          <w:rFonts w:ascii="Courier New" w:eastAsia="Times New Roman" w:hAnsi="Courier New" w:cs="Courier New"/>
+          <w:color w:val="333333"/>
+          <w:kern w:val="0"/>
+          <w:sz w:val="20"/>
+          <w:szCs w:val="20"/>
+          <w:lang w:eastAsia="uk-UA"/>
+          <w14:ligatures w14:val="none"/>
+        </w:rPr>
+        <w:t>=</w:t>
+      </w:r>
+      <w:r>
+        <w:rPr>
+          <w:rFonts w:ascii="Courier New" w:eastAsia="Times New Roman" w:hAnsi="Courier New" w:cs="Courier New"/>
+          <w:kern w:val="0"/>
+          <w:sz w:val="20"/>
+          <w:szCs w:val="20"/>
+          <w:lang w:eastAsia="uk-UA"/>
+          <w14:ligatures w14:val="none"/>
+        </w:rPr>
+        <w:t xml:space="preserve"> P.P_id</w:t>
+      </w:r>
+    </w:p>
+    <w:p>
+      <w:pPr>
+        <w:tabs>
+          <w:tab w:val="left" w:pos="916"/>
+          <w:tab w:val="left" w:pos="1832"/>
+          <w:tab w:val="left" w:pos="2748"/>
+          <w:tab w:val="left" w:pos="3664"/>
+          <w:tab w:val="left" w:pos="4580"/>
+          <w:tab w:val="left" w:pos="5496"/>
+          <w:tab w:val="left" w:pos="6412"/>
+          <w:tab w:val="left" w:pos="7328"/>
+          <w:tab w:val="left" w:pos="8244"/>
+          <w:tab w:val="left" w:pos="9160"/>
+          <w:tab w:val="left" w:pos="10076"/>
+          <w:tab w:val="left" w:pos="10992"/>
+          <w:tab w:val="left" w:pos="11908"/>
+          <w:tab w:val="left" w:pos="12824"/>
+          <w:tab w:val="left" w:pos="13740"/>
+          <w:tab w:val="left" w:pos="14656"/>
+        </w:tabs>
+        <w:spacing w:after="0" w:line="300" w:lineRule="auto"/>
+        <w:rPr>
+          <w:rFonts w:ascii="Courier New" w:eastAsia="Times New Roman" w:hAnsi="Courier New" w:cs="Courier New"/>
+          <w:kern w:val="0"/>
+          <w:sz w:val="20"/>
+          <w:szCs w:val="20"/>
+          <w:lang w:eastAsia="uk-UA"/>
+          <w14:ligatures w14:val="none"/>
+        </w:rPr>
+      </w:pPr>
+      <w:r>
+        <w:rPr>
+          <w:rFonts w:ascii="Courier New" w:eastAsia="Times New Roman" w:hAnsi="Courier New" w:cs="Courier New"/>
+          <w:b/>
+          <w:bCs/>
+          <w:color w:val="008800"/>
+          <w:kern w:val="0"/>
+          <w:sz w:val="20"/>
+          <w:szCs w:val="20"/>
+          <w:lang w:eastAsia="uk-UA"/>
+          <w14:ligatures w14:val="none"/>
+        </w:rPr>
+        <w:t>WHERE</w:t>
+      </w:r>
+      <w:r>
+        <w:rPr>
+          <w:rFonts w:ascii="Courier New" w:eastAsia="Times New Roman" w:hAnsi="Courier New" w:cs="Courier New"/>
+          <w:kern w:val="0"/>
+          <w:sz w:val="20"/>
+          <w:szCs w:val="20"/>
+          <w:lang w:eastAsia="uk-UA"/>
+          <w14:ligatures w14:val="none"/>
+        </w:rPr>
+        <w:t xml:space="preserve"> S.SNAME </w:t>
+      </w:r>
+      <w:r>
+        <w:rPr>
+          <w:rFonts w:ascii="Courier New" w:eastAsia="Times New Roman" w:hAnsi="Courier New" w:cs="Courier New"/>
+          <w:color w:val="333333"/>
+          <w:kern w:val="0"/>
+          <w:sz w:val="20"/>
+          <w:szCs w:val="20"/>
+          <w:lang w:eastAsia="uk-UA"/>
+          <w14:ligatures w14:val="none"/>
+        </w:rPr>
+        <w:t>=</w:t>
+      </w:r>
+      <w:r>
+        <w:rPr>
+          <w:rFonts w:ascii="Courier New" w:eastAsia="Times New Roman" w:hAnsi="Courier New" w:cs="Courier New"/>
+          <w:kern w:val="0"/>
+          <w:sz w:val="20"/>
+          <w:szCs w:val="20"/>
+          <w:lang w:eastAsia="uk-UA"/>
+          <w14:ligatures w14:val="none"/>
+        </w:rPr>
+        <w:t xml:space="preserve"> </w:t>
+      </w:r>
+      <w:r>
+        <w:rPr>
+          <w:rFonts w:ascii="Courier New" w:eastAsia="Times New Roman" w:hAnsi="Courier New" w:cs="Courier New"/>
+          <w:kern w:val="0"/>
+          <w:sz w:val="20"/>
+          <w:szCs w:val="20"/>
+          <w:shd w:val="clear" w:color="auto" w:fill="FFF0F0"/>
+          <w:lang w:eastAsia="uk-UA"/>
+          <w14:ligatures w14:val="none"/>
+        </w:rPr>
+        <w:t>'Шевченко'</w:t>
+      </w:r>
+      <w:r>
+        <w:rPr>
+          <w:rFonts w:ascii="Courier New" w:eastAsia="Times New Roman" w:hAnsi="Courier New" w:cs="Courier New"/>
+          <w:kern w:val="0"/>
+          <w:sz w:val="20"/>
+          <w:szCs w:val="20"/>
+          <w:lang w:eastAsia="uk-UA"/>
+          <w14:ligatures w14:val="none"/>
+        </w:rPr>
+        <w:t xml:space="preserve"> </w:t>
+      </w:r>
+      <w:r>
+        <w:rPr>
+          <w:rFonts w:ascii="Courier New" w:eastAsia="Times New Roman" w:hAnsi="Courier New" w:cs="Courier New"/>
+          <w:b/>
+          <w:bCs/>
+          <w:color w:val="008800"/>
+          <w:kern w:val="0"/>
+          <w:sz w:val="20"/>
+          <w:szCs w:val="20"/>
+          <w:lang w:eastAsia="uk-UA"/>
+          <w14:ligatures w14:val="none"/>
+        </w:rPr>
+        <w:t>AND</w:t>
+      </w:r>
+      <w:r>
+        <w:rPr>
+          <w:rFonts w:ascii="Courier New" w:eastAsia="Times New Roman" w:hAnsi="Courier New" w:cs="Courier New"/>
+          <w:kern w:val="0"/>
+          <w:sz w:val="20"/>
+          <w:szCs w:val="20"/>
+          <w:lang w:eastAsia="uk-UA"/>
+          <w14:ligatures w14:val="none"/>
+        </w:rPr>
+        <w:t xml:space="preserve"> SPJ.QTY </w:t>
+      </w:r>
+      <w:r>
+        <w:rPr>
+          <w:rFonts w:ascii="Courier New" w:eastAsia="Times New Roman" w:hAnsi="Courier New" w:cs="Courier New"/>
+          <w:color w:val="333333"/>
+          <w:kern w:val="0"/>
+          <w:sz w:val="20"/>
+          <w:szCs w:val="20"/>
+          <w:lang w:eastAsia="uk-UA"/>
+          <w14:ligatures w14:val="none"/>
+        </w:rPr>
+        <w:t>&gt;</w:t>
+      </w:r>
+      <w:r>
+        <w:rPr>
+          <w:rFonts w:ascii="Courier New" w:eastAsia="Times New Roman" w:hAnsi="Courier New" w:cs="Courier New"/>
+          <w:kern w:val="0"/>
+          <w:sz w:val="20"/>
+          <w:szCs w:val="20"/>
+          <w:lang w:eastAsia="uk-UA"/>
+          <w14:ligatures w14:val="none"/>
+        </w:rPr>
+        <w:t xml:space="preserve"> </w:t>
+      </w:r>
+      <w:r>
+        <w:rPr>
+          <w:rFonts w:ascii="Courier New" w:eastAsia="Times New Roman" w:hAnsi="Courier New" w:cs="Courier New"/>
+          <w:b/>
+          <w:bCs/>
+          <w:color w:val="0000DD"/>
+          <w:kern w:val="0"/>
+          <w:sz w:val="20"/>
+          <w:szCs w:val="20"/>
+          <w:lang w:eastAsia="uk-UA"/>
+          <w14:ligatures w14:val="none"/>
+        </w:rPr>
+        <w:t>200</w:t>
+      </w:r>
+      <w:r>
+        <w:rPr>
+          <w:rFonts w:ascii="Courier New" w:eastAsia="Times New Roman" w:hAnsi="Courier New" w:cs="Courier New"/>
+          <w:kern w:val="0"/>
+          <w:sz w:val="20"/>
+          <w:szCs w:val="20"/>
+          <w:lang w:eastAsia="uk-UA"/>
+          <w14:ligatures w14:val="none"/>
+        </w:rPr>
+        <w:t>;</w:t>
+      </w:r>
+    </w:p>
+    <w:p>
+      <w:pPr>
+        <w:tabs>
+          <w:tab w:val="left" w:pos="916"/>
+          <w:tab w:val="left" w:pos="1832"/>
+          <w:tab w:val="left" w:pos="2748"/>
+          <w:tab w:val="left" w:pos="3664"/>
+          <w:tab w:val="left" w:pos="4580"/>
+          <w:tab w:val="left" w:pos="5496"/>
+          <w:tab w:val="left" w:pos="6412"/>
+          <w:tab w:val="left" w:pos="7328"/>
+          <w:tab w:val="left" w:pos="8244"/>
+          <w:tab w:val="left" w:pos="9160"/>
+          <w:tab w:val="left" w:pos="10076"/>
+          <w:tab w:val="left" w:pos="10992"/>
+          <w:tab w:val="left" w:pos="11908"/>
+          <w:tab w:val="left" w:pos="12824"/>
+          <w:tab w:val="left" w:pos="13740"/>
+          <w:tab w:val="left" w:pos="14656"/>
+        </w:tabs>
+        <w:spacing w:after="0" w:line="300" w:lineRule="auto"/>
+        <w:rPr>
+          <w:rFonts w:ascii="Courier New" w:eastAsia="Times New Roman" w:hAnsi="Courier New" w:cs="Courier New"/>
+          <w:kern w:val="0"/>
+          <w:sz w:val="20"/>
+          <w:szCs w:val="20"/>
+          <w:lang w:eastAsia="uk-UA"/>
+          <w14:ligatures w14:val="none"/>
+        </w:rPr>
+      </w:pPr>
+    </w:p>
+    <w:p>
+      <w:pPr>
+        <w:keepNext/>
+        <w:jc w:val="center"/>
+      </w:pPr>
+      <w:r>
+        <w:drawing>
+          <wp:inline distT="0" distB="0" distL="0" distR="0" wp14:anchorId="34151644" wp14:editId="2803FFB4">
+            <wp:extent cx="1676634" cy="409632"/>
+            <wp:effectExtent l="0" t="0" r="0" b="9525"/>
+            <wp:docPr id="877144633" name="Picture 1"/>
+            <wp:cNvGraphicFramePr>
+              <a:graphicFrameLocks xmlns:a="http://schemas.openxmlformats.org/drawingml/2006/main" noChangeAspect="1"/>
+            </wp:cNvGraphicFramePr>
+            <a:graphic xmlns:a="http://schemas.openxmlformats.org/drawingml/2006/main">
+              <a:graphicData uri="http://schemas.openxmlformats.org/drawingml/2006/picture">
+                <pic:pic xmlns:pic="http://schemas.openxmlformats.org/drawingml/2006/picture">
+                  <pic:nvPicPr>
+                    <pic:cNvPr id="877144633" name=""/>
+                    <pic:cNvPicPr/>
+                  </pic:nvPicPr>
+                  <pic:blipFill>
+                    <a:blip r:embed="rId8"/>
+                    <a:stretch>
+                      <a:fillRect/>
+                    </a:stretch>
+                  </pic:blipFill>
+                  <pic:spPr>
+                    <a:xfrm>
+                      <a:off x="0" y="0"/>
+                      <a:ext cx="1676634" cy="409632"/>
+                    </a:xfrm>
+                    <a:prstGeom prst="rect">
+                      <a:avLst/>
+                    </a:prstGeom>
+                  </pic:spPr>
+                </pic:pic>
+              </a:graphicData>
+            </a:graphic>
+          </wp:inline>
+        </w:drawing>
+      </w:r>
+    </w:p>
+    <w:p>
+      <w:pPr>
+        <w:pStyle w:val="Caption"/>
+        <w:jc w:val="center"/>
+      </w:pPr>
+      <w:r>
+        <w:t xml:space="preserve">Рисунок </w:t>
+      </w:r>
+      <w:r>
+        <w:fldChar w:fldCharType="begin"/>
+      </w:r>
+      <w:r>
+        <w:instrText xml:space="preserve"> SEQ Рисунок \* ARABIC </w:instrText>
+      </w:r>
+      <w:r>
+        <w:fldChar w:fldCharType="separate"/>
+      </w:r>
+      <w:r>
+        <w:rPr>
+          <w:noProof/>
+        </w:rPr>
+        <w:t>2</w:t>
+      </w:r>
+      <w:r>
+        <w:fldChar w:fldCharType="end"/>
+      </w:r>
+      <w:r>
+        <w:t xml:space="preserve"> - результат запроса 1</w:t>
+      </w:r>
+    </w:p>
+    <w:p>
+      <w:pPr>
+        <w:keepNext/>
+        <w:jc w:val="center"/>
+      </w:pPr>
+      <w:r>
+        <w:drawing>
+          <wp:inline distT="0" distB="0" distL="0" distR="0" wp14:anchorId="5FDE4E42" wp14:editId="6E6D366E">
+            <wp:extent cx="1762371" cy="1162212"/>
+            <wp:effectExtent l="0" t="0" r="9525" b="0"/>
+            <wp:docPr id="448951795" name="Picture 1"/>
+            <wp:cNvGraphicFramePr>
+              <a:graphicFrameLocks xmlns:a="http://schemas.openxmlformats.org/drawingml/2006/main" noChangeAspect="1"/>
+            </wp:cNvGraphicFramePr>
+            <a:graphic xmlns:a="http://schemas.openxmlformats.org/drawingml/2006/main">
+              <a:graphicData uri="http://schemas.openxmlformats.org/drawingml/2006/picture">
+                <pic:pic xmlns:pic="http://schemas.openxmlformats.org/drawingml/2006/picture">
+                  <pic:nvPicPr>
+                    <pic:cNvPr id="448951795" name=""/>
+                    <pic:cNvPicPr/>
+                  </pic:nvPicPr>
+                  <pic:blipFill>
+                    <a:blip r:embed="rId9"/>
+                    <a:stretch>
+                      <a:fillRect/>
+                    </a:stretch>
+                  </pic:blipFill>
+                  <pic:spPr>
+                    <a:xfrm>
+                      <a:off x="0" y="0"/>
+                      <a:ext cx="1762371" cy="1162212"/>
+                    </a:xfrm>
+                    <a:prstGeom prst="rect">
+                      <a:avLst/>
+                    </a:prstGeom>
+                  </pic:spPr>
+                </pic:pic>
+              </a:graphicData>
+            </a:graphic>
+          </wp:inline>
+        </w:drawing>
+      </w:r>
+    </w:p>
+    <w:p>
+      <w:pPr>
+        <w:pStyle w:val="Caption"/>
+        <w:jc w:val="center"/>
+      </w:pPr>
+      <w:r>
+        <w:t xml:space="preserve">Рисунок </w:t>
+      </w:r>
+      <w:r>
+        <w:fldChar w:fldCharType="begin"/>
+      </w:r>
+      <w:r>
+        <w:instrText xml:space="preserve"> SEQ Рисунок \* ARABIC </w:instrText>
+      </w:r>
+      <w:r>
+        <w:fldChar w:fldCharType="separate"/>
+      </w:r>
+      <w:r>
+        <w:rPr>
+          <w:noProof/>
+        </w:rPr>
+        <w:t>3</w:t>
+      </w:r>
+      <w:r>
+        <w:fldChar w:fldCharType="end"/>
+      </w:r>
+      <w:r>
+        <w:t xml:space="preserve"> - результат запроса 2</w:t>
+      </w:r>
+    </w:p>
+    <w:p>
+      <w:pPr>
+        <w:keepNext/>
+        <w:jc w:val="center"/>
+      </w:pPr>
+      <w:r>
+        <w:drawing>
+          <wp:inline distT="0" distB="0" distL="0" distR="0" wp14:anchorId="4C6BD749" wp14:editId="602EDFC6">
+            <wp:extent cx="952633" cy="666843"/>
+            <wp:effectExtent l="0" t="0" r="0" b="0"/>
+            <wp:docPr id="2080764657" name="Picture 1"/>
+            <wp:cNvGraphicFramePr>
+              <a:graphicFrameLocks xmlns:a="http://schemas.openxmlformats.org/drawingml/2006/main" noChangeAspect="1"/>
+            </wp:cNvGraphicFramePr>
+            <a:graphic xmlns:a="http://schemas.openxmlformats.org/drawingml/2006/main">
+              <a:graphicData uri="http://schemas.openxmlformats.org/drawingml/2006/picture">
+                <pic:pic xmlns:pic="http://schemas.openxmlformats.org/drawingml/2006/picture">
+                  <pic:nvPicPr>
+                    <pic:cNvPr id="2080764657" name=""/>
+                    <pic:cNvPicPr/>
+                  </pic:nvPicPr>
+                  <pic:blipFill>
+                    <a:blip r:embed="rId10"/>
+                    <a:stretch>
+                      <a:fillRect/>
+                    </a:stretch>
+                  </pic:blipFill>
+                  <pic:spPr>
+                    <a:xfrm>
+                      <a:off x="0" y="0"/>
+                      <a:ext cx="952633" cy="666843"/>
+                    </a:xfrm>
+                    <a:prstGeom prst="rect">
+                      <a:avLst/>
+                    </a:prstGeom>
+                  </pic:spPr>
+                </pic:pic>
+              </a:graphicData>
+            </a:graphic>
+          </wp:inline>
+        </w:drawing>
+      </w:r>
+    </w:p>
+    <w:p>
+      <w:pPr>
+        <w:pStyle w:val="Caption"/>
+        <w:jc w:val="center"/>
+      </w:pPr>
+      <w:r>
+        <w:t xml:space="preserve">Рисунок </w:t>
+      </w:r>
+      <w:r>
+        <w:fldChar w:fldCharType="begin"/>
+      </w:r>
+      <w:r>
+        <w:instrText xml:space="preserve"> SEQ Рисунок \* ARABIC </w:instrText>
+      </w:r>
+      <w:r>
+        <w:fldChar w:fldCharType="separate"/>
+      </w:r>
+      <w:r>
+        <w:rPr>
+          <w:noProof/>
+        </w:rPr>
+        <w:t>4</w:t>
+      </w:r>
+      <w:r>
+        <w:fldChar w:fldCharType="end"/>
+      </w:r>
+      <w:r>
+        <w:t xml:space="preserve">- </w:t>
+      </w:r>
+      <w:r>
+        <w:t>результат запроса</w:t>
+      </w:r>
+      <w:r>
+        <w:t xml:space="preserve"> 3</w:t>
+      </w:r>
+    </w:p>
+    <w:p>
+      <w:pPr>
+        <w:keepNext/>
+        <w:jc w:val="center"/>
+      </w:pPr>
+      <w:r>
+        <w:lastRenderedPageBreak/>
+        <w:drawing>
+          <wp:inline distT="0" distB="0" distL="0" distR="0" wp14:anchorId="17062081" wp14:editId="6119BC58">
+            <wp:extent cx="1238423" cy="924054"/>
+            <wp:effectExtent l="0" t="0" r="0" b="9525"/>
+            <wp:docPr id="301632296" name="Picture 1"/>
+            <wp:cNvGraphicFramePr>
+              <a:graphicFrameLocks xmlns:a="http://schemas.openxmlformats.org/drawingml/2006/main" noChangeAspect="1"/>
+            </wp:cNvGraphicFramePr>
+            <a:graphic xmlns:a="http://schemas.openxmlformats.org/drawingml/2006/main">
+              <a:graphicData uri="http://schemas.openxmlformats.org/drawingml/2006/picture">
+                <pic:pic xmlns:pic="http://schemas.openxmlformats.org/drawingml/2006/picture">
+                  <pic:nvPicPr>
+                    <pic:cNvPr id="301632296" name=""/>
+                    <pic:cNvPicPr/>
+                  </pic:nvPicPr>
+                  <pic:blipFill>
+                    <a:blip r:embed="rId11"/>
+                    <a:stretch>
+                      <a:fillRect/>
+                    </a:stretch>
+                  </pic:blipFill>
+                  <pic:spPr>
+                    <a:xfrm>
+                      <a:off x="0" y="0"/>
+                      <a:ext cx="1238423" cy="924054"/>
+                    </a:xfrm>
+                    <a:prstGeom prst="rect">
+                      <a:avLst/>
+                    </a:prstGeom>
+                  </pic:spPr>
+                </pic:pic>
+              </a:graphicData>
+            </a:graphic>
+          </wp:inline>
+        </w:drawing>
+      </w:r>
+    </w:p>
+    <w:p>
+      <w:pPr>
+        <w:pStyle w:val="Caption"/>
+        <w:jc w:val="center"/>
+      </w:pPr>
+      <w:r>
+        <w:t xml:space="preserve">Рисунок </w:t>
+      </w:r>
+      <w:r>
+        <w:fldChar w:fldCharType="begin"/>
+      </w:r>
+      <w:r>
+        <w:instrText xml:space="preserve"> SEQ Рисунок \* ARABIC </w:instrText>
+      </w:r>
+      <w:r>
+        <w:fldChar w:fldCharType="separate"/>
+      </w:r>
+      <w:r>
+        <w:rPr>
+          <w:noProof/>
+        </w:rPr>
+        <w:t>5</w:t>
+      </w:r>
+      <w:r>
+        <w:fldChar w:fldCharType="end"/>
+      </w:r>
+      <w:r>
+        <w:t xml:space="preserve"> - </w:t>
+      </w:r>
+      <w:r>
+        <w:t>результат запроса</w:t>
+      </w:r>
+      <w:r>
+        <w:t xml:space="preserve"> 4</w:t>
+      </w:r>
+    </w:p>
+    <w:p>
+      <w:pPr>
+        <w:keepNext/>
+        <w:jc w:val="center"/>
+      </w:pPr>
+      <w:r>
+        <w:drawing>
+          <wp:inline distT="0" distB="0" distL="0" distR="0" wp14:anchorId="3F19087C" wp14:editId="3E674966">
+            <wp:extent cx="733527" cy="342948"/>
+            <wp:effectExtent l="0" t="0" r="0" b="0"/>
+            <wp:docPr id="1624022554" name="Picture 1"/>
+            <wp:cNvGraphicFramePr>
+              <a:graphicFrameLocks xmlns:a="http://schemas.openxmlformats.org/drawingml/2006/main" noChangeAspect="1"/>
+            </wp:cNvGraphicFramePr>
+            <a:graphic xmlns:a="http://schemas.openxmlformats.org/drawingml/2006/main">
+              <a:graphicData uri="http://schemas.openxmlformats.org/drawingml/2006/picture">
+                <pic:pic xmlns:pic="http://schemas.openxmlformats.org/drawingml/2006/picture">
+                  <pic:nvPicPr>
+                    <pic:cNvPr id="1624022554" name=""/>
+                    <pic:cNvPicPr/>
+                  </pic:nvPicPr>
+                  <pic:blipFill>
+                    <a:blip r:embed="rId12"/>
+                    <a:stretch>
+                      <a:fillRect/>
+                    </a:stretch>
+                  </pic:blipFill>
+                  <pic:spPr>
+                    <a:xfrm>
+                      <a:off x="0" y="0"/>
+                      <a:ext cx="733527" cy="342948"/>
+                    </a:xfrm>
+                    <a:prstGeom prst="rect">
+                      <a:avLst/>
+                    </a:prstGeom>
+                  </pic:spPr>
+                </pic:pic>
+              </a:graphicData>
+            </a:graphic>
+          </wp:inline>
+        </w:drawing>
+      </w:r>
+    </w:p>
+    <w:p>
+      <w:pPr>
+        <w:pStyle w:val="Caption"/>
+        <w:jc w:val="center"/>
+      </w:pPr>
+      <w:r>
+        <w:t xml:space="preserve">Рисунок </w:t>
+      </w:r>
+      <w:r>
+        <w:fldChar w:fldCharType="begin"/>
+      </w:r>
+      <w:r>
+        <w:instrText xml:space="preserve"> SEQ Рисунок \* ARABIC </w:instrText>
+      </w:r>
+      <w:r>
+        <w:fldChar w:fldCharType="separate"/>
+      </w:r>
+      <w:r>
+        <w:rPr>
+          <w:noProof/>
+        </w:rPr>
+        <w:t>6</w:t>
+      </w:r>
+      <w:r>
+        <w:fldChar w:fldCharType="end"/>
+      </w:r>
+      <w:r>
+        <w:t xml:space="preserve"> - </w:t>
+      </w:r>
+      <w:r>
+        <w:t>результат запроса</w:t>
+      </w:r>
+      <w:r>
+        <w:t xml:space="preserve"> 5</w:t>
+      </w:r>
+    </w:p>
+    <w:p>
+      <w:pPr>
+        <w:keepNext/>
+        <w:jc w:val="center"/>
+      </w:pPr>
+      <w:r>
+        <w:drawing>
+          <wp:inline distT="0" distB="0" distL="0" distR="0" wp14:anchorId="6234AD5C" wp14:editId="19EB907F">
+            <wp:extent cx="1933845" cy="943107"/>
+            <wp:effectExtent l="0" t="0" r="0" b="9525"/>
+            <wp:docPr id="484874252" name="Picture 1"/>
+            <wp:cNvGraphicFramePr>
+              <a:graphicFrameLocks xmlns:a="http://schemas.openxmlformats.org/drawingml/2006/main" noChangeAspect="1"/>
+            </wp:cNvGraphicFramePr>
+            <a:graphic xmlns:a="http://schemas.openxmlformats.org/drawingml/2006/main">
+              <a:graphicData uri="http://schemas.openxmlformats.org/drawingml/2006/picture">
+                <pic:pic xmlns:pic="http://schemas.openxmlformats.org/drawingml/2006/picture">
+                  <pic:nvPicPr>
+                    <pic:cNvPr id="484874252" name=""/>
+                    <pic:cNvPicPr/>
+                  </pic:nvPicPr>
+                  <pic:blipFill>
+                    <a:blip r:embed="rId13"/>
+                    <a:stretch>
+                      <a:fillRect/>
+                    </a:stretch>
+                  </pic:blipFill>
+                  <pic:spPr>
+                    <a:xfrm>
+                      <a:off x="0" y="0"/>
+                      <a:ext cx="1933845" cy="943107"/>
+                    </a:xfrm>
+                    <a:prstGeom prst="rect">
+                      <a:avLst/>
+                    </a:prstGeom>
+                  </pic:spPr>
+                </pic:pic>
+              </a:graphicData>
+            </a:graphic>
+          </wp:inline>
+        </w:drawing>
+      </w:r>
+    </w:p>
+    <w:p>
+      <w:pPr>
+        <w:pStyle w:val="Caption"/>
+        <w:jc w:val="center"/>
+      </w:pPr>
+      <w:r>
+        <w:t xml:space="preserve">Рисунок </w:t>
+      </w:r>
+      <w:r>
+        <w:fldChar w:fldCharType="begin"/>
+      </w:r>
+      <w:r>
+        <w:instrText xml:space="preserve"> SEQ Рисунок \* ARABIC </w:instrText>
+      </w:r>
+      <w:r>
+        <w:fldChar w:fldCharType="separate"/>
+      </w:r>
+      <w:r>
+        <w:rPr>
+          <w:noProof/>
+        </w:rPr>
+        <w:t>7</w:t>
+      </w:r>
+      <w:r>
+        <w:fldChar w:fldCharType="end"/>
+      </w:r>
+      <w:r>
+        <w:t xml:space="preserve"> - </w:t>
+      </w:r>
+      <w:r>
+        <w:t>результат запроса</w:t>
+      </w:r>
+      <w:r>
+        <w:t xml:space="preserve"> 6</w:t>
+      </w:r>
+    </w:p>
+    <w:p>
+      <w:pPr>
+        <w:keepNext/>
+        <w:jc w:val="center"/>
+      </w:pPr>
+      <w:r>
+        <w:drawing>
+          <wp:inline distT="0" distB="0" distL="0" distR="0" wp14:anchorId="6C35821B" wp14:editId="5BCD3F44">
+            <wp:extent cx="1019317" cy="485843"/>
+            <wp:effectExtent l="0" t="0" r="0" b="9525"/>
+            <wp:docPr id="1467918364" name="Picture 1"/>
+            <wp:cNvGraphicFramePr>
+              <a:graphicFrameLocks xmlns:a="http://schemas.openxmlformats.org/drawingml/2006/main" noChangeAspect="1"/>
+            </wp:cNvGraphicFramePr>
+            <a:graphic xmlns:a="http://schemas.openxmlformats.org/drawingml/2006/main">
+              <a:graphicData uri="http://schemas.openxmlformats.org/drawingml/2006/picture">
+                <pic:pic xmlns:pic="http://schemas.openxmlformats.org/drawingml/2006/picture">
+                  <pic:nvPicPr>
+                    <pic:cNvPr id="1467918364" name=""/>
+                    <pic:cNvPicPr/>
+                  </pic:nvPicPr>
+                  <pic:blipFill>
+                    <a:blip r:embed="rId14"/>
+                    <a:stretch>
+                      <a:fillRect/>
+                    </a:stretch>
+                  </pic:blipFill>
+                  <pic:spPr>
+                    <a:xfrm>
+                      <a:off x="0" y="0"/>
+                      <a:ext cx="1019317" cy="485843"/>
+                    </a:xfrm>
+                    <a:prstGeom prst="rect">
+                      <a:avLst/>
+                    </a:prstGeom>
+                  </pic:spPr>
+                </pic:pic>
+              </a:graphicData>
+            </a:graphic>
+          </wp:inline>
+        </w:drawing>
+      </w:r>
+    </w:p>
+    <w:p>
+      <w:pPr>
+        <w:pStyle w:val="Caption"/>
+        <w:jc w:val="center"/>
+      </w:pPr>
+      <w:r>
+        <w:t xml:space="preserve">Рисунок </w:t>
+      </w:r>
+      <w:r>
+        <w:fldChar w:fldCharType="begin"/>
+      </w:r>
+      <w:r>
+        <w:instrText xml:space="preserve"> SEQ Рисунок \* ARABIC </w:instrText>
+      </w:r>
+      <w:r>
+        <w:fldChar w:fldCharType="separate"/>
+      </w:r>
+      <w:r>
+        <w:rPr>
+          <w:noProof/>
+        </w:rPr>
+        <w:t>8</w:t>
+      </w:r>
+      <w:r>
+        <w:fldChar w:fldCharType="end"/>
+      </w:r>
+      <w:r>
+        <w:t xml:space="preserve"> - </w:t>
+      </w:r>
+      <w:r>
+        <w:t>результат запроса</w:t>
+      </w:r>
+      <w:r>
+        <w:t xml:space="preserve"> 7</w:t>
+      </w:r>
+    </w:p>
+    <w:p>
+      <w:pPr>
+        <w:keepNext/>
+        <w:jc w:val="center"/>
+      </w:pPr>
+      <w:r>
+        <w:drawing>
+          <wp:inline distT="0" distB="0" distL="0" distR="0" wp14:anchorId="57C9920F" wp14:editId="6AF51D24">
+            <wp:extent cx="962159" cy="828791"/>
+            <wp:effectExtent l="0" t="0" r="0" b="9525"/>
+            <wp:docPr id="879037931" name="Picture 1"/>
+            <wp:cNvGraphicFramePr>
+              <a:graphicFrameLocks xmlns:a="http://schemas.openxmlformats.org/drawingml/2006/main" noChangeAspect="1"/>
+            </wp:cNvGraphicFramePr>
+            <a:graphic xmlns:a="http://schemas.openxmlformats.org/drawingml/2006/main">
+              <a:graphicData uri="http://schemas.openxmlformats.org/drawingml/2006/picture">
+                <pic:pic xmlns:pic="http://schemas.openxmlformats.org/drawingml/2006/picture">
+                  <pic:nvPicPr>
+                    <pic:cNvPr id="879037931" name=""/>
+                    <pic:cNvPicPr/>
+                  </pic:nvPicPr>
+                  <pic:blipFill>
+                    <a:blip r:embed="rId15"/>
+                    <a:stretch>
+                      <a:fillRect/>
+                    </a:stretch>
+                  </pic:blipFill>
+                  <pic:spPr>
+                    <a:xfrm>
+                      <a:off x="0" y="0"/>
+                      <a:ext cx="962159" cy="828791"/>
+                    </a:xfrm>
+                    <a:prstGeom prst="rect">
+                      <a:avLst/>
+                    </a:prstGeom>
+                  </pic:spPr>
+                </pic:pic>
+              </a:graphicData>
+            </a:graphic>
+          </wp:inline>
+        </w:drawing>
+      </w:r>
+    </w:p>
+    <w:p>
+      <w:pPr>
+        <w:pStyle w:val="Caption"/>
+        <w:jc w:val="center"/>
+      </w:pPr>
+      <w:r>
+        <w:t xml:space="preserve">Рисунок </w:t>
+      </w:r>
+      <w:r>
+        <w:fldChar w:fldCharType="begin"/>
+      </w:r>
+      <w:r>
+        <w:instrText xml:space="preserve"> SEQ Рисунок \* ARABIC </w:instrText>
+      </w:r>
+      <w:r>
+        <w:fldChar w:fldCharType="separate"/>
+      </w:r>
+      <w:r>
+        <w:rPr>
+          <w:noProof/>
+        </w:rPr>
+        <w:t>9</w:t>
+      </w:r>
+      <w:r>
+        <w:fldChar w:fldCharType="end"/>
+      </w:r>
+      <w:r>
+        <w:t xml:space="preserve"> - </w:t>
+      </w:r>
+      <w:r>
+        <w:t>результат запроса</w:t>
+      </w:r>
+      <w:r>
+        <w:t xml:space="preserve"> 8</w:t>
+      </w:r>
+    </w:p>
+    <w:p>
+      <w:pPr>
+        <w:keepNext/>
+        <w:jc w:val="center"/>
+      </w:pPr>
+      <w:r>
+        <w:drawing>
+          <wp:inline distT="0" distB="0" distL="0" distR="0" wp14:anchorId="668A6481" wp14:editId="663E9249">
+            <wp:extent cx="1200318" cy="552527"/>
+            <wp:effectExtent l="0" t="0" r="0" b="0"/>
+            <wp:docPr id="78776038" name="Picture 1"/>
+            <wp:cNvGraphicFramePr>
+              <a:graphicFrameLocks xmlns:a="http://schemas.openxmlformats.org/drawingml/2006/main" noChangeAspect="1"/>
+            </wp:cNvGraphicFramePr>
+            <a:graphic xmlns:a="http://schemas.openxmlformats.org/drawingml/2006/main">
+              <a:graphicData uri="http://schemas.openxmlformats.org/drawingml/2006/picture">
+                <pic:pic xmlns:pic="http://schemas.openxmlformats.org/drawingml/2006/picture">
+                  <pic:nvPicPr>
+                    <pic:cNvPr id="78776038" name=""/>
+                    <pic:cNvPicPr/>
+                  </pic:nvPicPr>
+                  <pic:blipFill>
+                    <a:blip r:embed="rId16"/>
+                    <a:stretch>
+                      <a:fillRect/>
+                    </a:stretch>
+                  </pic:blipFill>
+                  <pic:spPr>
+                    <a:xfrm>
+                      <a:off x="0" y="0"/>
+                      <a:ext cx="1200318" cy="552527"/>
+                    </a:xfrm>
+                    <a:prstGeom prst="rect">
+                      <a:avLst/>
+                    </a:prstGeom>
+                  </pic:spPr>
+                </pic:pic>
+              </a:graphicData>
+            </a:graphic>
+          </wp:inline>
+        </w:drawing>
+      </w:r>
+    </w:p>
+    <w:p>
+      <w:pPr>
+        <w:pStyle w:val="Caption"/>
+        <w:jc w:val="center"/>
+      </w:pPr>
+      <w:r>
+        <w:t xml:space="preserve">Рисунок </w:t>
+      </w:r>
+      <w:r>
+        <w:fldChar w:fldCharType="begin"/>
+      </w:r>
+      <w:r>
+        <w:instrText xml:space="preserve"> SEQ Рисунок \* ARABIC </w:instrText>
+      </w:r>
+      <w:r>
+        <w:fldChar w:fldCharType="separate"/>
+      </w:r>
+      <w:r>
+        <w:rPr>
+          <w:noProof/>
+        </w:rPr>
+        <w:t>10</w:t>
+      </w:r>
+      <w:r>
+        <w:fldChar w:fldCharType="end"/>
+      </w:r>
+      <w:r>
+        <w:t xml:space="preserve"> - </w:t>
+      </w:r>
+      <w:r>
+        <w:t>результат запроса</w:t>
+      </w:r>
+      <w:r>
+        <w:t xml:space="preserve"> 9</w:t>
+      </w:r>
+    </w:p>
+    <w:p>
+      <w:pPr>
+        <w:jc w:val="both"/>
+      </w:pPr>
+      <w:r>
+        <w:t>Всі запроси виконалися корректно і дали відповідний результат</w:t>
+      </w:r>
+    </w:p>
+    <w:p>
+      <w:r>
+        <w:br w:type="page"/>
+      </w:r>
+    </w:p>
+    <w:p>
+      <w:r>
+        <w:lastRenderedPageBreak/>
         <w:t xml:space="preserve">Завдання 2. </w:t>
       </w:r>
     </w:p>
@@ -1512,8 +5931,8 @@
           <w:noProof/>
         </w:rPr>
         <w:drawing>
-          <wp:inline distT="0" distB="0" distL="0" distR="0" wp14:anchorId="3E159125" wp14:editId="1CAEAEE4">
-            <wp:extent cx="3771900" cy="4157387"/>
+          <wp:inline distT="0" distB="0" distL="0" distR="0" wp14:anchorId="3E159125" wp14:editId="6021DD2F">
+            <wp:extent cx="4581525" cy="5049755"/>
             <wp:effectExtent l="0" t="0" r="0" b="0"/>
             <wp:docPr id="28" name="Рисунок 28"/>
             <wp:cNvGraphicFramePr>
@@ -1527,7 +5946,7 @@
                     <pic:cNvPicPr/>
                   </pic:nvPicPr>
                   <pic:blipFill>
-                    <a:blip r:embed="rId8"/>
+                    <a:blip r:embed="rId17"/>
                     <a:stretch>
                       <a:fillRect/>
                     </a:stretch>
@@ -1535,7 +5954,7 @@
                   <pic:spPr>
                     <a:xfrm>
                       <a:off x="0" y="0"/>
-                      <a:ext cx="3773244" cy="4158868"/>
+                      <a:ext cx="4589365" cy="5058396"/>
                     </a:xfrm>
                     <a:prstGeom prst="rect">
                       <a:avLst/>
@@ -1559,7 +5978,6 @@
           <w:noProof/>
           <w:szCs w:val="28"/>
         </w:rPr>
-        <w:lastRenderedPageBreak/>
         <w:drawing>
           <wp:inline distT="0" distB="0" distL="0" distR="0" wp14:anchorId="2C989F9F" wp14:editId="2CA4F2F6">
             <wp:extent cx="5731510" cy="3041780"/>
@@ -1576,7 +5994,7 @@
                     <pic:cNvPicPr/>
                   </pic:nvPicPr>
                   <pic:blipFill>
-                    <a:blip r:embed="rId9"/>
+                    <a:blip r:embed="rId18"/>
                     <a:stretch>
                       <a:fillRect/>
                     </a:stretch>
@@ -1618,7 +6036,7 @@
         <w:rPr>
           <w:noProof/>
         </w:rPr>
-        <w:t>2</w:t>
+        <w:t>11</w:t>
       </w:r>
       <w:r>
         <w:fldChar w:fldCharType="end"/>
@@ -1635,6 +6053,7 @@
     </w:p>
     <w:p>
       <w:r>
+        <w:lastRenderedPageBreak/>
         <w:t>Серед запропанованих запитів мені найбільше сподобався цей:</w:t>
       </w:r>
     </w:p>
@@ -1656,7 +6075,7 @@
                     <pic:cNvPicPr/>
                   </pic:nvPicPr>
                   <pic:blipFill>
-                    <a:blip r:embed="rId10"/>
+                    <a:blip r:embed="rId19"/>
                     <a:stretch>
                       <a:fillRect/>
                     </a:stretch>
@@ -1680,6 +6099,11 @@
     <w:p/>
     <w:p>
       <w:r>
+        <w:t>У вигляді реляційної запрос буде виглядати так:</w:t>
+      </w:r>
+    </w:p>
+    <w:p>
+      <w:r>
         <w:t>T1 := Tech WHERE Type = '</w:t>
       </w:r>
       <w:r>
@@ -1810,7 +6234,1348 @@
         <w:spacing w:after="0"/>
       </w:pPr>
       <w:r>
+        <w:br/>
+        <w:t xml:space="preserve">Для запиту в </w:t>
+      </w:r>
+      <w:r>
+        <w:rPr>
+          <w:lang w:val="en-US"/>
+        </w:rPr>
+        <w:t>MySQL</w:t>
+      </w:r>
+      <w:r>
+        <w:t xml:space="preserve"> </w:t>
+      </w:r>
+      <w:r>
+        <w:t>трошки змінюємо зміст запроса:</w:t>
+      </w:r>
+    </w:p>
+    <w:p>
+      <w:pPr>
+        <w:pStyle w:val="HTMLPreformatted"/>
+        <w:spacing w:line="300" w:lineRule="auto"/>
+        <w:rPr>
+          <w:rFonts w:ascii="Courier New" w:eastAsia="Times New Roman" w:hAnsi="Courier New" w:cs="Courier New"/>
+          <w:kern w:val="0"/>
+          <w:lang w:eastAsia="uk-UA"/>
+          <w14:ligatures w14:val="none"/>
+        </w:rPr>
+      </w:pPr>
+      <w:r>
+        <w:br/>
+      </w:r>
+      <w:r>
+        <w:rPr>
+          <w:rFonts w:ascii="Courier New" w:eastAsia="Times New Roman" w:hAnsi="Courier New" w:cs="Courier New"/>
+          <w:b/>
+          <w:bCs/>
+          <w:color w:val="008800"/>
+          <w:kern w:val="0"/>
+          <w:lang w:eastAsia="uk-UA"/>
+          <w14:ligatures w14:val="none"/>
+        </w:rPr>
+        <w:t>SELECT</w:t>
+      </w:r>
+      <w:r>
+        <w:rPr>
+          <w:rFonts w:ascii="Courier New" w:eastAsia="Times New Roman" w:hAnsi="Courier New" w:cs="Courier New"/>
+          <w:kern w:val="0"/>
+          <w:lang w:eastAsia="uk-UA"/>
+          <w14:ligatures w14:val="none"/>
+        </w:rPr>
+        <w:t xml:space="preserve"> b.Brigade_ID, b.Name, </w:t>
+      </w:r>
+      <w:r>
+        <w:rPr>
+          <w:rFonts w:ascii="Courier New" w:eastAsia="Times New Roman" w:hAnsi="Courier New" w:cs="Courier New"/>
+          <w:b/>
+          <w:bCs/>
+          <w:color w:val="008800"/>
+          <w:kern w:val="0"/>
+          <w:lang w:eastAsia="uk-UA"/>
+          <w14:ligatures w14:val="none"/>
+        </w:rPr>
+        <w:t>COUNT</w:t>
+      </w:r>
+      <w:r>
+        <w:rPr>
+          <w:rFonts w:ascii="Courier New" w:eastAsia="Times New Roman" w:hAnsi="Courier New" w:cs="Courier New"/>
+          <w:kern w:val="0"/>
+          <w:lang w:eastAsia="uk-UA"/>
+          <w14:ligatures w14:val="none"/>
+        </w:rPr>
+        <w:t xml:space="preserve">(t.Tech_ID) </w:t>
+      </w:r>
+      <w:r>
+        <w:rPr>
+          <w:rFonts w:ascii="Courier New" w:eastAsia="Times New Roman" w:hAnsi="Courier New" w:cs="Courier New"/>
+          <w:b/>
+          <w:bCs/>
+          <w:color w:val="008800"/>
+          <w:kern w:val="0"/>
+          <w:lang w:eastAsia="uk-UA"/>
+          <w14:ligatures w14:val="none"/>
+        </w:rPr>
+        <w:t>AS</w:t>
+      </w:r>
+      <w:r>
+        <w:rPr>
+          <w:rFonts w:ascii="Courier New" w:eastAsia="Times New Roman" w:hAnsi="Courier New" w:cs="Courier New"/>
+          <w:kern w:val="0"/>
+          <w:lang w:eastAsia="uk-UA"/>
+          <w14:ligatures w14:val="none"/>
+        </w:rPr>
+        <w:t xml:space="preserve"> TechCount</w:t>
+      </w:r>
+    </w:p>
+    <w:p>
+      <w:pPr>
+        <w:tabs>
+          <w:tab w:val="left" w:pos="916"/>
+          <w:tab w:val="left" w:pos="1832"/>
+          <w:tab w:val="left" w:pos="2748"/>
+          <w:tab w:val="left" w:pos="3664"/>
+          <w:tab w:val="left" w:pos="4580"/>
+          <w:tab w:val="left" w:pos="5496"/>
+          <w:tab w:val="left" w:pos="6412"/>
+          <w:tab w:val="left" w:pos="7328"/>
+          <w:tab w:val="left" w:pos="8244"/>
+          <w:tab w:val="left" w:pos="9160"/>
+          <w:tab w:val="left" w:pos="10076"/>
+          <w:tab w:val="left" w:pos="10992"/>
+          <w:tab w:val="left" w:pos="11908"/>
+          <w:tab w:val="left" w:pos="12824"/>
+          <w:tab w:val="left" w:pos="13740"/>
+          <w:tab w:val="left" w:pos="14656"/>
+        </w:tabs>
+        <w:spacing w:after="0" w:line="300" w:lineRule="auto"/>
+        <w:rPr>
+          <w:rFonts w:ascii="Courier New" w:eastAsia="Times New Roman" w:hAnsi="Courier New" w:cs="Courier New"/>
+          <w:kern w:val="0"/>
+          <w:sz w:val="20"/>
+          <w:szCs w:val="20"/>
+          <w:lang w:eastAsia="uk-UA"/>
+          <w14:ligatures w14:val="none"/>
+        </w:rPr>
+      </w:pPr>
+      <w:r>
+        <w:rPr>
+          <w:rFonts w:ascii="Courier New" w:eastAsia="Times New Roman" w:hAnsi="Courier New" w:cs="Courier New"/>
+          <w:b/>
+          <w:bCs/>
+          <w:color w:val="008800"/>
+          <w:kern w:val="0"/>
+          <w:sz w:val="20"/>
+          <w:szCs w:val="20"/>
+          <w:lang w:eastAsia="uk-UA"/>
+          <w14:ligatures w14:val="none"/>
+        </w:rPr>
+        <w:t>FROM</w:t>
+      </w:r>
+      <w:r>
+        <w:rPr>
+          <w:rFonts w:ascii="Courier New" w:eastAsia="Times New Roman" w:hAnsi="Courier New" w:cs="Courier New"/>
+          <w:kern w:val="0"/>
+          <w:sz w:val="20"/>
+          <w:szCs w:val="20"/>
+          <w:lang w:eastAsia="uk-UA"/>
+          <w14:ligatures w14:val="none"/>
+        </w:rPr>
+        <w:t xml:space="preserve"> Tech t</w:t>
+      </w:r>
+    </w:p>
+    <w:p>
+      <w:pPr>
+        <w:tabs>
+          <w:tab w:val="left" w:pos="916"/>
+          <w:tab w:val="left" w:pos="1832"/>
+          <w:tab w:val="left" w:pos="2748"/>
+          <w:tab w:val="left" w:pos="3664"/>
+          <w:tab w:val="left" w:pos="4580"/>
+          <w:tab w:val="left" w:pos="5496"/>
+          <w:tab w:val="left" w:pos="6412"/>
+          <w:tab w:val="left" w:pos="7328"/>
+          <w:tab w:val="left" w:pos="8244"/>
+          <w:tab w:val="left" w:pos="9160"/>
+          <w:tab w:val="left" w:pos="10076"/>
+          <w:tab w:val="left" w:pos="10992"/>
+          <w:tab w:val="left" w:pos="11908"/>
+          <w:tab w:val="left" w:pos="12824"/>
+          <w:tab w:val="left" w:pos="13740"/>
+          <w:tab w:val="left" w:pos="14656"/>
+        </w:tabs>
+        <w:spacing w:after="0" w:line="300" w:lineRule="auto"/>
+        <w:rPr>
+          <w:rFonts w:ascii="Courier New" w:eastAsia="Times New Roman" w:hAnsi="Courier New" w:cs="Courier New"/>
+          <w:kern w:val="0"/>
+          <w:sz w:val="20"/>
+          <w:szCs w:val="20"/>
+          <w:lang w:eastAsia="uk-UA"/>
+          <w14:ligatures w14:val="none"/>
+        </w:rPr>
+      </w:pPr>
+      <w:r>
+        <w:rPr>
+          <w:rFonts w:ascii="Courier New" w:eastAsia="Times New Roman" w:hAnsi="Courier New" w:cs="Courier New"/>
+          <w:b/>
+          <w:bCs/>
+          <w:color w:val="008800"/>
+          <w:kern w:val="0"/>
+          <w:sz w:val="20"/>
+          <w:szCs w:val="20"/>
+          <w:lang w:eastAsia="uk-UA"/>
+          <w14:ligatures w14:val="none"/>
+        </w:rPr>
+        <w:t>JOIN</w:t>
+      </w:r>
+      <w:r>
+        <w:rPr>
+          <w:rFonts w:ascii="Courier New" w:eastAsia="Times New Roman" w:hAnsi="Courier New" w:cs="Courier New"/>
+          <w:kern w:val="0"/>
+          <w:sz w:val="20"/>
+          <w:szCs w:val="20"/>
+          <w:lang w:eastAsia="uk-UA"/>
+          <w14:ligatures w14:val="none"/>
+        </w:rPr>
+        <w:t xml:space="preserve"> Brigade b </w:t>
+      </w:r>
+      <w:r>
+        <w:rPr>
+          <w:rFonts w:ascii="Courier New" w:eastAsia="Times New Roman" w:hAnsi="Courier New" w:cs="Courier New"/>
+          <w:b/>
+          <w:bCs/>
+          <w:color w:val="008800"/>
+          <w:kern w:val="0"/>
+          <w:sz w:val="20"/>
+          <w:szCs w:val="20"/>
+          <w:lang w:eastAsia="uk-UA"/>
+          <w14:ligatures w14:val="none"/>
+        </w:rPr>
+        <w:t>ON</w:t>
+      </w:r>
+      <w:r>
+        <w:rPr>
+          <w:rFonts w:ascii="Courier New" w:eastAsia="Times New Roman" w:hAnsi="Courier New" w:cs="Courier New"/>
+          <w:kern w:val="0"/>
+          <w:sz w:val="20"/>
+          <w:szCs w:val="20"/>
+          <w:lang w:eastAsia="uk-UA"/>
+          <w14:ligatures w14:val="none"/>
+        </w:rPr>
+        <w:t xml:space="preserve"> t.Brigade_ID </w:t>
+      </w:r>
+      <w:r>
+        <w:rPr>
+          <w:rFonts w:ascii="Courier New" w:eastAsia="Times New Roman" w:hAnsi="Courier New" w:cs="Courier New"/>
+          <w:color w:val="333333"/>
+          <w:kern w:val="0"/>
+          <w:sz w:val="20"/>
+          <w:szCs w:val="20"/>
+          <w:lang w:eastAsia="uk-UA"/>
+          <w14:ligatures w14:val="none"/>
+        </w:rPr>
+        <w:t>=</w:t>
+      </w:r>
+      <w:r>
+        <w:rPr>
+          <w:rFonts w:ascii="Courier New" w:eastAsia="Times New Roman" w:hAnsi="Courier New" w:cs="Courier New"/>
+          <w:kern w:val="0"/>
+          <w:sz w:val="20"/>
+          <w:szCs w:val="20"/>
+          <w:lang w:eastAsia="uk-UA"/>
+          <w14:ligatures w14:val="none"/>
+        </w:rPr>
+        <w:t xml:space="preserve"> b.Brigade_ID </w:t>
+      </w:r>
+      <w:r>
+        <w:rPr>
+          <w:rFonts w:ascii="Courier New" w:eastAsia="Times New Roman" w:hAnsi="Courier New" w:cs="Courier New"/>
+          <w:b/>
+          <w:bCs/>
+          <w:color w:val="008800"/>
+          <w:kern w:val="0"/>
+          <w:sz w:val="20"/>
+          <w:szCs w:val="20"/>
+          <w:lang w:eastAsia="uk-UA"/>
+          <w14:ligatures w14:val="none"/>
+        </w:rPr>
+        <w:t>AND</w:t>
+      </w:r>
+      <w:r>
+        <w:rPr>
+          <w:rFonts w:ascii="Courier New" w:eastAsia="Times New Roman" w:hAnsi="Courier New" w:cs="Courier New"/>
+          <w:kern w:val="0"/>
+          <w:sz w:val="20"/>
+          <w:szCs w:val="20"/>
+          <w:lang w:eastAsia="uk-UA"/>
+          <w14:ligatures w14:val="none"/>
+        </w:rPr>
+        <w:t xml:space="preserve"> t.Farm_ID </w:t>
+      </w:r>
+      <w:r>
+        <w:rPr>
+          <w:rFonts w:ascii="Courier New" w:eastAsia="Times New Roman" w:hAnsi="Courier New" w:cs="Courier New"/>
+          <w:color w:val="333333"/>
+          <w:kern w:val="0"/>
+          <w:sz w:val="20"/>
+          <w:szCs w:val="20"/>
+          <w:lang w:eastAsia="uk-UA"/>
+          <w14:ligatures w14:val="none"/>
+        </w:rPr>
+        <w:t>=</w:t>
+      </w:r>
+      <w:r>
+        <w:rPr>
+          <w:rFonts w:ascii="Courier New" w:eastAsia="Times New Roman" w:hAnsi="Courier New" w:cs="Courier New"/>
+          <w:kern w:val="0"/>
+          <w:sz w:val="20"/>
+          <w:szCs w:val="20"/>
+          <w:lang w:eastAsia="uk-UA"/>
+          <w14:ligatures w14:val="none"/>
+        </w:rPr>
+        <w:t xml:space="preserve"> b.Farm_ID</w:t>
+      </w:r>
+    </w:p>
+    <w:p>
+      <w:pPr>
+        <w:tabs>
+          <w:tab w:val="left" w:pos="916"/>
+          <w:tab w:val="left" w:pos="1832"/>
+          <w:tab w:val="left" w:pos="2748"/>
+          <w:tab w:val="left" w:pos="3664"/>
+          <w:tab w:val="left" w:pos="4580"/>
+          <w:tab w:val="left" w:pos="5496"/>
+          <w:tab w:val="left" w:pos="6412"/>
+          <w:tab w:val="left" w:pos="7328"/>
+          <w:tab w:val="left" w:pos="8244"/>
+          <w:tab w:val="left" w:pos="9160"/>
+          <w:tab w:val="left" w:pos="10076"/>
+          <w:tab w:val="left" w:pos="10992"/>
+          <w:tab w:val="left" w:pos="11908"/>
+          <w:tab w:val="left" w:pos="12824"/>
+          <w:tab w:val="left" w:pos="13740"/>
+          <w:tab w:val="left" w:pos="14656"/>
+        </w:tabs>
+        <w:spacing w:after="0" w:line="300" w:lineRule="auto"/>
+        <w:rPr>
+          <w:rFonts w:ascii="Courier New" w:eastAsia="Times New Roman" w:hAnsi="Courier New" w:cs="Courier New"/>
+          <w:kern w:val="0"/>
+          <w:sz w:val="20"/>
+          <w:szCs w:val="20"/>
+          <w:lang w:eastAsia="uk-UA"/>
+          <w14:ligatures w14:val="none"/>
+        </w:rPr>
+      </w:pPr>
+      <w:r>
+        <w:rPr>
+          <w:rFonts w:ascii="Courier New" w:eastAsia="Times New Roman" w:hAnsi="Courier New" w:cs="Courier New"/>
+          <w:b/>
+          <w:bCs/>
+          <w:color w:val="008800"/>
+          <w:kern w:val="0"/>
+          <w:sz w:val="20"/>
+          <w:szCs w:val="20"/>
+          <w:lang w:eastAsia="uk-UA"/>
+          <w14:ligatures w14:val="none"/>
+        </w:rPr>
+        <w:t>WHERE</w:t>
+      </w:r>
+      <w:r>
+        <w:rPr>
+          <w:rFonts w:ascii="Courier New" w:eastAsia="Times New Roman" w:hAnsi="Courier New" w:cs="Courier New"/>
+          <w:kern w:val="0"/>
+          <w:sz w:val="20"/>
+          <w:szCs w:val="20"/>
+          <w:lang w:eastAsia="uk-UA"/>
+          <w14:ligatures w14:val="none"/>
+        </w:rPr>
+        <w:t xml:space="preserve"> t.</w:t>
+      </w:r>
+      <w:r>
+        <w:rPr>
+          <w:rFonts w:ascii="Courier New" w:eastAsia="Times New Roman" w:hAnsi="Courier New" w:cs="Courier New"/>
+          <w:b/>
+          <w:bCs/>
+          <w:color w:val="008800"/>
+          <w:kern w:val="0"/>
+          <w:sz w:val="20"/>
+          <w:szCs w:val="20"/>
+          <w:lang w:eastAsia="uk-UA"/>
+          <w14:ligatures w14:val="none"/>
+        </w:rPr>
+        <w:t>Type</w:t>
+      </w:r>
+      <w:r>
+        <w:rPr>
+          <w:rFonts w:ascii="Courier New" w:eastAsia="Times New Roman" w:hAnsi="Courier New" w:cs="Courier New"/>
+          <w:kern w:val="0"/>
+          <w:sz w:val="20"/>
+          <w:szCs w:val="20"/>
+          <w:lang w:eastAsia="uk-UA"/>
+          <w14:ligatures w14:val="none"/>
+        </w:rPr>
+        <w:t xml:space="preserve"> </w:t>
+      </w:r>
+      <w:r>
+        <w:rPr>
+          <w:rFonts w:ascii="Courier New" w:eastAsia="Times New Roman" w:hAnsi="Courier New" w:cs="Courier New"/>
+          <w:color w:val="333333"/>
+          <w:kern w:val="0"/>
+          <w:sz w:val="20"/>
+          <w:szCs w:val="20"/>
+          <w:lang w:eastAsia="uk-UA"/>
+          <w14:ligatures w14:val="none"/>
+        </w:rPr>
+        <w:t>=</w:t>
+      </w:r>
+      <w:r>
+        <w:rPr>
+          <w:rFonts w:ascii="Courier New" w:eastAsia="Times New Roman" w:hAnsi="Courier New" w:cs="Courier New"/>
+          <w:kern w:val="0"/>
+          <w:sz w:val="20"/>
+          <w:szCs w:val="20"/>
+          <w:lang w:eastAsia="uk-UA"/>
+          <w14:ligatures w14:val="none"/>
+        </w:rPr>
+        <w:t xml:space="preserve"> </w:t>
+      </w:r>
+      <w:r>
+        <w:rPr>
+          <w:rFonts w:ascii="Courier New" w:eastAsia="Times New Roman" w:hAnsi="Courier New" w:cs="Courier New"/>
+          <w:kern w:val="0"/>
+          <w:sz w:val="20"/>
+          <w:szCs w:val="20"/>
+          <w:shd w:val="clear" w:color="auto" w:fill="FFF0F0"/>
+          <w:lang w:eastAsia="uk-UA"/>
+          <w14:ligatures w14:val="none"/>
+        </w:rPr>
+        <w:t>'B'</w:t>
+      </w:r>
+      <w:r>
+        <w:rPr>
+          <w:rFonts w:ascii="Courier New" w:eastAsia="Times New Roman" w:hAnsi="Courier New" w:cs="Courier New"/>
+          <w:kern w:val="0"/>
+          <w:sz w:val="20"/>
+          <w:szCs w:val="20"/>
+          <w:lang w:eastAsia="uk-UA"/>
+          <w14:ligatures w14:val="none"/>
+        </w:rPr>
+        <w:t xml:space="preserve">  </w:t>
+      </w:r>
+    </w:p>
+    <w:p>
+      <w:pPr>
+        <w:tabs>
+          <w:tab w:val="left" w:pos="916"/>
+          <w:tab w:val="left" w:pos="1832"/>
+          <w:tab w:val="left" w:pos="2748"/>
+          <w:tab w:val="left" w:pos="3664"/>
+          <w:tab w:val="left" w:pos="4580"/>
+          <w:tab w:val="left" w:pos="5496"/>
+          <w:tab w:val="left" w:pos="6412"/>
+          <w:tab w:val="left" w:pos="7328"/>
+          <w:tab w:val="left" w:pos="8244"/>
+          <w:tab w:val="left" w:pos="9160"/>
+          <w:tab w:val="left" w:pos="10076"/>
+          <w:tab w:val="left" w:pos="10992"/>
+          <w:tab w:val="left" w:pos="11908"/>
+          <w:tab w:val="left" w:pos="12824"/>
+          <w:tab w:val="left" w:pos="13740"/>
+          <w:tab w:val="left" w:pos="14656"/>
+        </w:tabs>
+        <w:spacing w:after="0" w:line="300" w:lineRule="auto"/>
+        <w:rPr>
+          <w:rFonts w:ascii="Courier New" w:eastAsia="Times New Roman" w:hAnsi="Courier New" w:cs="Courier New"/>
+          <w:kern w:val="0"/>
+          <w:sz w:val="20"/>
+          <w:szCs w:val="20"/>
+          <w:lang w:eastAsia="uk-UA"/>
+          <w14:ligatures w14:val="none"/>
+        </w:rPr>
+      </w:pPr>
+      <w:r>
+        <w:rPr>
+          <w:rFonts w:ascii="Courier New" w:eastAsia="Times New Roman" w:hAnsi="Courier New" w:cs="Courier New"/>
+          <w:b/>
+          <w:bCs/>
+          <w:color w:val="008800"/>
+          <w:kern w:val="0"/>
+          <w:sz w:val="20"/>
+          <w:szCs w:val="20"/>
+          <w:lang w:eastAsia="uk-UA"/>
+          <w14:ligatures w14:val="none"/>
+        </w:rPr>
+        <w:t>GROUP</w:t>
+      </w:r>
+      <w:r>
+        <w:rPr>
+          <w:rFonts w:ascii="Courier New" w:eastAsia="Times New Roman" w:hAnsi="Courier New" w:cs="Courier New"/>
+          <w:kern w:val="0"/>
+          <w:sz w:val="20"/>
+          <w:szCs w:val="20"/>
+          <w:lang w:eastAsia="uk-UA"/>
+          <w14:ligatures w14:val="none"/>
+        </w:rPr>
+        <w:t xml:space="preserve"> </w:t>
+      </w:r>
+      <w:r>
+        <w:rPr>
+          <w:rFonts w:ascii="Courier New" w:eastAsia="Times New Roman" w:hAnsi="Courier New" w:cs="Courier New"/>
+          <w:b/>
+          <w:bCs/>
+          <w:color w:val="008800"/>
+          <w:kern w:val="0"/>
+          <w:sz w:val="20"/>
+          <w:szCs w:val="20"/>
+          <w:lang w:eastAsia="uk-UA"/>
+          <w14:ligatures w14:val="none"/>
+        </w:rPr>
+        <w:t>BY</w:t>
+      </w:r>
+      <w:r>
+        <w:rPr>
+          <w:rFonts w:ascii="Courier New" w:eastAsia="Times New Roman" w:hAnsi="Courier New" w:cs="Courier New"/>
+          <w:kern w:val="0"/>
+          <w:sz w:val="20"/>
+          <w:szCs w:val="20"/>
+          <w:lang w:eastAsia="uk-UA"/>
+          <w14:ligatures w14:val="none"/>
+        </w:rPr>
+        <w:t xml:space="preserve"> b.Brigade_ID, b.Name</w:t>
+      </w:r>
+    </w:p>
+    <w:p>
+      <w:pPr>
+        <w:tabs>
+          <w:tab w:val="left" w:pos="916"/>
+          <w:tab w:val="left" w:pos="1832"/>
+          <w:tab w:val="left" w:pos="2748"/>
+          <w:tab w:val="left" w:pos="3664"/>
+          <w:tab w:val="left" w:pos="4580"/>
+          <w:tab w:val="left" w:pos="5496"/>
+          <w:tab w:val="left" w:pos="6412"/>
+          <w:tab w:val="left" w:pos="7328"/>
+          <w:tab w:val="left" w:pos="8244"/>
+          <w:tab w:val="left" w:pos="9160"/>
+          <w:tab w:val="left" w:pos="10076"/>
+          <w:tab w:val="left" w:pos="10992"/>
+          <w:tab w:val="left" w:pos="11908"/>
+          <w:tab w:val="left" w:pos="12824"/>
+          <w:tab w:val="left" w:pos="13740"/>
+          <w:tab w:val="left" w:pos="14656"/>
+        </w:tabs>
+        <w:spacing w:after="0" w:line="300" w:lineRule="auto"/>
+        <w:rPr>
+          <w:rFonts w:ascii="Courier New" w:eastAsia="Times New Roman" w:hAnsi="Courier New" w:cs="Courier New"/>
+          <w:kern w:val="0"/>
+          <w:sz w:val="20"/>
+          <w:szCs w:val="20"/>
+          <w:lang w:eastAsia="uk-UA"/>
+          <w14:ligatures w14:val="none"/>
+        </w:rPr>
+      </w:pPr>
+      <w:r>
+        <w:rPr>
+          <w:rFonts w:ascii="Courier New" w:eastAsia="Times New Roman" w:hAnsi="Courier New" w:cs="Courier New"/>
+          <w:b/>
+          <w:bCs/>
+          <w:color w:val="008800"/>
+          <w:kern w:val="0"/>
+          <w:sz w:val="20"/>
+          <w:szCs w:val="20"/>
+          <w:lang w:eastAsia="uk-UA"/>
+          <w14:ligatures w14:val="none"/>
+        </w:rPr>
+        <w:t>HAVING</w:t>
+      </w:r>
+      <w:r>
+        <w:rPr>
+          <w:rFonts w:ascii="Courier New" w:eastAsia="Times New Roman" w:hAnsi="Courier New" w:cs="Courier New"/>
+          <w:kern w:val="0"/>
+          <w:sz w:val="20"/>
+          <w:szCs w:val="20"/>
+          <w:lang w:eastAsia="uk-UA"/>
+          <w14:ligatures w14:val="none"/>
+        </w:rPr>
+        <w:t xml:space="preserve"> </w:t>
+      </w:r>
+      <w:r>
+        <w:rPr>
+          <w:rFonts w:ascii="Courier New" w:eastAsia="Times New Roman" w:hAnsi="Courier New" w:cs="Courier New"/>
+          <w:b/>
+          <w:bCs/>
+          <w:color w:val="008800"/>
+          <w:kern w:val="0"/>
+          <w:sz w:val="20"/>
+          <w:szCs w:val="20"/>
+          <w:lang w:eastAsia="uk-UA"/>
+          <w14:ligatures w14:val="none"/>
+        </w:rPr>
+        <w:t>COUNT</w:t>
+      </w:r>
+      <w:r>
+        <w:rPr>
+          <w:rFonts w:ascii="Courier New" w:eastAsia="Times New Roman" w:hAnsi="Courier New" w:cs="Courier New"/>
+          <w:kern w:val="0"/>
+          <w:sz w:val="20"/>
+          <w:szCs w:val="20"/>
+          <w:lang w:eastAsia="uk-UA"/>
+          <w14:ligatures w14:val="none"/>
+        </w:rPr>
+        <w:t xml:space="preserve">(t.Tech_ID) </w:t>
+      </w:r>
+      <w:r>
+        <w:rPr>
+          <w:rFonts w:ascii="Courier New" w:eastAsia="Times New Roman" w:hAnsi="Courier New" w:cs="Courier New"/>
+          <w:color w:val="333333"/>
+          <w:kern w:val="0"/>
+          <w:sz w:val="20"/>
+          <w:szCs w:val="20"/>
+          <w:lang w:eastAsia="uk-UA"/>
+          <w14:ligatures w14:val="none"/>
+        </w:rPr>
+        <w:t>&gt;</w:t>
+      </w:r>
+      <w:r>
+        <w:rPr>
+          <w:rFonts w:ascii="Courier New" w:eastAsia="Times New Roman" w:hAnsi="Courier New" w:cs="Courier New"/>
+          <w:kern w:val="0"/>
+          <w:sz w:val="20"/>
+          <w:szCs w:val="20"/>
+          <w:lang w:eastAsia="uk-UA"/>
+          <w14:ligatures w14:val="none"/>
+        </w:rPr>
+        <w:t xml:space="preserve"> (</w:t>
+      </w:r>
+    </w:p>
+    <w:p>
+      <w:pPr>
+        <w:tabs>
+          <w:tab w:val="left" w:pos="916"/>
+          <w:tab w:val="left" w:pos="1832"/>
+          <w:tab w:val="left" w:pos="2748"/>
+          <w:tab w:val="left" w:pos="3664"/>
+          <w:tab w:val="left" w:pos="4580"/>
+          <w:tab w:val="left" w:pos="5496"/>
+          <w:tab w:val="left" w:pos="6412"/>
+          <w:tab w:val="left" w:pos="7328"/>
+          <w:tab w:val="left" w:pos="8244"/>
+          <w:tab w:val="left" w:pos="9160"/>
+          <w:tab w:val="left" w:pos="10076"/>
+          <w:tab w:val="left" w:pos="10992"/>
+          <w:tab w:val="left" w:pos="11908"/>
+          <w:tab w:val="left" w:pos="12824"/>
+          <w:tab w:val="left" w:pos="13740"/>
+          <w:tab w:val="left" w:pos="14656"/>
+        </w:tabs>
+        <w:spacing w:after="0" w:line="300" w:lineRule="auto"/>
+        <w:rPr>
+          <w:rFonts w:ascii="Courier New" w:eastAsia="Times New Roman" w:hAnsi="Courier New" w:cs="Courier New"/>
+          <w:kern w:val="0"/>
+          <w:sz w:val="20"/>
+          <w:szCs w:val="20"/>
+          <w:lang w:eastAsia="uk-UA"/>
+          <w14:ligatures w14:val="none"/>
+        </w:rPr>
+      </w:pPr>
+      <w:r>
+        <w:rPr>
+          <w:rFonts w:ascii="Courier New" w:eastAsia="Times New Roman" w:hAnsi="Courier New" w:cs="Courier New"/>
+          <w:kern w:val="0"/>
+          <w:sz w:val="20"/>
+          <w:szCs w:val="20"/>
+          <w:lang w:eastAsia="uk-UA"/>
+          <w14:ligatures w14:val="none"/>
+        </w:rPr>
+        <w:t xml:space="preserve">    </w:t>
+      </w:r>
+      <w:r>
+        <w:rPr>
+          <w:rFonts w:ascii="Courier New" w:eastAsia="Times New Roman" w:hAnsi="Courier New" w:cs="Courier New"/>
+          <w:b/>
+          <w:bCs/>
+          <w:color w:val="008800"/>
+          <w:kern w:val="0"/>
+          <w:sz w:val="20"/>
+          <w:szCs w:val="20"/>
+          <w:lang w:eastAsia="uk-UA"/>
+          <w14:ligatures w14:val="none"/>
+        </w:rPr>
+        <w:t>SELECT</w:t>
+      </w:r>
+      <w:r>
+        <w:rPr>
+          <w:rFonts w:ascii="Courier New" w:eastAsia="Times New Roman" w:hAnsi="Courier New" w:cs="Courier New"/>
+          <w:kern w:val="0"/>
+          <w:sz w:val="20"/>
+          <w:szCs w:val="20"/>
+          <w:lang w:eastAsia="uk-UA"/>
+          <w14:ligatures w14:val="none"/>
+        </w:rPr>
+        <w:t xml:space="preserve"> </w:t>
+      </w:r>
+      <w:r>
+        <w:rPr>
+          <w:rFonts w:ascii="Courier New" w:eastAsia="Times New Roman" w:hAnsi="Courier New" w:cs="Courier New"/>
+          <w:b/>
+          <w:bCs/>
+          <w:color w:val="008800"/>
+          <w:kern w:val="0"/>
+          <w:sz w:val="20"/>
+          <w:szCs w:val="20"/>
+          <w:lang w:eastAsia="uk-UA"/>
+          <w14:ligatures w14:val="none"/>
+        </w:rPr>
+        <w:t>AVG</w:t>
+      </w:r>
+      <w:r>
+        <w:rPr>
+          <w:rFonts w:ascii="Courier New" w:eastAsia="Times New Roman" w:hAnsi="Courier New" w:cs="Courier New"/>
+          <w:kern w:val="0"/>
+          <w:sz w:val="20"/>
+          <w:szCs w:val="20"/>
+          <w:lang w:eastAsia="uk-UA"/>
+          <w14:ligatures w14:val="none"/>
+        </w:rPr>
+        <w:t xml:space="preserve">(tech_count) </w:t>
+      </w:r>
+      <w:r>
+        <w:rPr>
+          <w:rFonts w:ascii="Courier New" w:eastAsia="Times New Roman" w:hAnsi="Courier New" w:cs="Courier New"/>
+          <w:b/>
+          <w:bCs/>
+          <w:color w:val="008800"/>
+          <w:kern w:val="0"/>
+          <w:sz w:val="20"/>
+          <w:szCs w:val="20"/>
+          <w:lang w:eastAsia="uk-UA"/>
+          <w14:ligatures w14:val="none"/>
+        </w:rPr>
+        <w:t>FROM</w:t>
+      </w:r>
+      <w:r>
+        <w:rPr>
+          <w:rFonts w:ascii="Courier New" w:eastAsia="Times New Roman" w:hAnsi="Courier New" w:cs="Courier New"/>
+          <w:kern w:val="0"/>
+          <w:sz w:val="20"/>
+          <w:szCs w:val="20"/>
+          <w:lang w:eastAsia="uk-UA"/>
+          <w14:ligatures w14:val="none"/>
+        </w:rPr>
+        <w:t xml:space="preserve"> (</w:t>
+      </w:r>
+    </w:p>
+    <w:p>
+      <w:pPr>
+        <w:tabs>
+          <w:tab w:val="left" w:pos="916"/>
+          <w:tab w:val="left" w:pos="1832"/>
+          <w:tab w:val="left" w:pos="2748"/>
+          <w:tab w:val="left" w:pos="3664"/>
+          <w:tab w:val="left" w:pos="4580"/>
+          <w:tab w:val="left" w:pos="5496"/>
+          <w:tab w:val="left" w:pos="6412"/>
+          <w:tab w:val="left" w:pos="7328"/>
+          <w:tab w:val="left" w:pos="8244"/>
+          <w:tab w:val="left" w:pos="9160"/>
+          <w:tab w:val="left" w:pos="10076"/>
+          <w:tab w:val="left" w:pos="10992"/>
+          <w:tab w:val="left" w:pos="11908"/>
+          <w:tab w:val="left" w:pos="12824"/>
+          <w:tab w:val="left" w:pos="13740"/>
+          <w:tab w:val="left" w:pos="14656"/>
+        </w:tabs>
+        <w:spacing w:after="0" w:line="300" w:lineRule="auto"/>
+        <w:rPr>
+          <w:rFonts w:ascii="Courier New" w:eastAsia="Times New Roman" w:hAnsi="Courier New" w:cs="Courier New"/>
+          <w:kern w:val="0"/>
+          <w:sz w:val="20"/>
+          <w:szCs w:val="20"/>
+          <w:lang w:eastAsia="uk-UA"/>
+          <w14:ligatures w14:val="none"/>
+        </w:rPr>
+      </w:pPr>
+      <w:r>
+        <w:rPr>
+          <w:rFonts w:ascii="Courier New" w:eastAsia="Times New Roman" w:hAnsi="Courier New" w:cs="Courier New"/>
+          <w:kern w:val="0"/>
+          <w:sz w:val="20"/>
+          <w:szCs w:val="20"/>
+          <w:lang w:eastAsia="uk-UA"/>
+          <w14:ligatures w14:val="none"/>
+        </w:rPr>
+        <w:t xml:space="preserve">        </w:t>
+      </w:r>
+      <w:r>
+        <w:rPr>
+          <w:rFonts w:ascii="Courier New" w:eastAsia="Times New Roman" w:hAnsi="Courier New" w:cs="Courier New"/>
+          <w:b/>
+          <w:bCs/>
+          <w:color w:val="008800"/>
+          <w:kern w:val="0"/>
+          <w:sz w:val="20"/>
+          <w:szCs w:val="20"/>
+          <w:lang w:eastAsia="uk-UA"/>
+          <w14:ligatures w14:val="none"/>
+        </w:rPr>
+        <w:t>SELECT</w:t>
+      </w:r>
+      <w:r>
+        <w:rPr>
+          <w:rFonts w:ascii="Courier New" w:eastAsia="Times New Roman" w:hAnsi="Courier New" w:cs="Courier New"/>
+          <w:kern w:val="0"/>
+          <w:sz w:val="20"/>
+          <w:szCs w:val="20"/>
+          <w:lang w:eastAsia="uk-UA"/>
+          <w14:ligatures w14:val="none"/>
+        </w:rPr>
+        <w:t xml:space="preserve"> </w:t>
+      </w:r>
+      <w:r>
+        <w:rPr>
+          <w:rFonts w:ascii="Courier New" w:eastAsia="Times New Roman" w:hAnsi="Courier New" w:cs="Courier New"/>
+          <w:b/>
+          <w:bCs/>
+          <w:color w:val="008800"/>
+          <w:kern w:val="0"/>
+          <w:sz w:val="20"/>
+          <w:szCs w:val="20"/>
+          <w:lang w:eastAsia="uk-UA"/>
+          <w14:ligatures w14:val="none"/>
+        </w:rPr>
+        <w:t>COUNT</w:t>
+      </w:r>
+      <w:r>
+        <w:rPr>
+          <w:rFonts w:ascii="Courier New" w:eastAsia="Times New Roman" w:hAnsi="Courier New" w:cs="Courier New"/>
+          <w:kern w:val="0"/>
+          <w:sz w:val="20"/>
+          <w:szCs w:val="20"/>
+          <w:lang w:eastAsia="uk-UA"/>
+          <w14:ligatures w14:val="none"/>
+        </w:rPr>
+        <w:t xml:space="preserve">(Tech_ID) </w:t>
+      </w:r>
+      <w:r>
+        <w:rPr>
+          <w:rFonts w:ascii="Courier New" w:eastAsia="Times New Roman" w:hAnsi="Courier New" w:cs="Courier New"/>
+          <w:b/>
+          <w:bCs/>
+          <w:color w:val="008800"/>
+          <w:kern w:val="0"/>
+          <w:sz w:val="20"/>
+          <w:szCs w:val="20"/>
+          <w:lang w:eastAsia="uk-UA"/>
+          <w14:ligatures w14:val="none"/>
+        </w:rPr>
+        <w:t>AS</w:t>
+      </w:r>
+      <w:r>
+        <w:rPr>
+          <w:rFonts w:ascii="Courier New" w:eastAsia="Times New Roman" w:hAnsi="Courier New" w:cs="Courier New"/>
+          <w:kern w:val="0"/>
+          <w:sz w:val="20"/>
+          <w:szCs w:val="20"/>
+          <w:lang w:eastAsia="uk-UA"/>
+          <w14:ligatures w14:val="none"/>
+        </w:rPr>
+        <w:t xml:space="preserve"> tech_count</w:t>
+      </w:r>
+    </w:p>
+    <w:p>
+      <w:pPr>
+        <w:tabs>
+          <w:tab w:val="left" w:pos="916"/>
+          <w:tab w:val="left" w:pos="1832"/>
+          <w:tab w:val="left" w:pos="2748"/>
+          <w:tab w:val="left" w:pos="3664"/>
+          <w:tab w:val="left" w:pos="4580"/>
+          <w:tab w:val="left" w:pos="5496"/>
+          <w:tab w:val="left" w:pos="6412"/>
+          <w:tab w:val="left" w:pos="7328"/>
+          <w:tab w:val="left" w:pos="8244"/>
+          <w:tab w:val="left" w:pos="9160"/>
+          <w:tab w:val="left" w:pos="10076"/>
+          <w:tab w:val="left" w:pos="10992"/>
+          <w:tab w:val="left" w:pos="11908"/>
+          <w:tab w:val="left" w:pos="12824"/>
+          <w:tab w:val="left" w:pos="13740"/>
+          <w:tab w:val="left" w:pos="14656"/>
+        </w:tabs>
+        <w:spacing w:after="0" w:line="300" w:lineRule="auto"/>
+        <w:rPr>
+          <w:rFonts w:ascii="Courier New" w:eastAsia="Times New Roman" w:hAnsi="Courier New" w:cs="Courier New"/>
+          <w:kern w:val="0"/>
+          <w:sz w:val="20"/>
+          <w:szCs w:val="20"/>
+          <w:lang w:eastAsia="uk-UA"/>
+          <w14:ligatures w14:val="none"/>
+        </w:rPr>
+      </w:pPr>
+      <w:r>
+        <w:rPr>
+          <w:rFonts w:ascii="Courier New" w:eastAsia="Times New Roman" w:hAnsi="Courier New" w:cs="Courier New"/>
+          <w:kern w:val="0"/>
+          <w:sz w:val="20"/>
+          <w:szCs w:val="20"/>
+          <w:lang w:eastAsia="uk-UA"/>
+          <w14:ligatures w14:val="none"/>
+        </w:rPr>
+        <w:t xml:space="preserve">        </w:t>
+      </w:r>
+      <w:r>
+        <w:rPr>
+          <w:rFonts w:ascii="Courier New" w:eastAsia="Times New Roman" w:hAnsi="Courier New" w:cs="Courier New"/>
+          <w:b/>
+          <w:bCs/>
+          <w:color w:val="008800"/>
+          <w:kern w:val="0"/>
+          <w:sz w:val="20"/>
+          <w:szCs w:val="20"/>
+          <w:lang w:eastAsia="uk-UA"/>
+          <w14:ligatures w14:val="none"/>
+        </w:rPr>
+        <w:t>FROM</w:t>
+      </w:r>
+      <w:r>
+        <w:rPr>
+          <w:rFonts w:ascii="Courier New" w:eastAsia="Times New Roman" w:hAnsi="Courier New" w:cs="Courier New"/>
+          <w:kern w:val="0"/>
+          <w:sz w:val="20"/>
+          <w:szCs w:val="20"/>
+          <w:lang w:eastAsia="uk-UA"/>
+          <w14:ligatures w14:val="none"/>
+        </w:rPr>
+        <w:t xml:space="preserve"> Tech</w:t>
+      </w:r>
+    </w:p>
+    <w:p>
+      <w:pPr>
+        <w:tabs>
+          <w:tab w:val="left" w:pos="916"/>
+          <w:tab w:val="left" w:pos="1832"/>
+          <w:tab w:val="left" w:pos="2748"/>
+          <w:tab w:val="left" w:pos="3664"/>
+          <w:tab w:val="left" w:pos="4580"/>
+          <w:tab w:val="left" w:pos="5496"/>
+          <w:tab w:val="left" w:pos="6412"/>
+          <w:tab w:val="left" w:pos="7328"/>
+          <w:tab w:val="left" w:pos="8244"/>
+          <w:tab w:val="left" w:pos="9160"/>
+          <w:tab w:val="left" w:pos="10076"/>
+          <w:tab w:val="left" w:pos="10992"/>
+          <w:tab w:val="left" w:pos="11908"/>
+          <w:tab w:val="left" w:pos="12824"/>
+          <w:tab w:val="left" w:pos="13740"/>
+          <w:tab w:val="left" w:pos="14656"/>
+        </w:tabs>
+        <w:spacing w:after="0" w:line="300" w:lineRule="auto"/>
+        <w:rPr>
+          <w:rFonts w:ascii="Courier New" w:eastAsia="Times New Roman" w:hAnsi="Courier New" w:cs="Courier New"/>
+          <w:kern w:val="0"/>
+          <w:sz w:val="20"/>
+          <w:szCs w:val="20"/>
+          <w:lang w:eastAsia="uk-UA"/>
+          <w14:ligatures w14:val="none"/>
+        </w:rPr>
+      </w:pPr>
+      <w:r>
+        <w:rPr>
+          <w:rFonts w:ascii="Courier New" w:eastAsia="Times New Roman" w:hAnsi="Courier New" w:cs="Courier New"/>
+          <w:kern w:val="0"/>
+          <w:sz w:val="20"/>
+          <w:szCs w:val="20"/>
+          <w:lang w:eastAsia="uk-UA"/>
+          <w14:ligatures w14:val="none"/>
+        </w:rPr>
+        <w:t xml:space="preserve">        </w:t>
+      </w:r>
+      <w:r>
+        <w:rPr>
+          <w:rFonts w:ascii="Courier New" w:eastAsia="Times New Roman" w:hAnsi="Courier New" w:cs="Courier New"/>
+          <w:b/>
+          <w:bCs/>
+          <w:color w:val="008800"/>
+          <w:kern w:val="0"/>
+          <w:sz w:val="20"/>
+          <w:szCs w:val="20"/>
+          <w:lang w:eastAsia="uk-UA"/>
+          <w14:ligatures w14:val="none"/>
+        </w:rPr>
+        <w:t>WHERE</w:t>
+      </w:r>
+      <w:r>
+        <w:rPr>
+          <w:rFonts w:ascii="Courier New" w:eastAsia="Times New Roman" w:hAnsi="Courier New" w:cs="Courier New"/>
+          <w:kern w:val="0"/>
+          <w:sz w:val="20"/>
+          <w:szCs w:val="20"/>
+          <w:lang w:eastAsia="uk-UA"/>
+          <w14:ligatures w14:val="none"/>
+        </w:rPr>
+        <w:t xml:space="preserve"> </w:t>
+      </w:r>
+      <w:r>
+        <w:rPr>
+          <w:rFonts w:ascii="Courier New" w:eastAsia="Times New Roman" w:hAnsi="Courier New" w:cs="Courier New"/>
+          <w:b/>
+          <w:bCs/>
+          <w:color w:val="008800"/>
+          <w:kern w:val="0"/>
+          <w:sz w:val="20"/>
+          <w:szCs w:val="20"/>
+          <w:lang w:eastAsia="uk-UA"/>
+          <w14:ligatures w14:val="none"/>
+        </w:rPr>
+        <w:t>Type</w:t>
+      </w:r>
+      <w:r>
+        <w:rPr>
+          <w:rFonts w:ascii="Courier New" w:eastAsia="Times New Roman" w:hAnsi="Courier New" w:cs="Courier New"/>
+          <w:kern w:val="0"/>
+          <w:sz w:val="20"/>
+          <w:szCs w:val="20"/>
+          <w:lang w:eastAsia="uk-UA"/>
+          <w14:ligatures w14:val="none"/>
+        </w:rPr>
+        <w:t xml:space="preserve"> </w:t>
+      </w:r>
+      <w:r>
+        <w:rPr>
+          <w:rFonts w:ascii="Courier New" w:eastAsia="Times New Roman" w:hAnsi="Courier New" w:cs="Courier New"/>
+          <w:color w:val="333333"/>
+          <w:kern w:val="0"/>
+          <w:sz w:val="20"/>
+          <w:szCs w:val="20"/>
+          <w:lang w:eastAsia="uk-UA"/>
+          <w14:ligatures w14:val="none"/>
+        </w:rPr>
+        <w:t>=</w:t>
+      </w:r>
+      <w:r>
+        <w:rPr>
+          <w:rFonts w:ascii="Courier New" w:eastAsia="Times New Roman" w:hAnsi="Courier New" w:cs="Courier New"/>
+          <w:kern w:val="0"/>
+          <w:sz w:val="20"/>
+          <w:szCs w:val="20"/>
+          <w:lang w:eastAsia="uk-UA"/>
+          <w14:ligatures w14:val="none"/>
+        </w:rPr>
+        <w:t xml:space="preserve"> </w:t>
+      </w:r>
+      <w:r>
+        <w:rPr>
+          <w:rFonts w:ascii="Courier New" w:eastAsia="Times New Roman" w:hAnsi="Courier New" w:cs="Courier New"/>
+          <w:kern w:val="0"/>
+          <w:sz w:val="20"/>
+          <w:szCs w:val="20"/>
+          <w:shd w:val="clear" w:color="auto" w:fill="FFF0F0"/>
+          <w:lang w:eastAsia="uk-UA"/>
+          <w14:ligatures w14:val="none"/>
+        </w:rPr>
+        <w:t>'B'</w:t>
+      </w:r>
+      <w:r>
+        <w:rPr>
+          <w:rFonts w:ascii="Courier New" w:eastAsia="Times New Roman" w:hAnsi="Courier New" w:cs="Courier New"/>
+          <w:kern w:val="0"/>
+          <w:sz w:val="20"/>
+          <w:szCs w:val="20"/>
+          <w:lang w:eastAsia="uk-UA"/>
+          <w14:ligatures w14:val="none"/>
+        </w:rPr>
+        <w:t xml:space="preserve">  </w:t>
+      </w:r>
+    </w:p>
+    <w:p>
+      <w:pPr>
+        <w:tabs>
+          <w:tab w:val="left" w:pos="916"/>
+          <w:tab w:val="left" w:pos="1832"/>
+          <w:tab w:val="left" w:pos="2748"/>
+          <w:tab w:val="left" w:pos="3664"/>
+          <w:tab w:val="left" w:pos="4580"/>
+          <w:tab w:val="left" w:pos="5496"/>
+          <w:tab w:val="left" w:pos="6412"/>
+          <w:tab w:val="left" w:pos="7328"/>
+          <w:tab w:val="left" w:pos="8244"/>
+          <w:tab w:val="left" w:pos="9160"/>
+          <w:tab w:val="left" w:pos="10076"/>
+          <w:tab w:val="left" w:pos="10992"/>
+          <w:tab w:val="left" w:pos="11908"/>
+          <w:tab w:val="left" w:pos="12824"/>
+          <w:tab w:val="left" w:pos="13740"/>
+          <w:tab w:val="left" w:pos="14656"/>
+        </w:tabs>
+        <w:spacing w:after="0" w:line="300" w:lineRule="auto"/>
+        <w:rPr>
+          <w:rFonts w:ascii="Courier New" w:eastAsia="Times New Roman" w:hAnsi="Courier New" w:cs="Courier New"/>
+          <w:kern w:val="0"/>
+          <w:sz w:val="20"/>
+          <w:szCs w:val="20"/>
+          <w:lang w:eastAsia="uk-UA"/>
+          <w14:ligatures w14:val="none"/>
+        </w:rPr>
+      </w:pPr>
+      <w:r>
+        <w:rPr>
+          <w:rFonts w:ascii="Courier New" w:eastAsia="Times New Roman" w:hAnsi="Courier New" w:cs="Courier New"/>
+          <w:kern w:val="0"/>
+          <w:sz w:val="20"/>
+          <w:szCs w:val="20"/>
+          <w:lang w:eastAsia="uk-UA"/>
+          <w14:ligatures w14:val="none"/>
+        </w:rPr>
+        <w:t xml:space="preserve">        </w:t>
+      </w:r>
+      <w:r>
+        <w:rPr>
+          <w:rFonts w:ascii="Courier New" w:eastAsia="Times New Roman" w:hAnsi="Courier New" w:cs="Courier New"/>
+          <w:b/>
+          <w:bCs/>
+          <w:color w:val="008800"/>
+          <w:kern w:val="0"/>
+          <w:sz w:val="20"/>
+          <w:szCs w:val="20"/>
+          <w:lang w:eastAsia="uk-UA"/>
+          <w14:ligatures w14:val="none"/>
+        </w:rPr>
+        <w:t>GROUP</w:t>
+      </w:r>
+      <w:r>
+        <w:rPr>
+          <w:rFonts w:ascii="Courier New" w:eastAsia="Times New Roman" w:hAnsi="Courier New" w:cs="Courier New"/>
+          <w:kern w:val="0"/>
+          <w:sz w:val="20"/>
+          <w:szCs w:val="20"/>
+          <w:lang w:eastAsia="uk-UA"/>
+          <w14:ligatures w14:val="none"/>
+        </w:rPr>
+        <w:t xml:space="preserve"> </w:t>
+      </w:r>
+      <w:r>
+        <w:rPr>
+          <w:rFonts w:ascii="Courier New" w:eastAsia="Times New Roman" w:hAnsi="Courier New" w:cs="Courier New"/>
+          <w:b/>
+          <w:bCs/>
+          <w:color w:val="008800"/>
+          <w:kern w:val="0"/>
+          <w:sz w:val="20"/>
+          <w:szCs w:val="20"/>
+          <w:lang w:eastAsia="uk-UA"/>
+          <w14:ligatures w14:val="none"/>
+        </w:rPr>
+        <w:t>BY</w:t>
+      </w:r>
+      <w:r>
+        <w:rPr>
+          <w:rFonts w:ascii="Courier New" w:eastAsia="Times New Roman" w:hAnsi="Courier New" w:cs="Courier New"/>
+          <w:kern w:val="0"/>
+          <w:sz w:val="20"/>
+          <w:szCs w:val="20"/>
+          <w:lang w:eastAsia="uk-UA"/>
+          <w14:ligatures w14:val="none"/>
+        </w:rPr>
+        <w:t xml:space="preserve"> Brigade_ID, Farm_ID</w:t>
+      </w:r>
+    </w:p>
+    <w:p>
+      <w:pPr>
+        <w:tabs>
+          <w:tab w:val="left" w:pos="916"/>
+          <w:tab w:val="left" w:pos="1832"/>
+          <w:tab w:val="left" w:pos="2748"/>
+          <w:tab w:val="left" w:pos="3664"/>
+          <w:tab w:val="left" w:pos="4580"/>
+          <w:tab w:val="left" w:pos="5496"/>
+          <w:tab w:val="left" w:pos="6412"/>
+          <w:tab w:val="left" w:pos="7328"/>
+          <w:tab w:val="left" w:pos="8244"/>
+          <w:tab w:val="left" w:pos="9160"/>
+          <w:tab w:val="left" w:pos="10076"/>
+          <w:tab w:val="left" w:pos="10992"/>
+          <w:tab w:val="left" w:pos="11908"/>
+          <w:tab w:val="left" w:pos="12824"/>
+          <w:tab w:val="left" w:pos="13740"/>
+          <w:tab w:val="left" w:pos="14656"/>
+        </w:tabs>
+        <w:spacing w:after="0" w:line="300" w:lineRule="auto"/>
+        <w:rPr>
+          <w:rFonts w:ascii="Courier New" w:eastAsia="Times New Roman" w:hAnsi="Courier New" w:cs="Courier New"/>
+          <w:kern w:val="0"/>
+          <w:sz w:val="20"/>
+          <w:szCs w:val="20"/>
+          <w:lang w:eastAsia="uk-UA"/>
+          <w14:ligatures w14:val="none"/>
+        </w:rPr>
+      </w:pPr>
+      <w:r>
+        <w:rPr>
+          <w:rFonts w:ascii="Courier New" w:eastAsia="Times New Roman" w:hAnsi="Courier New" w:cs="Courier New"/>
+          <w:kern w:val="0"/>
+          <w:sz w:val="20"/>
+          <w:szCs w:val="20"/>
+          <w:lang w:eastAsia="uk-UA"/>
+          <w14:ligatures w14:val="none"/>
+        </w:rPr>
+        <w:t xml:space="preserve">    ) </w:t>
+      </w:r>
+      <w:r>
+        <w:rPr>
+          <w:rFonts w:ascii="Courier New" w:eastAsia="Times New Roman" w:hAnsi="Courier New" w:cs="Courier New"/>
+          <w:b/>
+          <w:bCs/>
+          <w:color w:val="008800"/>
+          <w:kern w:val="0"/>
+          <w:sz w:val="20"/>
+          <w:szCs w:val="20"/>
+          <w:lang w:eastAsia="uk-UA"/>
+          <w14:ligatures w14:val="none"/>
+        </w:rPr>
+        <w:t>AS</w:t>
+      </w:r>
+      <w:r>
+        <w:rPr>
+          <w:rFonts w:ascii="Courier New" w:eastAsia="Times New Roman" w:hAnsi="Courier New" w:cs="Courier New"/>
+          <w:kern w:val="0"/>
+          <w:sz w:val="20"/>
+          <w:szCs w:val="20"/>
+          <w:lang w:eastAsia="uk-UA"/>
+          <w14:ligatures w14:val="none"/>
+        </w:rPr>
+        <w:t xml:space="preserve"> avg_table</w:t>
+      </w:r>
+    </w:p>
+    <w:p>
+      <w:pPr>
+        <w:tabs>
+          <w:tab w:val="left" w:pos="916"/>
+          <w:tab w:val="left" w:pos="1832"/>
+          <w:tab w:val="left" w:pos="2748"/>
+          <w:tab w:val="left" w:pos="3664"/>
+          <w:tab w:val="left" w:pos="4580"/>
+          <w:tab w:val="left" w:pos="5496"/>
+          <w:tab w:val="left" w:pos="6412"/>
+          <w:tab w:val="left" w:pos="7328"/>
+          <w:tab w:val="left" w:pos="8244"/>
+          <w:tab w:val="left" w:pos="9160"/>
+          <w:tab w:val="left" w:pos="10076"/>
+          <w:tab w:val="left" w:pos="10992"/>
+          <w:tab w:val="left" w:pos="11908"/>
+          <w:tab w:val="left" w:pos="12824"/>
+          <w:tab w:val="left" w:pos="13740"/>
+          <w:tab w:val="left" w:pos="14656"/>
+        </w:tabs>
+        <w:spacing w:after="0" w:line="300" w:lineRule="auto"/>
+        <w:rPr>
+          <w:rFonts w:ascii="Courier New" w:eastAsia="Times New Roman" w:hAnsi="Courier New" w:cs="Courier New"/>
+          <w:kern w:val="0"/>
+          <w:sz w:val="20"/>
+          <w:szCs w:val="20"/>
+          <w:lang w:eastAsia="uk-UA"/>
+          <w14:ligatures w14:val="none"/>
+        </w:rPr>
+      </w:pPr>
+      <w:r>
+        <w:rPr>
+          <w:rFonts w:ascii="Courier New" w:eastAsia="Times New Roman" w:hAnsi="Courier New" w:cs="Courier New"/>
+          <w:kern w:val="0"/>
+          <w:sz w:val="20"/>
+          <w:szCs w:val="20"/>
+          <w:lang w:eastAsia="uk-UA"/>
+          <w14:ligatures w14:val="none"/>
+        </w:rPr>
+        <w:t>);</w:t>
+      </w:r>
+      <w:r>
+        <w:rPr>
+          <w:rFonts w:ascii="Courier New" w:eastAsia="Times New Roman" w:hAnsi="Courier New" w:cs="Courier New"/>
+          <w:kern w:val="0"/>
+          <w:sz w:val="20"/>
+          <w:szCs w:val="20"/>
+          <w:lang w:eastAsia="uk-UA"/>
+          <w14:ligatures w14:val="none"/>
+        </w:rPr>
+        <w:tab/>
+      </w:r>
+    </w:p>
+    <w:p>
+      <w:pPr>
+        <w:spacing w:after="0"/>
+        <w:jc w:val="center"/>
+      </w:pPr>
+      <w:r>
         <w:lastRenderedPageBreak/>
+        <w:drawing>
+          <wp:inline distT="0" distB="0" distL="0" distR="0" wp14:anchorId="75B4682D" wp14:editId="250D7CA9">
+            <wp:extent cx="3000794" cy="1000265"/>
+            <wp:effectExtent l="0" t="0" r="0" b="9525"/>
+            <wp:docPr id="1910462776" name="Picture 1"/>
+            <wp:cNvGraphicFramePr>
+              <a:graphicFrameLocks xmlns:a="http://schemas.openxmlformats.org/drawingml/2006/main" noChangeAspect="1"/>
+            </wp:cNvGraphicFramePr>
+            <a:graphic xmlns:a="http://schemas.openxmlformats.org/drawingml/2006/main">
+              <a:graphicData uri="http://schemas.openxmlformats.org/drawingml/2006/picture">
+                <pic:pic xmlns:pic="http://schemas.openxmlformats.org/drawingml/2006/picture">
+                  <pic:nvPicPr>
+                    <pic:cNvPr id="1910462776" name=""/>
+                    <pic:cNvPicPr/>
+                  </pic:nvPicPr>
+                  <pic:blipFill>
+                    <a:blip r:embed="rId20"/>
+                    <a:stretch>
+                      <a:fillRect/>
+                    </a:stretch>
+                  </pic:blipFill>
+                  <pic:spPr>
+                    <a:xfrm>
+                      <a:off x="0" y="0"/>
+                      <a:ext cx="3000794" cy="1000265"/>
+                    </a:xfrm>
+                    <a:prstGeom prst="rect">
+                      <a:avLst/>
+                    </a:prstGeom>
+                  </pic:spPr>
+                </pic:pic>
+              </a:graphicData>
+            </a:graphic>
+          </wp:inline>
+        </w:drawing>
+      </w:r>
+    </w:p>
+    <w:p>
+      <w:pPr>
+        <w:spacing w:after="0"/>
+        <w:rPr>
+          <w:lang w:val="en-US"/>
+        </w:rPr>
+      </w:pPr>
+      <w:r>
+        <w:t xml:space="preserve">Враховуючи тестові данні, запрос спрацював відмінно, видавши бригаду 1, що має тип техніки </w:t>
+      </w:r>
+      <w:r>
+        <w:rPr>
+          <w:lang w:val="en-US"/>
+        </w:rPr>
+        <w:t>B</w:t>
+      </w:r>
+      <w:r>
+        <w:t>.</w:t>
+      </w:r>
+    </w:p>
+    <w:p>
+      <w:pPr>
+        <w:spacing w:after="0"/>
+        <w:rPr>
+          <w:lang w:val="en-US"/>
+        </w:rPr>
+      </w:pPr>
+    </w:p>
+    <w:p>
+      <w:pPr>
+        <w:spacing w:after="0"/>
+      </w:pPr>
+      <w:r>
         <w:t>Висновки:</w:t>
       </w:r>
     </w:p>
@@ -1823,9 +7588,51 @@
         <w:t>У межах завдання було побудовано запит до предметної області "Ферма" з використанням логіки реляційної алгебри. Запит дозволяє знайти бригади, які мають заданий тип техніки у кількості, що перевищує середній показник по всій фермі.</w:t>
       </w:r>
     </w:p>
+    <w:p>
+      <w:pPr>
+        <w:spacing w:after="0"/>
+      </w:pPr>
+    </w:p>
+    <w:p>
+      <w:pPr>
+        <w:spacing w:after="0"/>
+      </w:pPr>
+      <w:r>
+        <w:rPr>
+          <w:lang w:val="en-US"/>
+        </w:rPr>
+        <w:t>GitHub</w:t>
+      </w:r>
+      <w:r>
+        <w:t xml:space="preserve"> з файлами практичної</w:t>
+      </w:r>
+      <w:r>
+        <w:t xml:space="preserve">: </w:t>
+      </w:r>
+      <w:hyperlink r:id="rId21" w:history="1">
+        <w:r>
+          <w:rPr>
+            <w:rStyle w:val="Hyperlink"/>
+          </w:rPr>
+          <w:t>https://</w:t>
+        </w:r>
+        <w:r>
+          <w:rPr>
+            <w:rStyle w:val="Hyperlink"/>
+          </w:rPr>
+          <w:t>g</w:t>
+        </w:r>
+        <w:r>
+          <w:rPr>
+            <w:rStyle w:val="Hyperlink"/>
+          </w:rPr>
+          <w:t>ithub.com/ddanq4/3-obd/tree/main/2%20semestr/6%20old</w:t>
+        </w:r>
+      </w:hyperlink>
+    </w:p>
     <w:sectPr>
-      <w:headerReference w:type="default" r:id="rId11"/>
-      <w:footerReference w:type="default" r:id="rId12"/>
+      <w:headerReference w:type="default" r:id="rId22"/>
+      <w:footerReference w:type="default" r:id="rId23"/>
       <w:pgSz w:w="11906" w:h="16838"/>
       <w:pgMar w:top="1440" w:right="1440" w:bottom="1440" w:left="1440" w:header="454" w:footer="170" w:gutter="0"/>
       <w:cols w:space="708"/>
@@ -3096,6 +8903,71 @@
       <w:szCs w:val="18"/>
     </w:rPr>
   </w:style>
+  <w:style w:type="paragraph" w:styleId="HTMLPreformatted">
+    <w:name w:val="HTML Preformatted"/>
+    <w:basedOn w:val="Normal"/>
+    <w:link w:val="HTMLPreformattedChar"/>
+    <w:uiPriority w:val="99"/>
+    <w:semiHidden/>
+    <w:unhideWhenUsed/>
+    <w:rsid w:val="00B01B20"/>
+    <w:pPr>
+      <w:spacing w:after="0" w:line="240" w:lineRule="auto"/>
+    </w:pPr>
+    <w:rPr>
+      <w:rFonts w:ascii="Consolas" w:hAnsi="Consolas"/>
+      <w:sz w:val="20"/>
+      <w:szCs w:val="20"/>
+    </w:rPr>
+  </w:style>
+  <w:style w:type="character" w:customStyle="1" w:styleId="HTMLPreformattedChar">
+    <w:name w:val="HTML Preformatted Char"/>
+    <w:basedOn w:val="DefaultParagraphFont"/>
+    <w:link w:val="HTMLPreformatted"/>
+    <w:uiPriority w:val="99"/>
+    <w:semiHidden/>
+    <w:rsid w:val="00B01B20"/>
+    <w:rPr>
+      <w:rFonts w:ascii="Consolas" w:hAnsi="Consolas"/>
+      <w:sz w:val="20"/>
+      <w:szCs w:val="20"/>
+    </w:rPr>
+  </w:style>
+  <w:style w:type="character" w:styleId="Hyperlink">
+    <w:name w:val="Hyperlink"/>
+    <w:basedOn w:val="DefaultParagraphFont"/>
+    <w:uiPriority w:val="99"/>
+    <w:unhideWhenUsed/>
+    <w:rsid w:val="00577CED"/>
+    <w:rPr>
+      <w:color w:val="467886" w:themeColor="hyperlink"/>
+      <w:u w:val="single"/>
+    </w:rPr>
+  </w:style>
+  <w:style w:type="character" w:styleId="UnresolvedMention">
+    <w:name w:val="Unresolved Mention"/>
+    <w:basedOn w:val="DefaultParagraphFont"/>
+    <w:uiPriority w:val="99"/>
+    <w:semiHidden/>
+    <w:unhideWhenUsed/>
+    <w:rsid w:val="00577CED"/>
+    <w:rPr>
+      <w:color w:val="605E5C"/>
+      <w:shd w:val="clear" w:color="auto" w:fill="E1DFDD"/>
+    </w:rPr>
+  </w:style>
+  <w:style w:type="character" w:styleId="FollowedHyperlink">
+    <w:name w:val="FollowedHyperlink"/>
+    <w:basedOn w:val="DefaultParagraphFont"/>
+    <w:uiPriority w:val="99"/>
+    <w:semiHidden/>
+    <w:unhideWhenUsed/>
+    <w:rsid w:val="00577CED"/>
+    <w:rPr>
+      <w:color w:val="96607D" w:themeColor="followedHyperlink"/>
+      <w:u w:val="single"/>
+    </w:rPr>
+  </w:style>
 </w:styles>
 </file>
 
